--- a/Week2_ML_FA26.docx
+++ b/Week2_ML_FA26.docx
@@ -1,6 +1,6 @@
 
 <file path=word/document.xml><?xml version="1.0" encoding="utf-8"?>
-<w:document xmlns:wpc="http://schemas.microsoft.com/office/word/2010/wordprocessingCanvas" xmlns:cx="http://schemas.microsoft.com/office/drawing/2014/chartex" xmlns:cx1="http://schemas.microsoft.com/office/drawing/2015/9/8/chartex" xmlns:cx2="http://schemas.microsoft.com/office/drawing/2015/10/21/chartex" xmlns:cx3="http://schemas.microsoft.com/office/drawing/2016/5/9/chartex" xmlns:cx4="http://schemas.microsoft.com/office/drawing/2016/5/10/chartex" xmlns:cx5="http://schemas.microsoft.com/office/drawing/2016/5/11/chartex" xmlns:cx6="http://schemas.microsoft.com/office/drawing/2016/5/12/chartex" xmlns:cx7="http://schemas.microsoft.com/office/drawing/2016/5/13/chartex" xmlns:cx8="http://schemas.microsoft.com/office/drawing/2016/5/14/chartex" xmlns:mc="http://schemas.openxmlformats.org/markup-compatibility/2006" xmlns:aink="http://schemas.microsoft.com/office/drawing/2016/ink" xmlns:am3d="http://schemas.microsoft.com/office/drawing/2017/model3d" xmlns:o="urn:schemas-microsoft-com:office:office" xmlns:oel="http://schemas.microsoft.com/office/2019/extlst" xmlns:r="http://schemas.openxmlformats.org/officeDocument/2006/relationships" xmlns:m="http://schemas.openxmlformats.org/officeDocument/2006/math" xmlns:v="urn:schemas-microsoft-com:vml" xmlns:wp14="http://schemas.microsoft.com/office/word/2010/wordprocessingDrawing" xmlns:wp="http://schemas.openxmlformats.org/drawingml/2006/wordprocessingDrawing" xmlns:w10="urn:schemas-microsoft-com:office:word" xmlns:w="http://schemas.openxmlformats.org/wordprocessingml/2006/main" xmlns:w14="http://schemas.microsoft.com/office/word/2010/wordml" xmlns:w15="http://schemas.microsoft.com/office/word/2012/wordml" xmlns:w16cex="http://schemas.microsoft.com/office/word/2018/wordml/cex" xmlns:w16cid="http://schemas.microsoft.com/office/word/2016/wordml/cid" xmlns:w16="http://schemas.microsoft.com/office/word/2018/wordml" xmlns:w16du="http://schemas.microsoft.com/office/word/2023/wordml/word16du" xmlns:w16sdtdh="http://schemas.microsoft.com/office/word/2020/wordml/sdtdatahash" xmlns:w16sdtfl="http://schemas.microsoft.com/office/word/2024/wordml/sdtformatlock" xmlns:w16se="http://schemas.microsoft.com/office/word/2015/wordml/symex" xmlns:wpg="http://schemas.microsoft.com/office/word/2010/wordprocessingGroup" xmlns:wpi="http://schemas.microsoft.com/office/word/2010/wordprocessingInk" xmlns:wne="http://schemas.microsoft.com/office/word/2006/wordml" xmlns:wps="http://schemas.microsoft.com/office/word/2010/wordprocessingShape" mc:Ignorable="w14 w15 w16se w16cid w16 w16cex w16sdtdh w16sdtfl w16du wp14">
+<w:document xmlns:wpc="http://schemas.microsoft.com/office/word/2010/wordprocessingCanvas" xmlns:cx="http://schemas.microsoft.com/office/drawing/2014/chartex" xmlns:mc="http://schemas.openxmlformats.org/markup-compatibility/2006" xmlns:o="urn:schemas-microsoft-com:office:office" xmlns:r="http://schemas.openxmlformats.org/officeDocument/2006/relationships" xmlns:m="http://schemas.openxmlformats.org/officeDocument/2006/math" xmlns:v="urn:schemas-microsoft-com:vml" xmlns:wp14="http://schemas.microsoft.com/office/word/2010/wordprocessingDrawing" xmlns:wp="http://schemas.openxmlformats.org/drawingml/2006/wordprocessingDrawing" xmlns:w10="urn:schemas-microsoft-com:office:word" xmlns:w="http://schemas.openxmlformats.org/wordprocessingml/2006/main" xmlns:w14="http://schemas.microsoft.com/office/word/2010/wordml" xmlns:w15="http://schemas.microsoft.com/office/word/2012/wordml" xmlns:w16se="http://schemas.microsoft.com/office/word/2015/wordml/symex" xmlns:wpg="http://schemas.microsoft.com/office/word/2010/wordprocessingGroup" xmlns:wpi="http://schemas.microsoft.com/office/word/2010/wordprocessingInk" xmlns:wne="http://schemas.microsoft.com/office/word/2006/wordml" xmlns:wps="http://schemas.microsoft.com/office/word/2010/wordprocessingShape" mc:Ignorable="w14 w15 w16se wp14">
   <w:body>
     <w:p>
       <w:pPr>
@@ -77,12 +77,6 @@
         <w:gridCol w:w="7400"/>
       </w:tblGrid>
       <w:tr>
-        <w:tblPrEx>
-          <w:tblCellMar>
-            <w:top w:w="0" w:type="dxa"/>
-            <w:bottom w:w="0" w:type="dxa"/>
-          </w:tblCellMar>
-        </w:tblPrEx>
         <w:trPr>
           <w:jc w:val="center"/>
         </w:trPr>
@@ -336,22 +330,16 @@
         <w:tblLook w:val="04A0" w:firstRow="1" w:lastRow="0" w:firstColumn="1" w:lastColumn="0" w:noHBand="0" w:noVBand="1"/>
       </w:tblPr>
       <w:tblGrid>
-        <w:gridCol w:w="1400"/>
-        <w:gridCol w:w="7950"/>
+        <w:gridCol w:w="1525"/>
+        <w:gridCol w:w="7825"/>
       </w:tblGrid>
       <w:tr>
-        <w:tblPrEx>
-          <w:tblCellMar>
-            <w:top w:w="0" w:type="dxa"/>
-            <w:bottom w:w="0" w:type="dxa"/>
-          </w:tblCellMar>
-        </w:tblPrEx>
         <w:trPr>
           <w:tblHeader/>
         </w:trPr>
         <w:tc>
           <w:tcPr>
-            <w:tcW w:w="1400" w:type="dxa"/>
+            <w:tcW w:w="1525" w:type="dxa"/>
             <w:shd w:val="clear" w:color="auto" w:fill="1F4E79"/>
             <w:tcMar>
               <w:top w:w="80" w:type="dxa"/>
@@ -373,7 +361,7 @@
         </w:tc>
         <w:tc>
           <w:tcPr>
-            <w:tcW w:w="7950" w:type="dxa"/>
+            <w:tcW w:w="7825" w:type="dxa"/>
             <w:shd w:val="clear" w:color="auto" w:fill="1F4E79"/>
             <w:tcMar>
               <w:top w:w="80" w:type="dxa"/>
@@ -395,15 +383,9 @@
         </w:tc>
       </w:tr>
       <w:tr>
-        <w:tblPrEx>
-          <w:tblCellMar>
-            <w:top w:w="0" w:type="dxa"/>
-            <w:bottom w:w="0" w:type="dxa"/>
-          </w:tblCellMar>
-        </w:tblPrEx>
-        <w:tc>
-          <w:tcPr>
-            <w:tcW w:w="1400" w:type="dxa"/>
+        <w:tc>
+          <w:tcPr>
+            <w:tcW w:w="1525" w:type="dxa"/>
             <w:shd w:val="clear" w:color="auto" w:fill="FFFFFF"/>
             <w:tcMar>
               <w:top w:w="60" w:type="dxa"/>
@@ -426,7 +408,7 @@
         </w:tc>
         <w:tc>
           <w:tcPr>
-            <w:tcW w:w="7950" w:type="dxa"/>
+            <w:tcW w:w="7825" w:type="dxa"/>
             <w:shd w:val="clear" w:color="auto" w:fill="FFFFFF"/>
             <w:tcMar>
               <w:top w:w="60" w:type="dxa"/>
@@ -447,15 +429,9 @@
         </w:tc>
       </w:tr>
       <w:tr>
-        <w:tblPrEx>
-          <w:tblCellMar>
-            <w:top w:w="0" w:type="dxa"/>
-            <w:bottom w:w="0" w:type="dxa"/>
-          </w:tblCellMar>
-        </w:tblPrEx>
-        <w:tc>
-          <w:tcPr>
-            <w:tcW w:w="1400" w:type="dxa"/>
+        <w:tc>
+          <w:tcPr>
+            <w:tcW w:w="1525" w:type="dxa"/>
             <w:shd w:val="clear" w:color="auto" w:fill="F7F9FB"/>
             <w:tcMar>
               <w:top w:w="60" w:type="dxa"/>
@@ -478,7 +454,7 @@
         </w:tc>
         <w:tc>
           <w:tcPr>
-            <w:tcW w:w="7950" w:type="dxa"/>
+            <w:tcW w:w="7825" w:type="dxa"/>
             <w:shd w:val="clear" w:color="auto" w:fill="F7F9FB"/>
             <w:tcMar>
               <w:top w:w="60" w:type="dxa"/>
@@ -499,15 +475,9 @@
         </w:tc>
       </w:tr>
       <w:tr>
-        <w:tblPrEx>
-          <w:tblCellMar>
-            <w:top w:w="0" w:type="dxa"/>
-            <w:bottom w:w="0" w:type="dxa"/>
-          </w:tblCellMar>
-        </w:tblPrEx>
-        <w:tc>
-          <w:tcPr>
-            <w:tcW w:w="1400" w:type="dxa"/>
+        <w:tc>
+          <w:tcPr>
+            <w:tcW w:w="1525" w:type="dxa"/>
             <w:shd w:val="clear" w:color="auto" w:fill="FFFFFF"/>
             <w:tcMar>
               <w:top w:w="60" w:type="dxa"/>
@@ -530,7 +500,7 @@
         </w:tc>
         <w:tc>
           <w:tcPr>
-            <w:tcW w:w="7950" w:type="dxa"/>
+            <w:tcW w:w="7825" w:type="dxa"/>
             <w:shd w:val="clear" w:color="auto" w:fill="FFFFFF"/>
             <w:tcMar>
               <w:top w:w="60" w:type="dxa"/>
@@ -551,15 +521,9 @@
         </w:tc>
       </w:tr>
       <w:tr>
-        <w:tblPrEx>
-          <w:tblCellMar>
-            <w:top w:w="0" w:type="dxa"/>
-            <w:bottom w:w="0" w:type="dxa"/>
-          </w:tblCellMar>
-        </w:tblPrEx>
-        <w:tc>
-          <w:tcPr>
-            <w:tcW w:w="1400" w:type="dxa"/>
+        <w:tc>
+          <w:tcPr>
+            <w:tcW w:w="1525" w:type="dxa"/>
             <w:shd w:val="clear" w:color="auto" w:fill="F7F9FB"/>
             <w:tcMar>
               <w:top w:w="60" w:type="dxa"/>
@@ -582,7 +546,7 @@
         </w:tc>
         <w:tc>
           <w:tcPr>
-            <w:tcW w:w="7950" w:type="dxa"/>
+            <w:tcW w:w="7825" w:type="dxa"/>
             <w:shd w:val="clear" w:color="auto" w:fill="F7F9FB"/>
             <w:tcMar>
               <w:top w:w="60" w:type="dxa"/>
@@ -603,15 +567,9 @@
         </w:tc>
       </w:tr>
       <w:tr>
-        <w:tblPrEx>
-          <w:tblCellMar>
-            <w:top w:w="0" w:type="dxa"/>
-            <w:bottom w:w="0" w:type="dxa"/>
-          </w:tblCellMar>
-        </w:tblPrEx>
-        <w:tc>
-          <w:tcPr>
-            <w:tcW w:w="1400" w:type="dxa"/>
+        <w:tc>
+          <w:tcPr>
+            <w:tcW w:w="1525" w:type="dxa"/>
             <w:shd w:val="clear" w:color="auto" w:fill="FFFFFF"/>
             <w:tcMar>
               <w:top w:w="60" w:type="dxa"/>
@@ -634,7 +592,7 @@
         </w:tc>
         <w:tc>
           <w:tcPr>
-            <w:tcW w:w="7950" w:type="dxa"/>
+            <w:tcW w:w="7825" w:type="dxa"/>
             <w:shd w:val="clear" w:color="auto" w:fill="FFFFFF"/>
             <w:tcMar>
               <w:top w:w="60" w:type="dxa"/>
@@ -655,15 +613,9 @@
         </w:tc>
       </w:tr>
       <w:tr>
-        <w:tblPrEx>
-          <w:tblCellMar>
-            <w:top w:w="0" w:type="dxa"/>
-            <w:bottom w:w="0" w:type="dxa"/>
-          </w:tblCellMar>
-        </w:tblPrEx>
-        <w:tc>
-          <w:tcPr>
-            <w:tcW w:w="1400" w:type="dxa"/>
+        <w:tc>
+          <w:tcPr>
+            <w:tcW w:w="1525" w:type="dxa"/>
             <w:shd w:val="clear" w:color="auto" w:fill="F7F9FB"/>
             <w:tcMar>
               <w:top w:w="60" w:type="dxa"/>
@@ -686,7 +638,7 @@
         </w:tc>
         <w:tc>
           <w:tcPr>
-            <w:tcW w:w="7950" w:type="dxa"/>
+            <w:tcW w:w="7825" w:type="dxa"/>
             <w:shd w:val="clear" w:color="auto" w:fill="F7F9FB"/>
             <w:tcMar>
               <w:top w:w="60" w:type="dxa"/>
@@ -707,15 +659,9 @@
         </w:tc>
       </w:tr>
       <w:tr>
-        <w:tblPrEx>
-          <w:tblCellMar>
-            <w:top w:w="0" w:type="dxa"/>
-            <w:bottom w:w="0" w:type="dxa"/>
-          </w:tblCellMar>
-        </w:tblPrEx>
-        <w:tc>
-          <w:tcPr>
-            <w:tcW w:w="1400" w:type="dxa"/>
+        <w:tc>
+          <w:tcPr>
+            <w:tcW w:w="1525" w:type="dxa"/>
             <w:shd w:val="clear" w:color="auto" w:fill="FFFFFF"/>
             <w:tcMar>
               <w:top w:w="60" w:type="dxa"/>
@@ -739,7 +685,7 @@
         </w:tc>
         <w:tc>
           <w:tcPr>
-            <w:tcW w:w="7950" w:type="dxa"/>
+            <w:tcW w:w="7825" w:type="dxa"/>
             <w:shd w:val="clear" w:color="auto" w:fill="FFFFFF"/>
             <w:tcMar>
               <w:top w:w="60" w:type="dxa"/>
@@ -760,15 +706,9 @@
         </w:tc>
       </w:tr>
       <w:tr>
-        <w:tblPrEx>
-          <w:tblCellMar>
-            <w:top w:w="0" w:type="dxa"/>
-            <w:bottom w:w="0" w:type="dxa"/>
-          </w:tblCellMar>
-        </w:tblPrEx>
-        <w:tc>
-          <w:tcPr>
-            <w:tcW w:w="1400" w:type="dxa"/>
+        <w:tc>
+          <w:tcPr>
+            <w:tcW w:w="1525" w:type="dxa"/>
             <w:shd w:val="clear" w:color="auto" w:fill="F7F9FB"/>
             <w:tcMar>
               <w:top w:w="60" w:type="dxa"/>
@@ -791,7 +731,7 @@
         </w:tc>
         <w:tc>
           <w:tcPr>
-            <w:tcW w:w="7950" w:type="dxa"/>
+            <w:tcW w:w="7825" w:type="dxa"/>
             <w:shd w:val="clear" w:color="auto" w:fill="F7F9FB"/>
             <w:tcMar>
               <w:top w:w="60" w:type="dxa"/>
@@ -812,15 +752,9 @@
         </w:tc>
       </w:tr>
       <w:tr>
-        <w:tblPrEx>
-          <w:tblCellMar>
-            <w:top w:w="0" w:type="dxa"/>
-            <w:bottom w:w="0" w:type="dxa"/>
-          </w:tblCellMar>
-        </w:tblPrEx>
-        <w:tc>
-          <w:tcPr>
-            <w:tcW w:w="1400" w:type="dxa"/>
+        <w:tc>
+          <w:tcPr>
+            <w:tcW w:w="1525" w:type="dxa"/>
             <w:shd w:val="clear" w:color="auto" w:fill="FFFFFF"/>
             <w:tcMar>
               <w:top w:w="60" w:type="dxa"/>
@@ -843,7 +777,7 @@
         </w:tc>
         <w:tc>
           <w:tcPr>
-            <w:tcW w:w="7950" w:type="dxa"/>
+            <w:tcW w:w="7825" w:type="dxa"/>
             <w:shd w:val="clear" w:color="auto" w:fill="FFFFFF"/>
             <w:tcMar>
               <w:top w:w="60" w:type="dxa"/>
@@ -864,15 +798,9 @@
         </w:tc>
       </w:tr>
       <w:tr>
-        <w:tblPrEx>
-          <w:tblCellMar>
-            <w:top w:w="0" w:type="dxa"/>
-            <w:bottom w:w="0" w:type="dxa"/>
-          </w:tblCellMar>
-        </w:tblPrEx>
-        <w:tc>
-          <w:tcPr>
-            <w:tcW w:w="1400" w:type="dxa"/>
+        <w:tc>
+          <w:tcPr>
+            <w:tcW w:w="1525" w:type="dxa"/>
             <w:shd w:val="clear" w:color="auto" w:fill="F7F9FB"/>
             <w:tcMar>
               <w:top w:w="60" w:type="dxa"/>
@@ -895,7 +823,7 @@
         </w:tc>
         <w:tc>
           <w:tcPr>
-            <w:tcW w:w="7950" w:type="dxa"/>
+            <w:tcW w:w="7825" w:type="dxa"/>
             <w:shd w:val="clear" w:color="auto" w:fill="F7F9FB"/>
             <w:tcMar>
               <w:top w:w="60" w:type="dxa"/>
@@ -916,15 +844,9 @@
         </w:tc>
       </w:tr>
       <w:tr>
-        <w:tblPrEx>
-          <w:tblCellMar>
-            <w:top w:w="0" w:type="dxa"/>
-            <w:bottom w:w="0" w:type="dxa"/>
-          </w:tblCellMar>
-        </w:tblPrEx>
-        <w:tc>
-          <w:tcPr>
-            <w:tcW w:w="1400" w:type="dxa"/>
+        <w:tc>
+          <w:tcPr>
+            <w:tcW w:w="1525" w:type="dxa"/>
             <w:shd w:val="clear" w:color="auto" w:fill="FFFFFF"/>
             <w:tcMar>
               <w:top w:w="60" w:type="dxa"/>
@@ -947,7 +869,7 @@
         </w:tc>
         <w:tc>
           <w:tcPr>
-            <w:tcW w:w="7950" w:type="dxa"/>
+            <w:tcW w:w="7825" w:type="dxa"/>
             <w:shd w:val="clear" w:color="auto" w:fill="FFFFFF"/>
             <w:tcMar>
               <w:top w:w="60" w:type="dxa"/>
@@ -968,15 +890,9 @@
         </w:tc>
       </w:tr>
       <w:tr>
-        <w:tblPrEx>
-          <w:tblCellMar>
-            <w:top w:w="0" w:type="dxa"/>
-            <w:bottom w:w="0" w:type="dxa"/>
-          </w:tblCellMar>
-        </w:tblPrEx>
-        <w:tc>
-          <w:tcPr>
-            <w:tcW w:w="1400" w:type="dxa"/>
+        <w:tc>
+          <w:tcPr>
+            <w:tcW w:w="1525" w:type="dxa"/>
             <w:shd w:val="clear" w:color="auto" w:fill="F7F9FB"/>
             <w:tcMar>
               <w:top w:w="60" w:type="dxa"/>
@@ -999,7 +915,7 @@
         </w:tc>
         <w:tc>
           <w:tcPr>
-            <w:tcW w:w="7950" w:type="dxa"/>
+            <w:tcW w:w="7825" w:type="dxa"/>
             <w:shd w:val="clear" w:color="auto" w:fill="F7F9FB"/>
             <w:tcMar>
               <w:top w:w="60" w:type="dxa"/>
@@ -1106,12 +1022,6 @@
         <w:gridCol w:w="6750"/>
       </w:tblGrid>
       <w:tr>
-        <w:tblPrEx>
-          <w:tblCellMar>
-            <w:top w:w="0" w:type="dxa"/>
-            <w:bottom w:w="0" w:type="dxa"/>
-          </w:tblCellMar>
-        </w:tblPrEx>
         <w:trPr>
           <w:tblHeader/>
         </w:trPr>
@@ -1165,12 +1075,6 @@
         </w:tc>
       </w:tr>
       <w:tr>
-        <w:tblPrEx>
-          <w:tblCellMar>
-            <w:top w:w="0" w:type="dxa"/>
-            <w:bottom w:w="0" w:type="dxa"/>
-          </w:tblCellMar>
-        </w:tblPrEx>
         <w:tc>
           <w:tcPr>
             <w:tcW w:w="2600" w:type="dxa"/>
@@ -1215,12 +1119,6 @@
         </w:tc>
       </w:tr>
       <w:tr>
-        <w:tblPrEx>
-          <w:tblCellMar>
-            <w:top w:w="0" w:type="dxa"/>
-            <w:bottom w:w="0" w:type="dxa"/>
-          </w:tblCellMar>
-        </w:tblPrEx>
         <w:tc>
           <w:tcPr>
             <w:tcW w:w="2600" w:type="dxa"/>
@@ -1265,12 +1163,6 @@
         </w:tc>
       </w:tr>
       <w:tr>
-        <w:tblPrEx>
-          <w:tblCellMar>
-            <w:top w:w="0" w:type="dxa"/>
-            <w:bottom w:w="0" w:type="dxa"/>
-          </w:tblCellMar>
-        </w:tblPrEx>
         <w:tc>
           <w:tcPr>
             <w:tcW w:w="2600" w:type="dxa"/>
@@ -1315,12 +1207,6 @@
         </w:tc>
       </w:tr>
       <w:tr>
-        <w:tblPrEx>
-          <w:tblCellMar>
-            <w:top w:w="0" w:type="dxa"/>
-            <w:bottom w:w="0" w:type="dxa"/>
-          </w:tblCellMar>
-        </w:tblPrEx>
         <w:tc>
           <w:tcPr>
             <w:tcW w:w="2600" w:type="dxa"/>
@@ -1365,12 +1251,6 @@
         </w:tc>
       </w:tr>
       <w:tr>
-        <w:tblPrEx>
-          <w:tblCellMar>
-            <w:top w:w="0" w:type="dxa"/>
-            <w:bottom w:w="0" w:type="dxa"/>
-          </w:tblCellMar>
-        </w:tblPrEx>
         <w:tc>
           <w:tcPr>
             <w:tcW w:w="2600" w:type="dxa"/>
@@ -1415,12 +1295,6 @@
         </w:tc>
       </w:tr>
       <w:tr>
-        <w:tblPrEx>
-          <w:tblCellMar>
-            <w:top w:w="0" w:type="dxa"/>
-            <w:bottom w:w="0" w:type="dxa"/>
-          </w:tblCellMar>
-        </w:tblPrEx>
         <w:tc>
           <w:tcPr>
             <w:tcW w:w="2600" w:type="dxa"/>
@@ -1491,12 +1365,6 @@
         <w:gridCol w:w="9350"/>
       </w:tblGrid>
       <w:tr>
-        <w:tblPrEx>
-          <w:tblCellMar>
-            <w:top w:w="0" w:type="dxa"/>
-            <w:bottom w:w="0" w:type="dxa"/>
-          </w:tblCellMar>
-        </w:tblPrEx>
         <w:tc>
           <w:tcPr>
             <w:tcW w:w="9350" w:type="dxa"/>
@@ -1622,18 +1490,39 @@
     <w:p>
       <w:pPr>
         <w:pStyle w:val="ListParagraph"/>
-        <w:numPr>
-          <w:ilvl w:val="0"/>
-          <w:numId w:val="2"/>
-        </w:numPr>
         <w:spacing w:after="90"/>
-      </w:pPr>
-      <w:r>
-        <w:rPr>
-          <w:sz w:val="21"/>
-          <w:szCs w:val="21"/>
-        </w:rPr>
-        <w:t>List 5 columns you expect to be useful predictors of churn, and 2 columns you expect to be useless as predictors — justify each choice in one line.</w:t>
+        <w:ind w:left="460"/>
+        <w:rPr>
+          <w:sz w:val="21"/>
+          <w:szCs w:val="21"/>
+        </w:rPr>
+      </w:pPr>
+      <w:r>
+        <w:rPr>
+          <w:sz w:val="21"/>
+          <w:szCs w:val="21"/>
+        </w:rPr>
+        <w:t>Answer:</w:t>
+      </w:r>
+    </w:p>
+    <w:p>
+      <w:pPr>
+        <w:pStyle w:val="ListParagraph"/>
+        <w:spacing w:after="90"/>
+        <w:ind w:left="460"/>
+      </w:pPr>
+      <w:r>
+        <w:t xml:space="preserve">The main business problem is customer churn — the telecom company is losing customers to competitors and wants to identify, in advance, which customers are likely to leave so it can take action (like offering discounts or better plans) to retain them. Based on the dataset, the target variable is likely the </w:t>
+      </w:r>
+      <w:r>
+        <w:rPr>
+          <w:rStyle w:val="HTMLCode"/>
+          <w:rFonts w:eastAsia="Calibri"/>
+        </w:rPr>
+        <w:t>Churn</w:t>
+      </w:r>
+      <w:r>
+        <w:t xml:space="preserve"> column, since it directly indicates whether a customer has left (Yes) or stayed (No)</w:t>
       </w:r>
     </w:p>
     <w:p>
@@ -1650,13 +1539,434 @@
           <w:sz w:val="21"/>
           <w:szCs w:val="21"/>
         </w:rPr>
+        <w:t>List 5 columns you expect to be useful predictors of churn, and 2 columns you expect to be useless as predictors — justify each choice in one line.</w:t>
+      </w:r>
+    </w:p>
+    <w:p>
+      <w:pPr>
+        <w:pStyle w:val="ListParagraph"/>
+        <w:spacing w:after="90"/>
+        <w:ind w:left="460"/>
+      </w:pPr>
+    </w:p>
+    <w:p>
+      <w:pPr>
+        <w:spacing w:before="100" w:beforeAutospacing="1" w:after="100" w:afterAutospacing="1"/>
+        <w:rPr>
+          <w:rFonts w:eastAsia="Times New Roman"/>
+          <w:color w:val="auto"/>
+          <w:sz w:val="20"/>
+          <w:szCs w:val="20"/>
+          <w:lang w:eastAsia="en-US"/>
+        </w:rPr>
+      </w:pPr>
+      <w:r>
+        <w:rPr>
+          <w:rFonts w:eastAsia="Times New Roman"/>
+          <w:b/>
+          <w:bCs/>
+          <w:color w:val="auto"/>
+          <w:sz w:val="20"/>
+          <w:szCs w:val="20"/>
+          <w:lang w:eastAsia="en-US"/>
+        </w:rPr>
+        <w:t>Useless predictors:</w:t>
+      </w:r>
+    </w:p>
+    <w:p>
+      <w:pPr>
+        <w:numPr>
+          <w:ilvl w:val="0"/>
+          <w:numId w:val="3"/>
+        </w:numPr>
+        <w:spacing w:before="100" w:beforeAutospacing="1" w:after="100" w:afterAutospacing="1"/>
+        <w:rPr>
+          <w:rFonts w:eastAsia="Times New Roman"/>
+          <w:color w:val="auto"/>
+          <w:sz w:val="20"/>
+          <w:szCs w:val="20"/>
+          <w:lang w:eastAsia="en-US"/>
+        </w:rPr>
+      </w:pPr>
+      <w:proofErr w:type="spellStart"/>
+      <w:r>
+        <w:rPr>
+          <w:rFonts w:eastAsia="Times New Roman"/>
+          <w:b/>
+          <w:bCs/>
+          <w:color w:val="auto"/>
+          <w:sz w:val="20"/>
+          <w:szCs w:val="20"/>
+          <w:lang w:eastAsia="en-US"/>
+        </w:rPr>
+        <w:t>customerID</w:t>
+      </w:r>
+      <w:proofErr w:type="spellEnd"/>
+      <w:r>
+        <w:rPr>
+          <w:rFonts w:eastAsia="Times New Roman"/>
+          <w:color w:val="auto"/>
+          <w:sz w:val="20"/>
+          <w:szCs w:val="20"/>
+          <w:lang w:eastAsia="en-US"/>
+        </w:rPr>
+        <w:t xml:space="preserve"> — It is just a random unique identifier assigned to each customer, so it has no logical relationship with whether a customer churns or not.</w:t>
+      </w:r>
+    </w:p>
+    <w:p>
+      <w:pPr>
+        <w:numPr>
+          <w:ilvl w:val="0"/>
+          <w:numId w:val="3"/>
+        </w:numPr>
+        <w:spacing w:before="100" w:beforeAutospacing="1" w:after="100" w:afterAutospacing="1"/>
+        <w:rPr>
+          <w:rFonts w:eastAsia="Times New Roman"/>
+          <w:color w:val="auto"/>
+          <w:sz w:val="20"/>
+          <w:szCs w:val="20"/>
+          <w:lang w:eastAsia="en-US"/>
+        </w:rPr>
+      </w:pPr>
+      <w:r>
+        <w:rPr>
+          <w:rFonts w:eastAsia="Times New Roman"/>
+          <w:b/>
+          <w:bCs/>
+          <w:color w:val="auto"/>
+          <w:sz w:val="20"/>
+          <w:szCs w:val="20"/>
+          <w:lang w:eastAsia="en-US"/>
+        </w:rPr>
+        <w:t>gender</w:t>
+      </w:r>
+      <w:r>
+        <w:rPr>
+          <w:rFonts w:eastAsia="Times New Roman"/>
+          <w:color w:val="auto"/>
+          <w:sz w:val="20"/>
+          <w:szCs w:val="20"/>
+          <w:lang w:eastAsia="en-US"/>
+        </w:rPr>
+        <w:t xml:space="preserve"> — There's no strong logical reason to believe churn behavior differs based on a customer's gender.</w:t>
+      </w:r>
+    </w:p>
+    <w:p>
+      <w:pPr>
+        <w:spacing w:before="100" w:beforeAutospacing="1" w:after="100" w:afterAutospacing="1"/>
+        <w:rPr>
+          <w:rFonts w:eastAsia="Times New Roman"/>
+          <w:color w:val="auto"/>
+          <w:sz w:val="20"/>
+          <w:szCs w:val="20"/>
+          <w:lang w:eastAsia="en-US"/>
+        </w:rPr>
+      </w:pPr>
+      <w:r>
+        <w:rPr>
+          <w:rFonts w:eastAsia="Times New Roman"/>
+          <w:b/>
+          <w:bCs/>
+          <w:color w:val="auto"/>
+          <w:sz w:val="20"/>
+          <w:szCs w:val="20"/>
+          <w:lang w:eastAsia="en-US"/>
+        </w:rPr>
+        <w:t>Useful predictors:</w:t>
+      </w:r>
+    </w:p>
+    <w:p>
+      <w:pPr>
+        <w:numPr>
+          <w:ilvl w:val="0"/>
+          <w:numId w:val="4"/>
+        </w:numPr>
+        <w:spacing w:before="100" w:beforeAutospacing="1" w:after="100" w:afterAutospacing="1"/>
+        <w:rPr>
+          <w:rFonts w:eastAsia="Times New Roman"/>
+          <w:color w:val="auto"/>
+          <w:sz w:val="20"/>
+          <w:szCs w:val="20"/>
+          <w:lang w:eastAsia="en-US"/>
+        </w:rPr>
+      </w:pPr>
+      <w:r>
+        <w:rPr>
+          <w:rFonts w:eastAsia="Times New Roman"/>
+          <w:b/>
+          <w:bCs/>
+          <w:color w:val="auto"/>
+          <w:sz w:val="20"/>
+          <w:szCs w:val="20"/>
+          <w:lang w:eastAsia="en-US"/>
+        </w:rPr>
+        <w:t>tenure</w:t>
+      </w:r>
+      <w:r>
+        <w:rPr>
+          <w:rFonts w:eastAsia="Times New Roman"/>
+          <w:color w:val="auto"/>
+          <w:sz w:val="20"/>
+          <w:szCs w:val="20"/>
+          <w:lang w:eastAsia="en-US"/>
+        </w:rPr>
+        <w:t xml:space="preserve"> — Newer customers (low tenure) are more likely to leave quickly, while long-time customers tend to be more loyal.</w:t>
+      </w:r>
+    </w:p>
+    <w:p>
+      <w:pPr>
+        <w:numPr>
+          <w:ilvl w:val="0"/>
+          <w:numId w:val="4"/>
+        </w:numPr>
+        <w:spacing w:before="100" w:beforeAutospacing="1" w:after="100" w:afterAutospacing="1"/>
+        <w:rPr>
+          <w:rFonts w:eastAsia="Times New Roman"/>
+          <w:color w:val="auto"/>
+          <w:sz w:val="20"/>
+          <w:szCs w:val="20"/>
+          <w:lang w:eastAsia="en-US"/>
+        </w:rPr>
+      </w:pPr>
+      <w:r>
+        <w:rPr>
+          <w:rFonts w:eastAsia="Times New Roman"/>
+          <w:b/>
+          <w:bCs/>
+          <w:color w:val="auto"/>
+          <w:sz w:val="20"/>
+          <w:szCs w:val="20"/>
+          <w:lang w:eastAsia="en-US"/>
+        </w:rPr>
+        <w:t>Contract</w:t>
+      </w:r>
+      <w:r>
+        <w:rPr>
+          <w:rFonts w:eastAsia="Times New Roman"/>
+          <w:color w:val="auto"/>
+          <w:sz w:val="20"/>
+          <w:szCs w:val="20"/>
+          <w:lang w:eastAsia="en-US"/>
+        </w:rPr>
+        <w:t xml:space="preserve"> — Customers on a month-to-month contract can leave anytime, whereas customers on a one- or two-year contract are locked in and less likely to churn soon.</w:t>
+      </w:r>
+    </w:p>
+    <w:p>
+      <w:pPr>
+        <w:numPr>
+          <w:ilvl w:val="0"/>
+          <w:numId w:val="4"/>
+        </w:numPr>
+        <w:spacing w:before="100" w:beforeAutospacing="1" w:after="100" w:afterAutospacing="1"/>
+        <w:rPr>
+          <w:rFonts w:eastAsia="Times New Roman"/>
+          <w:color w:val="auto"/>
+          <w:sz w:val="20"/>
+          <w:szCs w:val="20"/>
+          <w:lang w:eastAsia="en-US"/>
+        </w:rPr>
+      </w:pPr>
+      <w:proofErr w:type="spellStart"/>
+      <w:r>
+        <w:rPr>
+          <w:rFonts w:eastAsia="Times New Roman"/>
+          <w:b/>
+          <w:bCs/>
+          <w:color w:val="auto"/>
+          <w:sz w:val="20"/>
+          <w:szCs w:val="20"/>
+          <w:lang w:eastAsia="en-US"/>
+        </w:rPr>
+        <w:t>OnlineSecurity</w:t>
+      </w:r>
+      <w:proofErr w:type="spellEnd"/>
+      <w:r>
+        <w:rPr>
+          <w:rFonts w:eastAsia="Times New Roman"/>
+          <w:color w:val="auto"/>
+          <w:sz w:val="20"/>
+          <w:szCs w:val="20"/>
+          <w:lang w:eastAsia="en-US"/>
+        </w:rPr>
+        <w:t xml:space="preserve"> — Customers with "No" online security service may have a less satisfying experience, making them more likely to churn.</w:t>
+      </w:r>
+    </w:p>
+    <w:p>
+      <w:pPr>
+        <w:numPr>
+          <w:ilvl w:val="0"/>
+          <w:numId w:val="4"/>
+        </w:numPr>
+        <w:spacing w:before="100" w:beforeAutospacing="1" w:after="100" w:afterAutospacing="1"/>
+        <w:rPr>
+          <w:rFonts w:eastAsia="Times New Roman"/>
+          <w:color w:val="auto"/>
+          <w:sz w:val="20"/>
+          <w:szCs w:val="20"/>
+          <w:lang w:eastAsia="en-US"/>
+        </w:rPr>
+      </w:pPr>
+      <w:proofErr w:type="spellStart"/>
+      <w:r>
+        <w:rPr>
+          <w:rFonts w:eastAsia="Times New Roman"/>
+          <w:b/>
+          <w:bCs/>
+          <w:color w:val="auto"/>
+          <w:sz w:val="20"/>
+          <w:szCs w:val="20"/>
+          <w:lang w:eastAsia="en-US"/>
+        </w:rPr>
+        <w:t>TechSupport</w:t>
+      </w:r>
+      <w:proofErr w:type="spellEnd"/>
+      <w:r>
+        <w:rPr>
+          <w:rFonts w:eastAsia="Times New Roman"/>
+          <w:color w:val="auto"/>
+          <w:sz w:val="20"/>
+          <w:szCs w:val="20"/>
+          <w:lang w:eastAsia="en-US"/>
+        </w:rPr>
+        <w:t xml:space="preserve"> — Customers without tech support may face unresolved issues more often, which can increase frustration and the likelihood of churning.</w:t>
+      </w:r>
+    </w:p>
+    <w:p>
+      <w:pPr>
+        <w:numPr>
+          <w:ilvl w:val="0"/>
+          <w:numId w:val="4"/>
+        </w:numPr>
+        <w:spacing w:before="100" w:beforeAutospacing="1" w:after="100" w:afterAutospacing="1"/>
+        <w:rPr>
+          <w:rFonts w:eastAsia="Times New Roman"/>
+          <w:color w:val="auto"/>
+          <w:sz w:val="20"/>
+          <w:szCs w:val="20"/>
+          <w:lang w:eastAsia="en-US"/>
+        </w:rPr>
+      </w:pPr>
+      <w:proofErr w:type="spellStart"/>
+      <w:r>
+        <w:rPr>
+          <w:rFonts w:eastAsia="Times New Roman"/>
+          <w:b/>
+          <w:bCs/>
+          <w:color w:val="auto"/>
+          <w:sz w:val="20"/>
+          <w:szCs w:val="20"/>
+          <w:lang w:eastAsia="en-US"/>
+        </w:rPr>
+        <w:t>MonthlyCharges</w:t>
+      </w:r>
+      <w:proofErr w:type="spellEnd"/>
+      <w:r>
+        <w:rPr>
+          <w:rFonts w:eastAsia="Times New Roman"/>
+          <w:color w:val="auto"/>
+          <w:sz w:val="20"/>
+          <w:szCs w:val="20"/>
+          <w:lang w:eastAsia="en-US"/>
+        </w:rPr>
+        <w:t xml:space="preserve"> — Customers paying higher monthly bills may feel they're not getting good value for money, which can increase their chance of churning.</w:t>
+      </w:r>
+    </w:p>
+    <w:p>
+      <w:pPr>
+        <w:spacing w:after="90"/>
+      </w:pPr>
+    </w:p>
+    <w:p>
+      <w:pPr>
+        <w:pStyle w:val="ListParagraph"/>
+        <w:spacing w:after="90"/>
+        <w:ind w:left="460"/>
+      </w:pPr>
+    </w:p>
+    <w:p>
+      <w:pPr>
+        <w:pStyle w:val="ListParagraph"/>
+        <w:numPr>
+          <w:ilvl w:val="0"/>
+          <w:numId w:val="2"/>
+        </w:numPr>
+        <w:spacing w:after="90"/>
+      </w:pPr>
+      <w:r>
+        <w:rPr>
+          <w:sz w:val="21"/>
+          <w:szCs w:val="21"/>
+        </w:rPr>
         <w:t>Write down 2 questions you personally want this data to answer about customers who churn.</w:t>
       </w:r>
     </w:p>
     <w:p>
       <w:pPr>
+        <w:pStyle w:val="ListParagraph"/>
+        <w:numPr>
+          <w:ilvl w:val="0"/>
+          <w:numId w:val="6"/>
+        </w:numPr>
+        <w:rPr>
+          <w:rFonts w:eastAsia="Times New Roman"/>
+          <w:color w:val="auto"/>
+          <w:sz w:val="24"/>
+          <w:szCs w:val="24"/>
+          <w:lang w:eastAsia="en-US"/>
+        </w:rPr>
+      </w:pPr>
+      <w:r>
+        <w:rPr>
+          <w:rFonts w:eastAsia="Times New Roman"/>
+          <w:color w:val="auto"/>
+          <w:sz w:val="24"/>
+          <w:szCs w:val="24"/>
+          <w:lang w:eastAsia="en-US"/>
+        </w:rPr>
+        <w:t xml:space="preserve">Which type of contract (month-to-month, one-year, or two-year) is most associated with customers who churn, and does a shorter contract increase the likelihood of leaving? </w:t>
+      </w:r>
+    </w:p>
+    <w:p>
+      <w:pPr>
+        <w:pStyle w:val="ListParagraph"/>
+        <w:numPr>
+          <w:ilvl w:val="0"/>
+          <w:numId w:val="6"/>
+        </w:numPr>
         <w:spacing w:after="140"/>
       </w:pPr>
+      <w:r>
+        <w:rPr>
+          <w:rFonts w:eastAsia="Times New Roman"/>
+          <w:color w:val="auto"/>
+          <w:sz w:val="24"/>
+          <w:szCs w:val="24"/>
+          <w:lang w:eastAsia="en-US"/>
+        </w:rPr>
+        <w:t xml:space="preserve">Do customers with higher </w:t>
+      </w:r>
+      <w:proofErr w:type="spellStart"/>
+      <w:r>
+        <w:rPr>
+          <w:rFonts w:eastAsia="Times New Roman"/>
+          <w:color w:val="auto"/>
+          <w:sz w:val="20"/>
+          <w:szCs w:val="20"/>
+          <w:lang w:eastAsia="en-US"/>
+        </w:rPr>
+        <w:t>MonthlyCharges</w:t>
+      </w:r>
+      <w:proofErr w:type="spellEnd"/>
+      <w:r>
+        <w:rPr>
+          <w:rFonts w:eastAsia="Times New Roman"/>
+          <w:color w:val="auto"/>
+          <w:sz w:val="24"/>
+          <w:szCs w:val="24"/>
+          <w:lang w:eastAsia="en-US"/>
+        </w:rPr>
+        <w:t xml:space="preserve"> churn more often than customers with lower monthly charges, suggesting that price is a major factor in their decision to leave?</w:t>
+      </w:r>
     </w:p>
     <w:p>
       <w:pPr>
@@ -1721,12 +2031,6 @@
         <w:gridCol w:w="5550"/>
       </w:tblGrid>
       <w:tr>
-        <w:tblPrEx>
-          <w:tblCellMar>
-            <w:top w:w="0" w:type="dxa"/>
-            <w:bottom w:w="0" w:type="dxa"/>
-          </w:tblCellMar>
-        </w:tblPrEx>
         <w:trPr>
           <w:tblHeader/>
         </w:trPr>
@@ -1780,12 +2084,6 @@
         </w:tc>
       </w:tr>
       <w:tr>
-        <w:tblPrEx>
-          <w:tblCellMar>
-            <w:top w:w="0" w:type="dxa"/>
-            <w:bottom w:w="0" w:type="dxa"/>
-          </w:tblCellMar>
-        </w:tblPrEx>
         <w:tc>
           <w:tcPr>
             <w:tcW w:w="3800" w:type="dxa"/>
@@ -1830,12 +2128,6 @@
         </w:tc>
       </w:tr>
       <w:tr>
-        <w:tblPrEx>
-          <w:tblCellMar>
-            <w:top w:w="0" w:type="dxa"/>
-            <w:bottom w:w="0" w:type="dxa"/>
-          </w:tblCellMar>
-        </w:tblPrEx>
         <w:tc>
           <w:tcPr>
             <w:tcW w:w="3800" w:type="dxa"/>
@@ -1880,12 +2172,6 @@
         </w:tc>
       </w:tr>
       <w:tr>
-        <w:tblPrEx>
-          <w:tblCellMar>
-            <w:top w:w="0" w:type="dxa"/>
-            <w:bottom w:w="0" w:type="dxa"/>
-          </w:tblCellMar>
-        </w:tblPrEx>
         <w:tc>
           <w:tcPr>
             <w:tcW w:w="3800" w:type="dxa"/>
@@ -1930,12 +2216,6 @@
         </w:tc>
       </w:tr>
       <w:tr>
-        <w:tblPrEx>
-          <w:tblCellMar>
-            <w:top w:w="0" w:type="dxa"/>
-            <w:bottom w:w="0" w:type="dxa"/>
-          </w:tblCellMar>
-        </w:tblPrEx>
         <w:tc>
           <w:tcPr>
             <w:tcW w:w="3800" w:type="dxa"/>
@@ -1953,6 +2233,7 @@
                 <w:sz w:val="19"/>
                 <w:szCs w:val="19"/>
               </w:rPr>
+              <w:lastRenderedPageBreak/>
               <w:t>df[col].unique() / .nunique()</w:t>
             </w:r>
           </w:p>
@@ -1980,12 +2261,6 @@
         </w:tc>
       </w:tr>
       <w:tr>
-        <w:tblPrEx>
-          <w:tblCellMar>
-            <w:top w:w="0" w:type="dxa"/>
-            <w:bottom w:w="0" w:type="dxa"/>
-          </w:tblCellMar>
-        </w:tblPrEx>
         <w:tc>
           <w:tcPr>
             <w:tcW w:w="3800" w:type="dxa"/>
@@ -2066,12 +2341,6 @@
         <w:gridCol w:w="9350"/>
       </w:tblGrid>
       <w:tr>
-        <w:tblPrEx>
-          <w:tblCellMar>
-            <w:top w:w="0" w:type="dxa"/>
-            <w:bottom w:w="0" w:type="dxa"/>
-          </w:tblCellMar>
-        </w:tblPrEx>
         <w:tc>
           <w:tcPr>
             <w:tcW w:w="9350" w:type="dxa"/>
@@ -2186,18 +2455,82 @@
     <w:p>
       <w:pPr>
         <w:pStyle w:val="ListParagraph"/>
-        <w:numPr>
-          <w:ilvl w:val="0"/>
-          <w:numId w:val="2"/>
-        </w:numPr>
         <w:spacing w:after="90"/>
-      </w:pPr>
-      <w:r>
-        <w:rPr>
-          <w:sz w:val="21"/>
-          <w:szCs w:val="21"/>
-        </w:rPr>
-        <w:t>Identify any column(s) that are simply identifiers rather than predictive features, and any column(s) whose data type looks wrong for what it represents.</w:t>
+        <w:ind w:left="460"/>
+        <w:rPr>
+          <w:b/>
+        </w:rPr>
+      </w:pPr>
+      <w:r>
+        <w:t>"</w:t>
+      </w:r>
+      <w:r>
+        <w:rPr>
+          <w:b/>
+        </w:rPr>
+        <w:t xml:space="preserve">Although </w:t>
+      </w:r>
+      <w:r>
+        <w:rPr>
+          <w:rStyle w:val="HTMLCode"/>
+          <w:rFonts w:eastAsia="Calibri"/>
+          <w:b/>
+        </w:rPr>
+        <w:t>SeniorCitizen</w:t>
+      </w:r>
+      <w:r>
+        <w:rPr>
+          <w:b/>
+        </w:rPr>
+        <w:t xml:space="preserve"> has a numerical dtype (int64), it is conceptually a categorical/binary variable (0 = No, 1 = Yes), not a true numerical quantity."</w:t>
+      </w:r>
+    </w:p>
+    <w:p>
+      <w:pPr>
+        <w:pStyle w:val="ListParagraph"/>
+        <w:spacing w:after="90"/>
+        <w:ind w:left="460"/>
+      </w:pPr>
+      <w:r>
+        <w:rPr>
+          <w:noProof/>
+          <w:lang w:eastAsia="en-US"/>
+        </w:rPr>
+        <w:drawing>
+          <wp:inline distT="0" distB="0" distL="0" distR="0" wp14:anchorId="2CCF13CD" wp14:editId="406CBF53">
+            <wp:extent cx="6375400" cy="3922395"/>
+            <wp:effectExtent l="0" t="0" r="6350" b="1905"/>
+            <wp:docPr id="1" name="Picture 1"/>
+            <wp:cNvGraphicFramePr>
+              <a:graphicFrameLocks xmlns:a="http://schemas.openxmlformats.org/drawingml/2006/main" noChangeAspect="1"/>
+            </wp:cNvGraphicFramePr>
+            <a:graphic xmlns:a="http://schemas.openxmlformats.org/drawingml/2006/main">
+              <a:graphicData uri="http://schemas.openxmlformats.org/drawingml/2006/picture">
+                <pic:pic xmlns:pic="http://schemas.openxmlformats.org/drawingml/2006/picture">
+                  <pic:nvPicPr>
+                    <pic:cNvPr id="1" name=""/>
+                    <pic:cNvPicPr/>
+                  </pic:nvPicPr>
+                  <pic:blipFill>
+                    <a:blip r:embed="rId7"/>
+                    <a:stretch>
+                      <a:fillRect/>
+                    </a:stretch>
+                  </pic:blipFill>
+                  <pic:spPr>
+                    <a:xfrm>
+                      <a:off x="0" y="0"/>
+                      <a:ext cx="6375400" cy="3922395"/>
+                    </a:xfrm>
+                    <a:prstGeom prst="rect">
+                      <a:avLst/>
+                    </a:prstGeom>
+                  </pic:spPr>
+                </pic:pic>
+              </a:graphicData>
+            </a:graphic>
+          </wp:inline>
+        </w:drawing>
       </w:r>
     </w:p>
     <w:p>
@@ -2214,7 +2547,332 @@
           <w:sz w:val="21"/>
           <w:szCs w:val="21"/>
         </w:rPr>
+        <w:t>Identify any column(s) that are simply identifiers rather than predictive features, and any column(s) whose data type looks wrong for what it represents.</w:t>
+      </w:r>
+    </w:p>
+    <w:p>
+      <w:pPr>
+        <w:pStyle w:val="NormalWeb"/>
+        <w:rPr>
+          <w:b/>
+          <w:bCs/>
+        </w:rPr>
+      </w:pPr>
+      <w:r>
+        <w:rPr>
+          <w:sz w:val="21"/>
+          <w:szCs w:val="21"/>
+        </w:rPr>
+        <w:t>Answer:</w:t>
+      </w:r>
+      <w:r>
+        <w:rPr>
+          <w:b/>
+          <w:bCs/>
+        </w:rPr>
+        <w:t xml:space="preserve"> </w:t>
+      </w:r>
+    </w:p>
+    <w:p>
+      <w:pPr>
+        <w:pStyle w:val="NormalWeb"/>
+        <w:rPr>
+          <w:rFonts w:ascii="Calibri" w:hAnsi="Calibri" w:cs="Calibri"/>
+          <w:sz w:val="22"/>
+          <w:szCs w:val="22"/>
+        </w:rPr>
+      </w:pPr>
+      <w:r>
+        <w:rPr>
+          <w:rFonts w:ascii="Calibri" w:hAnsi="Calibri" w:cs="Calibri"/>
+          <w:b/>
+          <w:bCs/>
+          <w:sz w:val="22"/>
+          <w:szCs w:val="22"/>
+        </w:rPr>
+        <w:t>Identifiers:</w:t>
+      </w:r>
+      <w:r>
+        <w:rPr>
+          <w:rFonts w:ascii="Calibri" w:hAnsi="Calibri" w:cs="Calibri"/>
+          <w:sz w:val="22"/>
+          <w:szCs w:val="22"/>
+        </w:rPr>
+        <w:t xml:space="preserve"> </w:t>
+      </w:r>
+      <w:proofErr w:type="spellStart"/>
+      <w:r>
+        <w:rPr>
+          <w:rFonts w:ascii="Calibri" w:hAnsi="Calibri" w:cs="Calibri"/>
+          <w:sz w:val="22"/>
+          <w:szCs w:val="22"/>
+        </w:rPr>
+        <w:t>customerID</w:t>
+      </w:r>
+      <w:proofErr w:type="spellEnd"/>
+      <w:r>
+        <w:rPr>
+          <w:rFonts w:ascii="Calibri" w:hAnsi="Calibri" w:cs="Calibri"/>
+          <w:sz w:val="22"/>
+          <w:szCs w:val="22"/>
+        </w:rPr>
+        <w:t xml:space="preserve"> is purely a primary key identifier with no predictive power for churn. </w:t>
+      </w:r>
+    </w:p>
+    <w:p>
+      <w:pPr>
+        <w:spacing w:before="100" w:beforeAutospacing="1" w:after="100" w:afterAutospacing="1"/>
+        <w:rPr>
+          <w:rFonts w:eastAsia="Times New Roman"/>
+          <w:color w:val="auto"/>
+          <w:lang w:eastAsia="en-US"/>
+        </w:rPr>
+      </w:pPr>
+      <w:r>
+        <w:rPr>
+          <w:rFonts w:eastAsia="Times New Roman"/>
+          <w:b/>
+          <w:bCs/>
+          <w:color w:val="auto"/>
+          <w:lang w:eastAsia="en-US"/>
+        </w:rPr>
+        <w:lastRenderedPageBreak/>
+        <w:t>Incorrect Data Type:</w:t>
+      </w:r>
+      <w:r>
+        <w:rPr>
+          <w:rFonts w:eastAsia="Times New Roman"/>
+          <w:color w:val="auto"/>
+          <w:lang w:eastAsia="en-US"/>
+        </w:rPr>
+        <w:t xml:space="preserve"> </w:t>
+      </w:r>
+      <w:proofErr w:type="spellStart"/>
+      <w:r>
+        <w:rPr>
+          <w:rFonts w:eastAsia="Times New Roman"/>
+          <w:color w:val="auto"/>
+          <w:lang w:eastAsia="en-US"/>
+        </w:rPr>
+        <w:t>TotalCharges</w:t>
+      </w:r>
+      <w:proofErr w:type="spellEnd"/>
+      <w:r>
+        <w:rPr>
+          <w:rFonts w:eastAsia="Times New Roman"/>
+          <w:color w:val="auto"/>
+          <w:lang w:eastAsia="en-US"/>
+        </w:rPr>
+        <w:t xml:space="preserve"> is stored as an object (string) </w:t>
+      </w:r>
+      <w:proofErr w:type="spellStart"/>
+      <w:r>
+        <w:rPr>
+          <w:rFonts w:eastAsia="Times New Roman"/>
+          <w:color w:val="auto"/>
+          <w:lang w:eastAsia="en-US"/>
+        </w:rPr>
+        <w:t>dtype</w:t>
+      </w:r>
+      <w:proofErr w:type="spellEnd"/>
+      <w:r>
+        <w:rPr>
+          <w:rFonts w:eastAsia="Times New Roman"/>
+          <w:color w:val="auto"/>
+          <w:lang w:eastAsia="en-US"/>
+        </w:rPr>
+        <w:t xml:space="preserve"> instead of float64 due to empty space strings in new customer entries (tenure = 0)</w:t>
+      </w:r>
+    </w:p>
+    <w:p>
+      <w:pPr>
+        <w:pStyle w:val="ListParagraph"/>
+        <w:spacing w:after="90"/>
+        <w:ind w:left="460"/>
+      </w:pPr>
+    </w:p>
+    <w:p>
+      <w:pPr>
+        <w:spacing w:after="90"/>
+      </w:pPr>
+    </w:p>
+    <w:p>
+      <w:pPr>
+        <w:spacing w:after="90"/>
+      </w:pPr>
+    </w:p>
+    <w:p>
+      <w:pPr>
+        <w:spacing w:after="90"/>
+      </w:pPr>
+    </w:p>
+    <w:p>
+      <w:pPr>
+        <w:pStyle w:val="ListParagraph"/>
+        <w:spacing w:after="90"/>
+        <w:ind w:left="460"/>
+      </w:pPr>
+    </w:p>
+    <w:p>
+      <w:pPr>
+        <w:pStyle w:val="ListParagraph"/>
+        <w:numPr>
+          <w:ilvl w:val="0"/>
+          <w:numId w:val="2"/>
+        </w:numPr>
+        <w:spacing w:after="90"/>
+      </w:pPr>
+      <w:r>
+        <w:rPr>
+          <w:sz w:val="21"/>
+          <w:szCs w:val="21"/>
+        </w:rPr>
         <w:t>Pick 3 categorical columns and report their unique values — do any contain unexpected or inconsistent categories?</w:t>
+      </w:r>
+    </w:p>
+    <w:p>
+      <w:pPr>
+        <w:pStyle w:val="ListParagraph"/>
+      </w:pPr>
+    </w:p>
+    <w:p>
+      <w:pPr>
+        <w:pStyle w:val="ListParagraph"/>
+        <w:spacing w:after="90"/>
+        <w:ind w:left="460"/>
+      </w:pPr>
+    </w:p>
+    <w:p>
+      <w:pPr>
+        <w:pStyle w:val="ListParagraph"/>
+        <w:ind w:left="460"/>
+      </w:pPr>
+      <w:r>
+        <w:t xml:space="preserve">No inconsistent (i.e., no misspelled, duplicate, or mismatched) categories were found in </w:t>
+      </w:r>
+      <w:r>
+        <w:rPr>
+          <w:rStyle w:val="HTMLCode"/>
+          <w:rFonts w:eastAsia="Calibri"/>
+        </w:rPr>
+        <w:t>OnlineSecurity</w:t>
+      </w:r>
+      <w:r>
+        <w:t xml:space="preserve">, </w:t>
+      </w:r>
+      <w:r>
+        <w:rPr>
+          <w:rStyle w:val="HTMLCode"/>
+          <w:rFonts w:eastAsia="Calibri"/>
+        </w:rPr>
+        <w:t>TechSupport</w:t>
+      </w:r>
+      <w:r>
+        <w:t xml:space="preserve">, or </w:t>
+      </w:r>
+      <w:r>
+        <w:rPr>
+          <w:rStyle w:val="HTMLCode"/>
+          <w:rFonts w:eastAsia="Calibri"/>
+        </w:rPr>
+        <w:t>PaymentMethod</w:t>
+      </w:r>
+      <w:r>
+        <w:t xml:space="preserve">. However, </w:t>
+      </w:r>
+      <w:r>
+        <w:rPr>
+          <w:rStyle w:val="HTMLCode"/>
+          <w:rFonts w:eastAsia="Calibri"/>
+        </w:rPr>
+        <w:t>OnlineSecurity</w:t>
+      </w:r>
+      <w:r>
+        <w:t xml:space="preserve"> and </w:t>
+      </w:r>
+      <w:r>
+        <w:rPr>
+          <w:rStyle w:val="HTMLCode"/>
+          <w:rFonts w:eastAsia="Calibri"/>
+        </w:rPr>
+        <w:t>TechSupport</w:t>
+      </w:r>
+      <w:r>
+        <w:t xml:space="preserve"> each contain an extra category beyond the expected Yes/No — </w:t>
+      </w:r>
+      <w:r>
+        <w:rPr>
+          <w:rStyle w:val="HTMLCode"/>
+          <w:rFonts w:eastAsia="Calibri"/>
+        </w:rPr>
+        <w:t>"No internet service"</w:t>
+      </w:r>
+      <w:r>
+        <w:t xml:space="preserve"> — which isn't an error but reflects customers who don't have internet service at all. </w:t>
+      </w:r>
+      <w:r>
+        <w:rPr>
+          <w:rStyle w:val="HTMLCode"/>
+          <w:rFonts w:eastAsia="Calibri"/>
+        </w:rPr>
+        <w:t>PaymentMethod</w:t>
+      </w:r>
+      <w:r>
+        <w:t xml:space="preserve"> has 4 clean, distinct categories with no issues.</w:t>
+      </w:r>
+    </w:p>
+    <w:p>
+      <w:pPr>
+        <w:pStyle w:val="ListParagraph"/>
+        <w:ind w:left="460"/>
+      </w:pPr>
+    </w:p>
+    <w:p>
+      <w:pPr>
+        <w:pStyle w:val="ListParagraph"/>
+        <w:spacing w:after="90"/>
+        <w:ind w:left="460"/>
+      </w:pPr>
+      <w:r>
+        <w:rPr>
+          <w:noProof/>
+          <w:lang w:eastAsia="en-US"/>
+        </w:rPr>
+        <w:drawing>
+          <wp:inline distT="0" distB="0" distL="0" distR="0" wp14:anchorId="22614B2E" wp14:editId="1D80022D">
+            <wp:extent cx="6375400" cy="3273425"/>
+            <wp:effectExtent l="0" t="0" r="6350" b="3175"/>
+            <wp:docPr id="2" name="Picture 2"/>
+            <wp:cNvGraphicFramePr>
+              <a:graphicFrameLocks xmlns:a="http://schemas.openxmlformats.org/drawingml/2006/main" noChangeAspect="1"/>
+            </wp:cNvGraphicFramePr>
+            <a:graphic xmlns:a="http://schemas.openxmlformats.org/drawingml/2006/main">
+              <a:graphicData uri="http://schemas.openxmlformats.org/drawingml/2006/picture">
+                <pic:pic xmlns:pic="http://schemas.openxmlformats.org/drawingml/2006/picture">
+                  <pic:nvPicPr>
+                    <pic:cNvPr id="1" name=""/>
+                    <pic:cNvPicPr/>
+                  </pic:nvPicPr>
+                  <pic:blipFill>
+                    <a:blip r:embed="rId8"/>
+                    <a:stretch>
+                      <a:fillRect/>
+                    </a:stretch>
+                  </pic:blipFill>
+                  <pic:spPr>
+                    <a:xfrm>
+                      <a:off x="0" y="0"/>
+                      <a:ext cx="6375400" cy="3273425"/>
+                    </a:xfrm>
+                    <a:prstGeom prst="rect">
+                      <a:avLst/>
+                    </a:prstGeom>
+                  </pic:spPr>
+                </pic:pic>
+              </a:graphicData>
+            </a:graphic>
+          </wp:inline>
+        </w:drawing>
       </w:r>
     </w:p>
     <w:p>
@@ -2285,12 +2943,6 @@
         <w:gridCol w:w="5550"/>
       </w:tblGrid>
       <w:tr>
-        <w:tblPrEx>
-          <w:tblCellMar>
-            <w:top w:w="0" w:type="dxa"/>
-            <w:bottom w:w="0" w:type="dxa"/>
-          </w:tblCellMar>
-        </w:tblPrEx>
         <w:trPr>
           <w:tblHeader/>
         </w:trPr>
@@ -2314,6 +2966,7 @@
                 <w:sz w:val="20"/>
                 <w:szCs w:val="20"/>
               </w:rPr>
+              <w:lastRenderedPageBreak/>
               <w:t>Concept / Function</w:t>
             </w:r>
           </w:p>
@@ -2344,12 +2997,6 @@
         </w:tc>
       </w:tr>
       <w:tr>
-        <w:tblPrEx>
-          <w:tblCellMar>
-            <w:top w:w="0" w:type="dxa"/>
-            <w:bottom w:w="0" w:type="dxa"/>
-          </w:tblCellMar>
-        </w:tblPrEx>
         <w:tc>
           <w:tcPr>
             <w:tcW w:w="3800" w:type="dxa"/>
@@ -2394,12 +3041,6 @@
         </w:tc>
       </w:tr>
       <w:tr>
-        <w:tblPrEx>
-          <w:tblCellMar>
-            <w:top w:w="0" w:type="dxa"/>
-            <w:bottom w:w="0" w:type="dxa"/>
-          </w:tblCellMar>
-        </w:tblPrEx>
         <w:tc>
           <w:tcPr>
             <w:tcW w:w="3800" w:type="dxa"/>
@@ -2417,7 +3058,6 @@
                 <w:sz w:val="19"/>
                 <w:szCs w:val="19"/>
               </w:rPr>
-              <w:lastRenderedPageBreak/>
               <w:t>(df.isnull().mean()*100)</w:t>
             </w:r>
           </w:p>
@@ -2445,12 +3085,6 @@
         </w:tc>
       </w:tr>
       <w:tr>
-        <w:tblPrEx>
-          <w:tblCellMar>
-            <w:top w:w="0" w:type="dxa"/>
-            <w:bottom w:w="0" w:type="dxa"/>
-          </w:tblCellMar>
-        </w:tblPrEx>
         <w:tc>
           <w:tcPr>
             <w:tcW w:w="3800" w:type="dxa"/>
@@ -2495,12 +3129,6 @@
         </w:tc>
       </w:tr>
       <w:tr>
-        <w:tblPrEx>
-          <w:tblCellMar>
-            <w:top w:w="0" w:type="dxa"/>
-            <w:bottom w:w="0" w:type="dxa"/>
-          </w:tblCellMar>
-        </w:tblPrEx>
         <w:tc>
           <w:tcPr>
             <w:tcW w:w="3800" w:type="dxa"/>
@@ -2545,12 +3173,6 @@
         </w:tc>
       </w:tr>
       <w:tr>
-        <w:tblPrEx>
-          <w:tblCellMar>
-            <w:top w:w="0" w:type="dxa"/>
-            <w:bottom w:w="0" w:type="dxa"/>
-          </w:tblCellMar>
-        </w:tblPrEx>
         <w:tc>
           <w:tcPr>
             <w:tcW w:w="3800" w:type="dxa"/>
@@ -2631,12 +3253,6 @@
         <w:gridCol w:w="9350"/>
       </w:tblGrid>
       <w:tr>
-        <w:tblPrEx>
-          <w:tblCellMar>
-            <w:top w:w="0" w:type="dxa"/>
-            <w:bottom w:w="0" w:type="dxa"/>
-          </w:tblCellMar>
-        </w:tblPrEx>
         <w:tc>
           <w:tcPr>
             <w:tcW w:w="9350" w:type="dxa"/>
@@ -2725,18 +3341,1257 @@
     <w:p>
       <w:pPr>
         <w:pStyle w:val="ListParagraph"/>
-        <w:numPr>
-          <w:ilvl w:val="0"/>
-          <w:numId w:val="2"/>
-        </w:numPr>
+        <w:shd w:val="clear" w:color="auto" w:fill="1E1E1E"/>
+        <w:spacing w:line="285" w:lineRule="atLeast"/>
+        <w:ind w:left="460"/>
+        <w:rPr>
+          <w:rFonts w:ascii="Consolas" w:eastAsia="Times New Roman" w:hAnsi="Consolas" w:cs="Times New Roman"/>
+          <w:color w:val="D4D4D4"/>
+          <w:sz w:val="21"/>
+          <w:szCs w:val="21"/>
+          <w:lang w:eastAsia="en-US"/>
+        </w:rPr>
+      </w:pPr>
+      <w:r>
+        <w:rPr>
+          <w:rFonts w:ascii="Consolas" w:eastAsia="Times New Roman" w:hAnsi="Consolas" w:cs="Times New Roman"/>
+          <w:color w:val="6A9955"/>
+          <w:sz w:val="21"/>
+          <w:szCs w:val="21"/>
+          <w:lang w:eastAsia="en-US"/>
+        </w:rPr>
+        <w:t>#task 7</w:t>
+      </w:r>
+    </w:p>
+    <w:p>
+      <w:pPr>
+        <w:pStyle w:val="ListParagraph"/>
+        <w:shd w:val="clear" w:color="auto" w:fill="1E1E1E"/>
+        <w:spacing w:line="285" w:lineRule="atLeast"/>
+        <w:ind w:left="460"/>
+        <w:rPr>
+          <w:rFonts w:ascii="Consolas" w:eastAsia="Times New Roman" w:hAnsi="Consolas" w:cs="Times New Roman"/>
+          <w:color w:val="D4D4D4"/>
+          <w:sz w:val="21"/>
+          <w:szCs w:val="21"/>
+          <w:lang w:eastAsia="en-US"/>
+        </w:rPr>
+      </w:pPr>
+      <w:r>
+        <w:rPr>
+          <w:rFonts w:ascii="Consolas" w:eastAsia="Times New Roman" w:hAnsi="Consolas" w:cs="Times New Roman"/>
+          <w:color w:val="6A9955"/>
+          <w:sz w:val="21"/>
+          <w:szCs w:val="21"/>
+          <w:lang w:eastAsia="en-US"/>
+        </w:rPr>
+        <w:t xml:space="preserve"># 1. Standard </w:t>
+      </w:r>
+      <w:proofErr w:type="spellStart"/>
+      <w:r>
+        <w:rPr>
+          <w:rFonts w:ascii="Consolas" w:eastAsia="Times New Roman" w:hAnsi="Consolas" w:cs="Times New Roman"/>
+          <w:color w:val="6A9955"/>
+          <w:sz w:val="21"/>
+          <w:szCs w:val="21"/>
+          <w:lang w:eastAsia="en-US"/>
+        </w:rPr>
+        <w:t>NaN</w:t>
+      </w:r>
+      <w:proofErr w:type="spellEnd"/>
+      <w:r>
+        <w:rPr>
+          <w:rFonts w:ascii="Consolas" w:eastAsia="Times New Roman" w:hAnsi="Consolas" w:cs="Times New Roman"/>
+          <w:color w:val="6A9955"/>
+          <w:sz w:val="21"/>
+          <w:szCs w:val="21"/>
+          <w:lang w:eastAsia="en-US"/>
+        </w:rPr>
+        <w:t xml:space="preserve"> values count </w:t>
+      </w:r>
+      <w:proofErr w:type="gramStart"/>
+      <w:r>
+        <w:rPr>
+          <w:rFonts w:ascii="Consolas" w:eastAsia="Times New Roman" w:hAnsi="Consolas" w:cs="Times New Roman"/>
+          <w:color w:val="6A9955"/>
+          <w:sz w:val="21"/>
+          <w:szCs w:val="21"/>
+          <w:lang w:eastAsia="en-US"/>
+        </w:rPr>
+        <w:t>and  percentage</w:t>
+      </w:r>
+      <w:proofErr w:type="gramEnd"/>
+    </w:p>
+    <w:p>
+      <w:pPr>
+        <w:pStyle w:val="ListParagraph"/>
+        <w:shd w:val="clear" w:color="auto" w:fill="1E1E1E"/>
+        <w:spacing w:line="285" w:lineRule="atLeast"/>
+        <w:ind w:left="460"/>
+        <w:rPr>
+          <w:rFonts w:ascii="Consolas" w:eastAsia="Times New Roman" w:hAnsi="Consolas" w:cs="Times New Roman"/>
+          <w:color w:val="D4D4D4"/>
+          <w:sz w:val="21"/>
+          <w:szCs w:val="21"/>
+          <w:lang w:eastAsia="en-US"/>
+        </w:rPr>
+      </w:pPr>
+      <w:proofErr w:type="spellStart"/>
+      <w:r>
+        <w:rPr>
+          <w:rFonts w:ascii="Consolas" w:eastAsia="Times New Roman" w:hAnsi="Consolas" w:cs="Times New Roman"/>
+          <w:color w:val="D4D4D4"/>
+          <w:sz w:val="21"/>
+          <w:szCs w:val="21"/>
+          <w:lang w:eastAsia="en-US"/>
+        </w:rPr>
+        <w:t>null_counts</w:t>
+      </w:r>
+      <w:proofErr w:type="spellEnd"/>
+      <w:r>
+        <w:rPr>
+          <w:rFonts w:ascii="Consolas" w:eastAsia="Times New Roman" w:hAnsi="Consolas" w:cs="Times New Roman"/>
+          <w:color w:val="D4D4D4"/>
+          <w:sz w:val="21"/>
+          <w:szCs w:val="21"/>
+          <w:lang w:eastAsia="en-US"/>
+        </w:rPr>
+        <w:t xml:space="preserve"> = </w:t>
+      </w:r>
+      <w:proofErr w:type="spellStart"/>
+      <w:proofErr w:type="gramStart"/>
+      <w:r>
+        <w:rPr>
+          <w:rFonts w:ascii="Consolas" w:eastAsia="Times New Roman" w:hAnsi="Consolas" w:cs="Times New Roman"/>
+          <w:color w:val="D4D4D4"/>
+          <w:sz w:val="21"/>
+          <w:szCs w:val="21"/>
+          <w:lang w:eastAsia="en-US"/>
+        </w:rPr>
+        <w:t>df.isnull</w:t>
+      </w:r>
+      <w:proofErr w:type="spellEnd"/>
+      <w:proofErr w:type="gramEnd"/>
+      <w:r>
+        <w:rPr>
+          <w:rFonts w:ascii="Consolas" w:eastAsia="Times New Roman" w:hAnsi="Consolas" w:cs="Times New Roman"/>
+          <w:color w:val="D4D4D4"/>
+          <w:sz w:val="21"/>
+          <w:szCs w:val="21"/>
+          <w:lang w:eastAsia="en-US"/>
+        </w:rPr>
+        <w:t>().sum()</w:t>
+      </w:r>
+    </w:p>
+    <w:p>
+      <w:pPr>
+        <w:pStyle w:val="ListParagraph"/>
+        <w:shd w:val="clear" w:color="auto" w:fill="1E1E1E"/>
+        <w:spacing w:line="285" w:lineRule="atLeast"/>
+        <w:ind w:left="460"/>
+        <w:rPr>
+          <w:rFonts w:ascii="Consolas" w:eastAsia="Times New Roman" w:hAnsi="Consolas" w:cs="Times New Roman"/>
+          <w:color w:val="D4D4D4"/>
+          <w:sz w:val="21"/>
+          <w:szCs w:val="21"/>
+          <w:lang w:eastAsia="en-US"/>
+        </w:rPr>
+      </w:pPr>
+      <w:proofErr w:type="spellStart"/>
+      <w:r>
+        <w:rPr>
+          <w:rFonts w:ascii="Consolas" w:eastAsia="Times New Roman" w:hAnsi="Consolas" w:cs="Times New Roman"/>
+          <w:color w:val="D4D4D4"/>
+          <w:sz w:val="21"/>
+          <w:szCs w:val="21"/>
+          <w:lang w:eastAsia="en-US"/>
+        </w:rPr>
+        <w:t>null_percents</w:t>
+      </w:r>
+      <w:proofErr w:type="spellEnd"/>
+      <w:r>
+        <w:rPr>
+          <w:rFonts w:ascii="Consolas" w:eastAsia="Times New Roman" w:hAnsi="Consolas" w:cs="Times New Roman"/>
+          <w:color w:val="D4D4D4"/>
+          <w:sz w:val="21"/>
+          <w:szCs w:val="21"/>
+          <w:lang w:eastAsia="en-US"/>
+        </w:rPr>
+        <w:t xml:space="preserve"> = (</w:t>
+      </w:r>
+      <w:proofErr w:type="spellStart"/>
+      <w:proofErr w:type="gramStart"/>
+      <w:r>
+        <w:rPr>
+          <w:rFonts w:ascii="Consolas" w:eastAsia="Times New Roman" w:hAnsi="Consolas" w:cs="Times New Roman"/>
+          <w:color w:val="D4D4D4"/>
+          <w:sz w:val="21"/>
+          <w:szCs w:val="21"/>
+          <w:lang w:eastAsia="en-US"/>
+        </w:rPr>
+        <w:t>df.isnull</w:t>
+      </w:r>
+      <w:proofErr w:type="spellEnd"/>
+      <w:proofErr w:type="gramEnd"/>
+      <w:r>
+        <w:rPr>
+          <w:rFonts w:ascii="Consolas" w:eastAsia="Times New Roman" w:hAnsi="Consolas" w:cs="Times New Roman"/>
+          <w:color w:val="D4D4D4"/>
+          <w:sz w:val="21"/>
+          <w:szCs w:val="21"/>
+          <w:lang w:eastAsia="en-US"/>
+        </w:rPr>
+        <w:t xml:space="preserve">().mean()) * </w:t>
+      </w:r>
+      <w:r>
+        <w:rPr>
+          <w:rFonts w:ascii="Consolas" w:eastAsia="Times New Roman" w:hAnsi="Consolas" w:cs="Times New Roman"/>
+          <w:color w:val="B5CEA8"/>
+          <w:sz w:val="21"/>
+          <w:szCs w:val="21"/>
+          <w:lang w:eastAsia="en-US"/>
+        </w:rPr>
+        <w:t>100</w:t>
+      </w:r>
+    </w:p>
+    <w:p>
+      <w:pPr>
+        <w:pStyle w:val="ListParagraph"/>
+        <w:shd w:val="clear" w:color="auto" w:fill="1E1E1E"/>
+        <w:spacing w:line="285" w:lineRule="atLeast"/>
+        <w:ind w:left="460"/>
+        <w:rPr>
+          <w:rFonts w:ascii="Consolas" w:eastAsia="Times New Roman" w:hAnsi="Consolas" w:cs="Times New Roman"/>
+          <w:color w:val="D4D4D4"/>
+          <w:sz w:val="21"/>
+          <w:szCs w:val="21"/>
+          <w:lang w:eastAsia="en-US"/>
+        </w:rPr>
+      </w:pPr>
+    </w:p>
+    <w:p>
+      <w:pPr>
+        <w:pStyle w:val="ListParagraph"/>
+        <w:shd w:val="clear" w:color="auto" w:fill="1E1E1E"/>
+        <w:spacing w:line="285" w:lineRule="atLeast"/>
+        <w:ind w:left="460"/>
+        <w:rPr>
+          <w:rFonts w:ascii="Consolas" w:eastAsia="Times New Roman" w:hAnsi="Consolas" w:cs="Times New Roman"/>
+          <w:color w:val="D4D4D4"/>
+          <w:sz w:val="21"/>
+          <w:szCs w:val="21"/>
+          <w:lang w:eastAsia="en-US"/>
+        </w:rPr>
+      </w:pPr>
+      <w:r>
+        <w:rPr>
+          <w:rFonts w:ascii="Consolas" w:eastAsia="Times New Roman" w:hAnsi="Consolas" w:cs="Times New Roman"/>
+          <w:color w:val="6A9955"/>
+          <w:sz w:val="21"/>
+          <w:szCs w:val="21"/>
+          <w:lang w:eastAsia="en-US"/>
+        </w:rPr>
+        <w:t xml:space="preserve"># summary table </w:t>
+      </w:r>
+    </w:p>
+    <w:p>
+      <w:pPr>
+        <w:pStyle w:val="ListParagraph"/>
+        <w:shd w:val="clear" w:color="auto" w:fill="1E1E1E"/>
+        <w:spacing w:line="285" w:lineRule="atLeast"/>
+        <w:ind w:left="460"/>
+        <w:rPr>
+          <w:rFonts w:ascii="Consolas" w:eastAsia="Times New Roman" w:hAnsi="Consolas" w:cs="Times New Roman"/>
+          <w:color w:val="D4D4D4"/>
+          <w:sz w:val="21"/>
+          <w:szCs w:val="21"/>
+          <w:lang w:eastAsia="en-US"/>
+        </w:rPr>
+      </w:pPr>
+    </w:p>
+    <w:p>
+      <w:pPr>
+        <w:pStyle w:val="ListParagraph"/>
+        <w:shd w:val="clear" w:color="auto" w:fill="1E1E1E"/>
+        <w:spacing w:line="285" w:lineRule="atLeast"/>
+        <w:ind w:left="460"/>
+        <w:rPr>
+          <w:rFonts w:ascii="Consolas" w:eastAsia="Times New Roman" w:hAnsi="Consolas" w:cs="Times New Roman"/>
+          <w:color w:val="D4D4D4"/>
+          <w:sz w:val="21"/>
+          <w:szCs w:val="21"/>
+          <w:lang w:eastAsia="en-US"/>
+        </w:rPr>
+      </w:pPr>
+      <w:proofErr w:type="spellStart"/>
+      <w:r>
+        <w:rPr>
+          <w:rFonts w:ascii="Consolas" w:eastAsia="Times New Roman" w:hAnsi="Consolas" w:cs="Times New Roman"/>
+          <w:color w:val="D4D4D4"/>
+          <w:sz w:val="21"/>
+          <w:szCs w:val="21"/>
+          <w:lang w:eastAsia="en-US"/>
+        </w:rPr>
+        <w:t>missing_summary</w:t>
+      </w:r>
+      <w:proofErr w:type="spellEnd"/>
+      <w:r>
+        <w:rPr>
+          <w:rFonts w:ascii="Consolas" w:eastAsia="Times New Roman" w:hAnsi="Consolas" w:cs="Times New Roman"/>
+          <w:color w:val="D4D4D4"/>
+          <w:sz w:val="21"/>
+          <w:szCs w:val="21"/>
+          <w:lang w:eastAsia="en-US"/>
+        </w:rPr>
+        <w:t xml:space="preserve"> = </w:t>
+      </w:r>
+      <w:proofErr w:type="spellStart"/>
+      <w:proofErr w:type="gramStart"/>
+      <w:r>
+        <w:rPr>
+          <w:rFonts w:ascii="Consolas" w:eastAsia="Times New Roman" w:hAnsi="Consolas" w:cs="Times New Roman"/>
+          <w:color w:val="D4D4D4"/>
+          <w:sz w:val="21"/>
+          <w:szCs w:val="21"/>
+          <w:lang w:eastAsia="en-US"/>
+        </w:rPr>
+        <w:t>pd.DataFrame</w:t>
+      </w:r>
+      <w:proofErr w:type="spellEnd"/>
+      <w:proofErr w:type="gramEnd"/>
+      <w:r>
+        <w:rPr>
+          <w:rFonts w:ascii="Consolas" w:eastAsia="Times New Roman" w:hAnsi="Consolas" w:cs="Times New Roman"/>
+          <w:color w:val="D4D4D4"/>
+          <w:sz w:val="21"/>
+          <w:szCs w:val="21"/>
+          <w:lang w:eastAsia="en-US"/>
+        </w:rPr>
+        <w:t>({</w:t>
+      </w:r>
+      <w:r>
+        <w:rPr>
+          <w:rFonts w:ascii="Consolas" w:eastAsia="Times New Roman" w:hAnsi="Consolas" w:cs="Times New Roman"/>
+          <w:color w:val="CE9178"/>
+          <w:sz w:val="21"/>
+          <w:szCs w:val="21"/>
+          <w:lang w:eastAsia="en-US"/>
+        </w:rPr>
+        <w:t>'Missing Count'</w:t>
+      </w:r>
+      <w:r>
+        <w:rPr>
+          <w:rFonts w:ascii="Consolas" w:eastAsia="Times New Roman" w:hAnsi="Consolas" w:cs="Times New Roman"/>
+          <w:color w:val="D4D4D4"/>
+          <w:sz w:val="21"/>
+          <w:szCs w:val="21"/>
+          <w:lang w:eastAsia="en-US"/>
+        </w:rPr>
+        <w:t xml:space="preserve">: </w:t>
+      </w:r>
+      <w:proofErr w:type="spellStart"/>
+      <w:r>
+        <w:rPr>
+          <w:rFonts w:ascii="Consolas" w:eastAsia="Times New Roman" w:hAnsi="Consolas" w:cs="Times New Roman"/>
+          <w:color w:val="D4D4D4"/>
+          <w:sz w:val="21"/>
+          <w:szCs w:val="21"/>
+          <w:lang w:eastAsia="en-US"/>
+        </w:rPr>
+        <w:t>null_counts</w:t>
+      </w:r>
+      <w:proofErr w:type="spellEnd"/>
+      <w:r>
+        <w:rPr>
+          <w:rFonts w:ascii="Consolas" w:eastAsia="Times New Roman" w:hAnsi="Consolas" w:cs="Times New Roman"/>
+          <w:color w:val="D4D4D4"/>
+          <w:sz w:val="21"/>
+          <w:szCs w:val="21"/>
+          <w:lang w:eastAsia="en-US"/>
+        </w:rPr>
+        <w:t xml:space="preserve">, </w:t>
+      </w:r>
+      <w:r>
+        <w:rPr>
+          <w:rFonts w:ascii="Consolas" w:eastAsia="Times New Roman" w:hAnsi="Consolas" w:cs="Times New Roman"/>
+          <w:color w:val="CE9178"/>
+          <w:sz w:val="21"/>
+          <w:szCs w:val="21"/>
+          <w:lang w:eastAsia="en-US"/>
+        </w:rPr>
+        <w:t>'Percentage (%)'</w:t>
+      </w:r>
+      <w:r>
+        <w:rPr>
+          <w:rFonts w:ascii="Consolas" w:eastAsia="Times New Roman" w:hAnsi="Consolas" w:cs="Times New Roman"/>
+          <w:color w:val="D4D4D4"/>
+          <w:sz w:val="21"/>
+          <w:szCs w:val="21"/>
+          <w:lang w:eastAsia="en-US"/>
+        </w:rPr>
+        <w:t>:</w:t>
+      </w:r>
+      <w:proofErr w:type="spellStart"/>
+      <w:r>
+        <w:rPr>
+          <w:rFonts w:ascii="Consolas" w:eastAsia="Times New Roman" w:hAnsi="Consolas" w:cs="Times New Roman"/>
+          <w:color w:val="D4D4D4"/>
+          <w:sz w:val="21"/>
+          <w:szCs w:val="21"/>
+          <w:lang w:eastAsia="en-US"/>
+        </w:rPr>
+        <w:t>null_percents</w:t>
+      </w:r>
+      <w:proofErr w:type="spellEnd"/>
+      <w:r>
+        <w:rPr>
+          <w:rFonts w:ascii="Consolas" w:eastAsia="Times New Roman" w:hAnsi="Consolas" w:cs="Times New Roman"/>
+          <w:color w:val="D4D4D4"/>
+          <w:sz w:val="21"/>
+          <w:szCs w:val="21"/>
+          <w:lang w:eastAsia="en-US"/>
+        </w:rPr>
+        <w:t>})</w:t>
+      </w:r>
+    </w:p>
+    <w:p>
+      <w:pPr>
+        <w:pStyle w:val="ListParagraph"/>
+        <w:shd w:val="clear" w:color="auto" w:fill="1E1E1E"/>
+        <w:spacing w:line="285" w:lineRule="atLeast"/>
+        <w:ind w:left="460"/>
+        <w:rPr>
+          <w:rFonts w:ascii="Consolas" w:eastAsia="Times New Roman" w:hAnsi="Consolas" w:cs="Times New Roman"/>
+          <w:color w:val="D4D4D4"/>
+          <w:sz w:val="21"/>
+          <w:szCs w:val="21"/>
+          <w:lang w:eastAsia="en-US"/>
+        </w:rPr>
+      </w:pPr>
+      <w:proofErr w:type="gramStart"/>
+      <w:r>
+        <w:rPr>
+          <w:rFonts w:ascii="Consolas" w:eastAsia="Times New Roman" w:hAnsi="Consolas" w:cs="Times New Roman"/>
+          <w:color w:val="D4D4D4"/>
+          <w:sz w:val="21"/>
+          <w:szCs w:val="21"/>
+          <w:lang w:eastAsia="en-US"/>
+        </w:rPr>
+        <w:t>print(</w:t>
+      </w:r>
+      <w:proofErr w:type="gramEnd"/>
+      <w:r>
+        <w:rPr>
+          <w:rFonts w:ascii="Consolas" w:eastAsia="Times New Roman" w:hAnsi="Consolas" w:cs="Times New Roman"/>
+          <w:color w:val="CE9178"/>
+          <w:sz w:val="21"/>
+          <w:szCs w:val="21"/>
+          <w:lang w:eastAsia="en-US"/>
+        </w:rPr>
+        <w:t>"=== Standard Missing Values (</w:t>
+      </w:r>
+      <w:proofErr w:type="spellStart"/>
+      <w:r>
+        <w:rPr>
+          <w:rFonts w:ascii="Consolas" w:eastAsia="Times New Roman" w:hAnsi="Consolas" w:cs="Times New Roman"/>
+          <w:color w:val="CE9178"/>
+          <w:sz w:val="21"/>
+          <w:szCs w:val="21"/>
+          <w:lang w:eastAsia="en-US"/>
+        </w:rPr>
+        <w:t>NaN</w:t>
+      </w:r>
+      <w:proofErr w:type="spellEnd"/>
+      <w:r>
+        <w:rPr>
+          <w:rFonts w:ascii="Consolas" w:eastAsia="Times New Roman" w:hAnsi="Consolas" w:cs="Times New Roman"/>
+          <w:color w:val="CE9178"/>
+          <w:sz w:val="21"/>
+          <w:szCs w:val="21"/>
+          <w:lang w:eastAsia="en-US"/>
+        </w:rPr>
+        <w:t>) ==="</w:t>
+      </w:r>
+      <w:r>
+        <w:rPr>
+          <w:rFonts w:ascii="Consolas" w:eastAsia="Times New Roman" w:hAnsi="Consolas" w:cs="Times New Roman"/>
+          <w:color w:val="D4D4D4"/>
+          <w:sz w:val="21"/>
+          <w:szCs w:val="21"/>
+          <w:lang w:eastAsia="en-US"/>
+        </w:rPr>
+        <w:t>)</w:t>
+      </w:r>
+    </w:p>
+    <w:p>
+      <w:pPr>
+        <w:pStyle w:val="ListParagraph"/>
+        <w:shd w:val="clear" w:color="auto" w:fill="1E1E1E"/>
+        <w:spacing w:line="285" w:lineRule="atLeast"/>
+        <w:ind w:left="460"/>
+        <w:rPr>
+          <w:rFonts w:ascii="Consolas" w:eastAsia="Times New Roman" w:hAnsi="Consolas" w:cs="Times New Roman"/>
+          <w:color w:val="D4D4D4"/>
+          <w:sz w:val="21"/>
+          <w:szCs w:val="21"/>
+          <w:lang w:eastAsia="en-US"/>
+        </w:rPr>
+      </w:pPr>
+      <w:r>
+        <w:rPr>
+          <w:rFonts w:ascii="Consolas" w:eastAsia="Times New Roman" w:hAnsi="Consolas" w:cs="Times New Roman"/>
+          <w:color w:val="D4D4D4"/>
+          <w:sz w:val="21"/>
+          <w:szCs w:val="21"/>
+          <w:lang w:eastAsia="en-US"/>
+        </w:rPr>
+        <w:t>print(</w:t>
+      </w:r>
+      <w:proofErr w:type="spellStart"/>
+      <w:r>
+        <w:rPr>
+          <w:rFonts w:ascii="Consolas" w:eastAsia="Times New Roman" w:hAnsi="Consolas" w:cs="Times New Roman"/>
+          <w:color w:val="D4D4D4"/>
+          <w:sz w:val="21"/>
+          <w:szCs w:val="21"/>
+          <w:lang w:eastAsia="en-US"/>
+        </w:rPr>
+        <w:t>missing_summary</w:t>
+      </w:r>
+      <w:proofErr w:type="spellEnd"/>
+      <w:r>
+        <w:rPr>
+          <w:rFonts w:ascii="Consolas" w:eastAsia="Times New Roman" w:hAnsi="Consolas" w:cs="Times New Roman"/>
+          <w:color w:val="D4D4D4"/>
+          <w:sz w:val="21"/>
+          <w:szCs w:val="21"/>
+          <w:lang w:eastAsia="en-US"/>
+        </w:rPr>
+        <w:t>)</w:t>
+      </w:r>
+    </w:p>
+    <w:p>
+      <w:pPr>
+        <w:pStyle w:val="ListParagraph"/>
+        <w:shd w:val="clear" w:color="auto" w:fill="1E1E1E"/>
+        <w:spacing w:after="240" w:line="285" w:lineRule="atLeast"/>
+        <w:ind w:left="460"/>
+        <w:rPr>
+          <w:rFonts w:ascii="Consolas" w:eastAsia="Times New Roman" w:hAnsi="Consolas" w:cs="Times New Roman"/>
+          <w:color w:val="D4D4D4"/>
+          <w:sz w:val="21"/>
+          <w:szCs w:val="21"/>
+          <w:lang w:eastAsia="en-US"/>
+        </w:rPr>
+      </w:pPr>
+    </w:p>
+    <w:p>
+      <w:pPr>
+        <w:pStyle w:val="ListParagraph"/>
+        <w:shd w:val="clear" w:color="auto" w:fill="1E1E1E"/>
+        <w:spacing w:line="285" w:lineRule="atLeast"/>
+        <w:ind w:left="460"/>
+        <w:rPr>
+          <w:rFonts w:ascii="Consolas" w:eastAsia="Times New Roman" w:hAnsi="Consolas" w:cs="Times New Roman"/>
+          <w:color w:val="D4D4D4"/>
+          <w:sz w:val="21"/>
+          <w:szCs w:val="21"/>
+          <w:lang w:eastAsia="en-US"/>
+        </w:rPr>
+      </w:pPr>
+      <w:proofErr w:type="spellStart"/>
+      <w:r>
+        <w:rPr>
+          <w:rFonts w:ascii="Consolas" w:eastAsia="Times New Roman" w:hAnsi="Consolas" w:cs="Times New Roman"/>
+          <w:color w:val="D4D4D4"/>
+          <w:sz w:val="21"/>
+          <w:szCs w:val="21"/>
+          <w:lang w:eastAsia="en-US"/>
+        </w:rPr>
+        <w:t>total_charges_numeric</w:t>
+      </w:r>
+      <w:proofErr w:type="spellEnd"/>
+      <w:r>
+        <w:rPr>
+          <w:rFonts w:ascii="Consolas" w:eastAsia="Times New Roman" w:hAnsi="Consolas" w:cs="Times New Roman"/>
+          <w:color w:val="D4D4D4"/>
+          <w:sz w:val="21"/>
+          <w:szCs w:val="21"/>
+          <w:lang w:eastAsia="en-US"/>
+        </w:rPr>
+        <w:t xml:space="preserve"> = </w:t>
+      </w:r>
+      <w:proofErr w:type="spellStart"/>
+      <w:r>
+        <w:rPr>
+          <w:rFonts w:ascii="Consolas" w:eastAsia="Times New Roman" w:hAnsi="Consolas" w:cs="Times New Roman"/>
+          <w:color w:val="D4D4D4"/>
+          <w:sz w:val="21"/>
+          <w:szCs w:val="21"/>
+          <w:lang w:eastAsia="en-US"/>
+        </w:rPr>
+        <w:t>pd.to_numeric</w:t>
+      </w:r>
+      <w:proofErr w:type="spellEnd"/>
+      <w:r>
+        <w:rPr>
+          <w:rFonts w:ascii="Consolas" w:eastAsia="Times New Roman" w:hAnsi="Consolas" w:cs="Times New Roman"/>
+          <w:color w:val="D4D4D4"/>
+          <w:sz w:val="21"/>
+          <w:szCs w:val="21"/>
+          <w:lang w:eastAsia="en-US"/>
+        </w:rPr>
+        <w:t>(</w:t>
+      </w:r>
+      <w:proofErr w:type="spellStart"/>
+      <w:r>
+        <w:rPr>
+          <w:rFonts w:ascii="Consolas" w:eastAsia="Times New Roman" w:hAnsi="Consolas" w:cs="Times New Roman"/>
+          <w:color w:val="D4D4D4"/>
+          <w:sz w:val="21"/>
+          <w:szCs w:val="21"/>
+          <w:lang w:eastAsia="en-US"/>
+        </w:rPr>
+        <w:t>df</w:t>
+      </w:r>
+      <w:proofErr w:type="spellEnd"/>
+      <w:r>
+        <w:rPr>
+          <w:rFonts w:ascii="Consolas" w:eastAsia="Times New Roman" w:hAnsi="Consolas" w:cs="Times New Roman"/>
+          <w:color w:val="D4D4D4"/>
+          <w:sz w:val="21"/>
+          <w:szCs w:val="21"/>
+          <w:lang w:eastAsia="en-US"/>
+        </w:rPr>
+        <w:t>[</w:t>
+      </w:r>
+      <w:r>
+        <w:rPr>
+          <w:rFonts w:ascii="Consolas" w:eastAsia="Times New Roman" w:hAnsi="Consolas" w:cs="Times New Roman"/>
+          <w:color w:val="CE9178"/>
+          <w:sz w:val="21"/>
+          <w:szCs w:val="21"/>
+          <w:lang w:eastAsia="en-US"/>
+        </w:rPr>
+        <w:t>'</w:t>
+      </w:r>
+      <w:proofErr w:type="spellStart"/>
+      <w:r>
+        <w:rPr>
+          <w:rFonts w:ascii="Consolas" w:eastAsia="Times New Roman" w:hAnsi="Consolas" w:cs="Times New Roman"/>
+          <w:color w:val="CE9178"/>
+          <w:sz w:val="21"/>
+          <w:szCs w:val="21"/>
+          <w:lang w:eastAsia="en-US"/>
+        </w:rPr>
+        <w:t>TotalCharges</w:t>
+      </w:r>
+      <w:proofErr w:type="spellEnd"/>
+      <w:r>
+        <w:rPr>
+          <w:rFonts w:ascii="Consolas" w:eastAsia="Times New Roman" w:hAnsi="Consolas" w:cs="Times New Roman"/>
+          <w:color w:val="CE9178"/>
+          <w:sz w:val="21"/>
+          <w:szCs w:val="21"/>
+          <w:lang w:eastAsia="en-US"/>
+        </w:rPr>
+        <w:t>'</w:t>
+      </w:r>
+      <w:r>
+        <w:rPr>
+          <w:rFonts w:ascii="Consolas" w:eastAsia="Times New Roman" w:hAnsi="Consolas" w:cs="Times New Roman"/>
+          <w:color w:val="D4D4D4"/>
+          <w:sz w:val="21"/>
+          <w:szCs w:val="21"/>
+          <w:lang w:eastAsia="en-US"/>
+        </w:rPr>
+        <w:t>], errors=</w:t>
+      </w:r>
+      <w:r>
+        <w:rPr>
+          <w:rFonts w:ascii="Consolas" w:eastAsia="Times New Roman" w:hAnsi="Consolas" w:cs="Times New Roman"/>
+          <w:color w:val="CE9178"/>
+          <w:sz w:val="21"/>
+          <w:szCs w:val="21"/>
+          <w:lang w:eastAsia="en-US"/>
+        </w:rPr>
+        <w:t>'coerce'</w:t>
+      </w:r>
+      <w:r>
+        <w:rPr>
+          <w:rFonts w:ascii="Consolas" w:eastAsia="Times New Roman" w:hAnsi="Consolas" w:cs="Times New Roman"/>
+          <w:color w:val="D4D4D4"/>
+          <w:sz w:val="21"/>
+          <w:szCs w:val="21"/>
+          <w:lang w:eastAsia="en-US"/>
+        </w:rPr>
+        <w:t>)</w:t>
+      </w:r>
+    </w:p>
+    <w:p>
+      <w:pPr>
+        <w:pStyle w:val="ListParagraph"/>
+        <w:shd w:val="clear" w:color="auto" w:fill="1E1E1E"/>
+        <w:spacing w:line="285" w:lineRule="atLeast"/>
+        <w:ind w:left="460"/>
+        <w:rPr>
+          <w:rFonts w:ascii="Consolas" w:eastAsia="Times New Roman" w:hAnsi="Consolas" w:cs="Times New Roman"/>
+          <w:color w:val="D4D4D4"/>
+          <w:sz w:val="21"/>
+          <w:szCs w:val="21"/>
+          <w:lang w:eastAsia="en-US"/>
+        </w:rPr>
+      </w:pPr>
+      <w:proofErr w:type="spellStart"/>
+      <w:r>
+        <w:rPr>
+          <w:rFonts w:ascii="Consolas" w:eastAsia="Times New Roman" w:hAnsi="Consolas" w:cs="Times New Roman"/>
+          <w:color w:val="D4D4D4"/>
+          <w:sz w:val="21"/>
+          <w:szCs w:val="21"/>
+          <w:lang w:eastAsia="en-US"/>
+        </w:rPr>
+        <w:t>hidden_missing_count</w:t>
+      </w:r>
+      <w:proofErr w:type="spellEnd"/>
+      <w:r>
+        <w:rPr>
+          <w:rFonts w:ascii="Consolas" w:eastAsia="Times New Roman" w:hAnsi="Consolas" w:cs="Times New Roman"/>
+          <w:color w:val="D4D4D4"/>
+          <w:sz w:val="21"/>
+          <w:szCs w:val="21"/>
+          <w:lang w:eastAsia="en-US"/>
+        </w:rPr>
+        <w:t xml:space="preserve"> = </w:t>
+      </w:r>
+      <w:proofErr w:type="spellStart"/>
+      <w:r>
+        <w:rPr>
+          <w:rFonts w:ascii="Consolas" w:eastAsia="Times New Roman" w:hAnsi="Consolas" w:cs="Times New Roman"/>
+          <w:color w:val="D4D4D4"/>
+          <w:sz w:val="21"/>
+          <w:szCs w:val="21"/>
+          <w:lang w:eastAsia="en-US"/>
+        </w:rPr>
+        <w:t>total_charges_</w:t>
+      </w:r>
+      <w:proofErr w:type="gramStart"/>
+      <w:r>
+        <w:rPr>
+          <w:rFonts w:ascii="Consolas" w:eastAsia="Times New Roman" w:hAnsi="Consolas" w:cs="Times New Roman"/>
+          <w:color w:val="D4D4D4"/>
+          <w:sz w:val="21"/>
+          <w:szCs w:val="21"/>
+          <w:lang w:eastAsia="en-US"/>
+        </w:rPr>
+        <w:t>numeric.isnull</w:t>
+      </w:r>
+      <w:proofErr w:type="spellEnd"/>
+      <w:proofErr w:type="gramEnd"/>
+      <w:r>
+        <w:rPr>
+          <w:rFonts w:ascii="Consolas" w:eastAsia="Times New Roman" w:hAnsi="Consolas" w:cs="Times New Roman"/>
+          <w:color w:val="D4D4D4"/>
+          <w:sz w:val="21"/>
+          <w:szCs w:val="21"/>
+          <w:lang w:eastAsia="en-US"/>
+        </w:rPr>
+        <w:t>().sum()</w:t>
+      </w:r>
+    </w:p>
+    <w:p>
+      <w:pPr>
+        <w:pStyle w:val="ListParagraph"/>
+        <w:shd w:val="clear" w:color="auto" w:fill="1E1E1E"/>
+        <w:spacing w:line="285" w:lineRule="atLeast"/>
+        <w:ind w:left="460"/>
+        <w:rPr>
+          <w:rFonts w:ascii="Consolas" w:eastAsia="Times New Roman" w:hAnsi="Consolas" w:cs="Times New Roman"/>
+          <w:color w:val="D4D4D4"/>
+          <w:sz w:val="21"/>
+          <w:szCs w:val="21"/>
+          <w:lang w:eastAsia="en-US"/>
+        </w:rPr>
+      </w:pPr>
+      <w:proofErr w:type="spellStart"/>
+      <w:r>
+        <w:rPr>
+          <w:rFonts w:ascii="Consolas" w:eastAsia="Times New Roman" w:hAnsi="Consolas" w:cs="Times New Roman"/>
+          <w:color w:val="D4D4D4"/>
+          <w:sz w:val="21"/>
+          <w:szCs w:val="21"/>
+          <w:lang w:eastAsia="en-US"/>
+        </w:rPr>
+        <w:t>hidden_missing_percent</w:t>
+      </w:r>
+      <w:proofErr w:type="spellEnd"/>
+      <w:r>
+        <w:rPr>
+          <w:rFonts w:ascii="Consolas" w:eastAsia="Times New Roman" w:hAnsi="Consolas" w:cs="Times New Roman"/>
+          <w:color w:val="D4D4D4"/>
+          <w:sz w:val="21"/>
+          <w:szCs w:val="21"/>
+          <w:lang w:eastAsia="en-US"/>
+        </w:rPr>
+        <w:t xml:space="preserve"> = (</w:t>
+      </w:r>
+      <w:proofErr w:type="spellStart"/>
+      <w:r>
+        <w:rPr>
+          <w:rFonts w:ascii="Consolas" w:eastAsia="Times New Roman" w:hAnsi="Consolas" w:cs="Times New Roman"/>
+          <w:color w:val="D4D4D4"/>
+          <w:sz w:val="21"/>
+          <w:szCs w:val="21"/>
+          <w:lang w:eastAsia="en-US"/>
+        </w:rPr>
+        <w:t>hidden_missing_count</w:t>
+      </w:r>
+      <w:proofErr w:type="spellEnd"/>
+      <w:r>
+        <w:rPr>
+          <w:rFonts w:ascii="Consolas" w:eastAsia="Times New Roman" w:hAnsi="Consolas" w:cs="Times New Roman"/>
+          <w:color w:val="D4D4D4"/>
+          <w:sz w:val="21"/>
+          <w:szCs w:val="21"/>
+          <w:lang w:eastAsia="en-US"/>
+        </w:rPr>
+        <w:t xml:space="preserve"> / </w:t>
+      </w:r>
+      <w:proofErr w:type="spellStart"/>
+      <w:r>
+        <w:rPr>
+          <w:rFonts w:ascii="Consolas" w:eastAsia="Times New Roman" w:hAnsi="Consolas" w:cs="Times New Roman"/>
+          <w:color w:val="D4D4D4"/>
+          <w:sz w:val="21"/>
+          <w:szCs w:val="21"/>
+          <w:lang w:eastAsia="en-US"/>
+        </w:rPr>
+        <w:t>len</w:t>
+      </w:r>
+      <w:proofErr w:type="spellEnd"/>
+      <w:r>
+        <w:rPr>
+          <w:rFonts w:ascii="Consolas" w:eastAsia="Times New Roman" w:hAnsi="Consolas" w:cs="Times New Roman"/>
+          <w:color w:val="D4D4D4"/>
+          <w:sz w:val="21"/>
+          <w:szCs w:val="21"/>
+          <w:lang w:eastAsia="en-US"/>
+        </w:rPr>
+        <w:t>(</w:t>
+      </w:r>
+      <w:proofErr w:type="spellStart"/>
+      <w:r>
+        <w:rPr>
+          <w:rFonts w:ascii="Consolas" w:eastAsia="Times New Roman" w:hAnsi="Consolas" w:cs="Times New Roman"/>
+          <w:color w:val="D4D4D4"/>
+          <w:sz w:val="21"/>
+          <w:szCs w:val="21"/>
+          <w:lang w:eastAsia="en-US"/>
+        </w:rPr>
+        <w:t>df</w:t>
+      </w:r>
+      <w:proofErr w:type="spellEnd"/>
+      <w:r>
+        <w:rPr>
+          <w:rFonts w:ascii="Consolas" w:eastAsia="Times New Roman" w:hAnsi="Consolas" w:cs="Times New Roman"/>
+          <w:color w:val="D4D4D4"/>
+          <w:sz w:val="21"/>
+          <w:szCs w:val="21"/>
+          <w:lang w:eastAsia="en-US"/>
+        </w:rPr>
+        <w:t xml:space="preserve">)) * </w:t>
+      </w:r>
+      <w:r>
+        <w:rPr>
+          <w:rFonts w:ascii="Consolas" w:eastAsia="Times New Roman" w:hAnsi="Consolas" w:cs="Times New Roman"/>
+          <w:color w:val="B5CEA8"/>
+          <w:sz w:val="21"/>
+          <w:szCs w:val="21"/>
+          <w:lang w:eastAsia="en-US"/>
+        </w:rPr>
+        <w:t>100</w:t>
+      </w:r>
+    </w:p>
+    <w:p>
+      <w:pPr>
+        <w:pStyle w:val="ListParagraph"/>
+        <w:shd w:val="clear" w:color="auto" w:fill="1E1E1E"/>
+        <w:spacing w:line="285" w:lineRule="atLeast"/>
+        <w:ind w:left="460"/>
+        <w:rPr>
+          <w:rFonts w:ascii="Consolas" w:eastAsia="Times New Roman" w:hAnsi="Consolas" w:cs="Times New Roman"/>
+          <w:color w:val="D4D4D4"/>
+          <w:sz w:val="21"/>
+          <w:szCs w:val="21"/>
+          <w:lang w:eastAsia="en-US"/>
+        </w:rPr>
+      </w:pPr>
+    </w:p>
+    <w:p>
+      <w:pPr>
+        <w:pStyle w:val="ListParagraph"/>
+        <w:shd w:val="clear" w:color="auto" w:fill="1E1E1E"/>
+        <w:spacing w:line="285" w:lineRule="atLeast"/>
+        <w:ind w:left="460"/>
+        <w:rPr>
+          <w:rFonts w:ascii="Consolas" w:eastAsia="Times New Roman" w:hAnsi="Consolas" w:cs="Times New Roman"/>
+          <w:color w:val="D4D4D4"/>
+          <w:sz w:val="21"/>
+          <w:szCs w:val="21"/>
+          <w:lang w:eastAsia="en-US"/>
+        </w:rPr>
+      </w:pPr>
+      <w:proofErr w:type="gramStart"/>
+      <w:r>
+        <w:rPr>
+          <w:rFonts w:ascii="Consolas" w:eastAsia="Times New Roman" w:hAnsi="Consolas" w:cs="Times New Roman"/>
+          <w:color w:val="D4D4D4"/>
+          <w:sz w:val="21"/>
+          <w:szCs w:val="21"/>
+          <w:lang w:eastAsia="en-US"/>
+        </w:rPr>
+        <w:t>print(</w:t>
+      </w:r>
+      <w:proofErr w:type="gramEnd"/>
+      <w:r>
+        <w:rPr>
+          <w:rFonts w:ascii="Consolas" w:eastAsia="Times New Roman" w:hAnsi="Consolas" w:cs="Times New Roman"/>
+          <w:color w:val="CE9178"/>
+          <w:sz w:val="21"/>
+          <w:szCs w:val="21"/>
+          <w:lang w:eastAsia="en-US"/>
+        </w:rPr>
+        <w:t xml:space="preserve">"\n=== Hidden Missing Values in </w:t>
+      </w:r>
+      <w:proofErr w:type="spellStart"/>
+      <w:r>
+        <w:rPr>
+          <w:rFonts w:ascii="Consolas" w:eastAsia="Times New Roman" w:hAnsi="Consolas" w:cs="Times New Roman"/>
+          <w:color w:val="CE9178"/>
+          <w:sz w:val="21"/>
+          <w:szCs w:val="21"/>
+          <w:lang w:eastAsia="en-US"/>
+        </w:rPr>
+        <w:t>TotalCharges</w:t>
+      </w:r>
+      <w:proofErr w:type="spellEnd"/>
+      <w:r>
+        <w:rPr>
+          <w:rFonts w:ascii="Consolas" w:eastAsia="Times New Roman" w:hAnsi="Consolas" w:cs="Times New Roman"/>
+          <w:color w:val="CE9178"/>
+          <w:sz w:val="21"/>
+          <w:szCs w:val="21"/>
+          <w:lang w:eastAsia="en-US"/>
+        </w:rPr>
+        <w:t xml:space="preserve"> ==="</w:t>
+      </w:r>
+      <w:r>
+        <w:rPr>
+          <w:rFonts w:ascii="Consolas" w:eastAsia="Times New Roman" w:hAnsi="Consolas" w:cs="Times New Roman"/>
+          <w:color w:val="D4D4D4"/>
+          <w:sz w:val="21"/>
+          <w:szCs w:val="21"/>
+          <w:lang w:eastAsia="en-US"/>
+        </w:rPr>
+        <w:t>)</w:t>
+      </w:r>
+    </w:p>
+    <w:p>
+      <w:pPr>
+        <w:pStyle w:val="ListParagraph"/>
+        <w:shd w:val="clear" w:color="auto" w:fill="1E1E1E"/>
+        <w:spacing w:line="285" w:lineRule="atLeast"/>
+        <w:ind w:left="460"/>
+        <w:rPr>
+          <w:rFonts w:ascii="Consolas" w:eastAsia="Times New Roman" w:hAnsi="Consolas" w:cs="Times New Roman"/>
+          <w:color w:val="D4D4D4"/>
+          <w:sz w:val="21"/>
+          <w:szCs w:val="21"/>
+          <w:lang w:eastAsia="en-US"/>
+        </w:rPr>
+      </w:pPr>
+      <w:proofErr w:type="gramStart"/>
+      <w:r>
+        <w:rPr>
+          <w:rFonts w:ascii="Consolas" w:eastAsia="Times New Roman" w:hAnsi="Consolas" w:cs="Times New Roman"/>
+          <w:color w:val="D4D4D4"/>
+          <w:sz w:val="21"/>
+          <w:szCs w:val="21"/>
+          <w:lang w:eastAsia="en-US"/>
+        </w:rPr>
+        <w:t>print(</w:t>
+      </w:r>
+      <w:proofErr w:type="spellStart"/>
+      <w:proofErr w:type="gramEnd"/>
+      <w:r>
+        <w:rPr>
+          <w:rFonts w:ascii="Consolas" w:eastAsia="Times New Roman" w:hAnsi="Consolas" w:cs="Times New Roman"/>
+          <w:color w:val="569CD6"/>
+          <w:sz w:val="21"/>
+          <w:szCs w:val="21"/>
+          <w:lang w:eastAsia="en-US"/>
+        </w:rPr>
+        <w:t>f</w:t>
+      </w:r>
+      <w:r>
+        <w:rPr>
+          <w:rFonts w:ascii="Consolas" w:eastAsia="Times New Roman" w:hAnsi="Consolas" w:cs="Times New Roman"/>
+          <w:color w:val="CE9178"/>
+          <w:sz w:val="21"/>
+          <w:szCs w:val="21"/>
+          <w:lang w:eastAsia="en-US"/>
+        </w:rPr>
+        <w:t>"Count</w:t>
+      </w:r>
+      <w:proofErr w:type="spellEnd"/>
+      <w:r>
+        <w:rPr>
+          <w:rFonts w:ascii="Consolas" w:eastAsia="Times New Roman" w:hAnsi="Consolas" w:cs="Times New Roman"/>
+          <w:color w:val="CE9178"/>
+          <w:sz w:val="21"/>
+          <w:szCs w:val="21"/>
+          <w:lang w:eastAsia="en-US"/>
+        </w:rPr>
+        <w:t xml:space="preserve"> of blank spaces: </w:t>
+      </w:r>
+      <w:r>
+        <w:rPr>
+          <w:rFonts w:ascii="Consolas" w:eastAsia="Times New Roman" w:hAnsi="Consolas" w:cs="Times New Roman"/>
+          <w:color w:val="D4D4D4"/>
+          <w:sz w:val="21"/>
+          <w:szCs w:val="21"/>
+          <w:lang w:eastAsia="en-US"/>
+        </w:rPr>
+        <w:t>{</w:t>
+      </w:r>
+      <w:proofErr w:type="spellStart"/>
+      <w:r>
+        <w:rPr>
+          <w:rFonts w:ascii="Consolas" w:eastAsia="Times New Roman" w:hAnsi="Consolas" w:cs="Times New Roman"/>
+          <w:color w:val="D4D4D4"/>
+          <w:sz w:val="21"/>
+          <w:szCs w:val="21"/>
+          <w:lang w:eastAsia="en-US"/>
+        </w:rPr>
+        <w:t>hidden_missing_count</w:t>
+      </w:r>
+      <w:proofErr w:type="spellEnd"/>
+      <w:r>
+        <w:rPr>
+          <w:rFonts w:ascii="Consolas" w:eastAsia="Times New Roman" w:hAnsi="Consolas" w:cs="Times New Roman"/>
+          <w:color w:val="D4D4D4"/>
+          <w:sz w:val="21"/>
+          <w:szCs w:val="21"/>
+          <w:lang w:eastAsia="en-US"/>
+        </w:rPr>
+        <w:t>}</w:t>
+      </w:r>
+      <w:r>
+        <w:rPr>
+          <w:rFonts w:ascii="Consolas" w:eastAsia="Times New Roman" w:hAnsi="Consolas" w:cs="Times New Roman"/>
+          <w:color w:val="CE9178"/>
+          <w:sz w:val="21"/>
+          <w:szCs w:val="21"/>
+          <w:lang w:eastAsia="en-US"/>
+        </w:rPr>
+        <w:t>"</w:t>
+      </w:r>
+      <w:r>
+        <w:rPr>
+          <w:rFonts w:ascii="Consolas" w:eastAsia="Times New Roman" w:hAnsi="Consolas" w:cs="Times New Roman"/>
+          <w:color w:val="D4D4D4"/>
+          <w:sz w:val="21"/>
+          <w:szCs w:val="21"/>
+          <w:lang w:eastAsia="en-US"/>
+        </w:rPr>
+        <w:t>)</w:t>
+      </w:r>
+    </w:p>
+    <w:p>
+      <w:pPr>
+        <w:pStyle w:val="ListParagraph"/>
+        <w:shd w:val="clear" w:color="auto" w:fill="1E1E1E"/>
+        <w:spacing w:line="285" w:lineRule="atLeast"/>
+        <w:ind w:left="460"/>
+        <w:rPr>
+          <w:rFonts w:ascii="Consolas" w:eastAsia="Times New Roman" w:hAnsi="Consolas" w:cs="Times New Roman"/>
+          <w:color w:val="D4D4D4"/>
+          <w:sz w:val="21"/>
+          <w:szCs w:val="21"/>
+          <w:lang w:eastAsia="en-US"/>
+        </w:rPr>
+      </w:pPr>
+      <w:proofErr w:type="gramStart"/>
+      <w:r>
+        <w:rPr>
+          <w:rFonts w:ascii="Consolas" w:eastAsia="Times New Roman" w:hAnsi="Consolas" w:cs="Times New Roman"/>
+          <w:color w:val="D4D4D4"/>
+          <w:sz w:val="21"/>
+          <w:szCs w:val="21"/>
+          <w:lang w:eastAsia="en-US"/>
+        </w:rPr>
+        <w:t>print(</w:t>
+      </w:r>
+      <w:proofErr w:type="spellStart"/>
+      <w:proofErr w:type="gramEnd"/>
+      <w:r>
+        <w:rPr>
+          <w:rFonts w:ascii="Consolas" w:eastAsia="Times New Roman" w:hAnsi="Consolas" w:cs="Times New Roman"/>
+          <w:color w:val="569CD6"/>
+          <w:sz w:val="21"/>
+          <w:szCs w:val="21"/>
+          <w:lang w:eastAsia="en-US"/>
+        </w:rPr>
+        <w:t>f</w:t>
+      </w:r>
+      <w:r>
+        <w:rPr>
+          <w:rFonts w:ascii="Consolas" w:eastAsia="Times New Roman" w:hAnsi="Consolas" w:cs="Times New Roman"/>
+          <w:color w:val="CE9178"/>
+          <w:sz w:val="21"/>
+          <w:szCs w:val="21"/>
+          <w:lang w:eastAsia="en-US"/>
+        </w:rPr>
+        <w:t>"Percentage</w:t>
+      </w:r>
+      <w:proofErr w:type="spellEnd"/>
+      <w:r>
+        <w:rPr>
+          <w:rFonts w:ascii="Consolas" w:eastAsia="Times New Roman" w:hAnsi="Consolas" w:cs="Times New Roman"/>
+          <w:color w:val="CE9178"/>
+          <w:sz w:val="21"/>
+          <w:szCs w:val="21"/>
+          <w:lang w:eastAsia="en-US"/>
+        </w:rPr>
+        <w:t xml:space="preserve">: </w:t>
+      </w:r>
+      <w:r>
+        <w:rPr>
+          <w:rFonts w:ascii="Consolas" w:eastAsia="Times New Roman" w:hAnsi="Consolas" w:cs="Times New Roman"/>
+          <w:color w:val="D4D4D4"/>
+          <w:sz w:val="21"/>
+          <w:szCs w:val="21"/>
+          <w:lang w:eastAsia="en-US"/>
+        </w:rPr>
+        <w:t>{hidden_missing_percent</w:t>
+      </w:r>
+      <w:r>
+        <w:rPr>
+          <w:rFonts w:ascii="Consolas" w:eastAsia="Times New Roman" w:hAnsi="Consolas" w:cs="Times New Roman"/>
+          <w:color w:val="569CD6"/>
+          <w:sz w:val="21"/>
+          <w:szCs w:val="21"/>
+          <w:lang w:eastAsia="en-US"/>
+        </w:rPr>
+        <w:t>:.3f</w:t>
+      </w:r>
+      <w:r>
+        <w:rPr>
+          <w:rFonts w:ascii="Consolas" w:eastAsia="Times New Roman" w:hAnsi="Consolas" w:cs="Times New Roman"/>
+          <w:color w:val="D4D4D4"/>
+          <w:sz w:val="21"/>
+          <w:szCs w:val="21"/>
+          <w:lang w:eastAsia="en-US"/>
+        </w:rPr>
+        <w:t>}</w:t>
+      </w:r>
+      <w:r>
+        <w:rPr>
+          <w:rFonts w:ascii="Consolas" w:eastAsia="Times New Roman" w:hAnsi="Consolas" w:cs="Times New Roman"/>
+          <w:color w:val="CE9178"/>
+          <w:sz w:val="21"/>
+          <w:szCs w:val="21"/>
+          <w:lang w:eastAsia="en-US"/>
+        </w:rPr>
+        <w:t>%"</w:t>
+      </w:r>
+      <w:r>
+        <w:rPr>
+          <w:rFonts w:ascii="Consolas" w:eastAsia="Times New Roman" w:hAnsi="Consolas" w:cs="Times New Roman"/>
+          <w:color w:val="D4D4D4"/>
+          <w:sz w:val="21"/>
+          <w:szCs w:val="21"/>
+          <w:lang w:eastAsia="en-US"/>
+        </w:rPr>
+        <w:t>)</w:t>
+      </w:r>
+    </w:p>
+    <w:p>
+      <w:pPr>
+        <w:pStyle w:val="ListParagraph"/>
+        <w:shd w:val="clear" w:color="auto" w:fill="1E1E1E"/>
+        <w:spacing w:line="285" w:lineRule="atLeast"/>
+        <w:ind w:left="460"/>
+        <w:rPr>
+          <w:rFonts w:ascii="Consolas" w:eastAsia="Times New Roman" w:hAnsi="Consolas" w:cs="Times New Roman"/>
+          <w:color w:val="D4D4D4"/>
+          <w:sz w:val="21"/>
+          <w:szCs w:val="21"/>
+          <w:lang w:eastAsia="en-US"/>
+        </w:rPr>
+      </w:pPr>
+    </w:p>
+    <w:p>
+      <w:pPr>
+        <w:pStyle w:val="ListParagraph"/>
         <w:spacing w:after="90"/>
-      </w:pPr>
-      <w:r>
-        <w:rPr>
-          <w:sz w:val="21"/>
-          <w:szCs w:val="21"/>
-        </w:rPr>
-        <w:t>Check for duplicate rows and duplicate customer IDs separately — are they the same issue or different issues?</w:t>
+        <w:ind w:left="460"/>
+      </w:pPr>
+    </w:p>
+    <w:p>
+      <w:pPr>
+        <w:pStyle w:val="ListParagraph"/>
+        <w:spacing w:after="90"/>
+        <w:ind w:left="460"/>
+        <w:rPr>
+          <w:noProof/>
+          <w:lang w:eastAsia="en-US"/>
+        </w:rPr>
+      </w:pPr>
+    </w:p>
+    <w:p>
+      <w:pPr>
+        <w:pStyle w:val="ListParagraph"/>
+        <w:spacing w:after="90"/>
+        <w:ind w:left="460"/>
+      </w:pPr>
+      <w:r>
+        <w:lastRenderedPageBreak/>
+        <w:drawing>
+          <wp:inline distT="0" distB="0" distL="0" distR="0" wp14:anchorId="493EEC5C" wp14:editId="1C044291">
+            <wp:extent cx="6375400" cy="2401570"/>
+            <wp:effectExtent l="0" t="0" r="6350" b="0"/>
+            <wp:docPr id="4" name="Picture 4"/>
+            <wp:cNvGraphicFramePr>
+              <a:graphicFrameLocks xmlns:a="http://schemas.openxmlformats.org/drawingml/2006/main" noChangeAspect="1"/>
+            </wp:cNvGraphicFramePr>
+            <a:graphic xmlns:a="http://schemas.openxmlformats.org/drawingml/2006/main">
+              <a:graphicData uri="http://schemas.openxmlformats.org/drawingml/2006/picture">
+                <pic:pic xmlns:pic="http://schemas.openxmlformats.org/drawingml/2006/picture">
+                  <pic:nvPicPr>
+                    <pic:cNvPr id="1" name=""/>
+                    <pic:cNvPicPr/>
+                  </pic:nvPicPr>
+                  <pic:blipFill>
+                    <a:blip r:embed="rId9"/>
+                    <a:stretch>
+                      <a:fillRect/>
+                    </a:stretch>
+                  </pic:blipFill>
+                  <pic:spPr>
+                    <a:xfrm>
+                      <a:off x="0" y="0"/>
+                      <a:ext cx="6375400" cy="2401570"/>
+                    </a:xfrm>
+                    <a:prstGeom prst="rect">
+                      <a:avLst/>
+                    </a:prstGeom>
+                  </pic:spPr>
+                </pic:pic>
+              </a:graphicData>
+            </a:graphic>
+          </wp:inline>
+        </w:drawing>
       </w:r>
     </w:p>
     <w:p>
@@ -2753,8 +4608,471 @@
           <w:sz w:val="21"/>
           <w:szCs w:val="21"/>
         </w:rPr>
+        <w:t>Check for duplicate rows and duplicate customer IDs separately — are they the same issue or different issues?</w:t>
+      </w:r>
+    </w:p>
+    <w:p>
+      <w:pPr>
+        <w:pStyle w:val="ListParagraph"/>
+        <w:spacing w:after="90"/>
+        <w:ind w:left="460"/>
+      </w:pPr>
+      <w:r>
+        <w:drawing>
+          <wp:inline distT="0" distB="0" distL="0" distR="0" wp14:anchorId="082BC4B2" wp14:editId="2824DD77">
+            <wp:extent cx="6375400" cy="3904615"/>
+            <wp:effectExtent l="0" t="0" r="6350" b="635"/>
+            <wp:docPr id="5" name="Picture 5"/>
+            <wp:cNvGraphicFramePr>
+              <a:graphicFrameLocks xmlns:a="http://schemas.openxmlformats.org/drawingml/2006/main" noChangeAspect="1"/>
+            </wp:cNvGraphicFramePr>
+            <a:graphic xmlns:a="http://schemas.openxmlformats.org/drawingml/2006/main">
+              <a:graphicData uri="http://schemas.openxmlformats.org/drawingml/2006/picture">
+                <pic:pic xmlns:pic="http://schemas.openxmlformats.org/drawingml/2006/picture">
+                  <pic:nvPicPr>
+                    <pic:cNvPr id="1" name=""/>
+                    <pic:cNvPicPr/>
+                  </pic:nvPicPr>
+                  <pic:blipFill>
+                    <a:blip r:embed="rId10"/>
+                    <a:stretch>
+                      <a:fillRect/>
+                    </a:stretch>
+                  </pic:blipFill>
+                  <pic:spPr>
+                    <a:xfrm>
+                      <a:off x="0" y="0"/>
+                      <a:ext cx="6375400" cy="3904615"/>
+                    </a:xfrm>
+                    <a:prstGeom prst="rect">
+                      <a:avLst/>
+                    </a:prstGeom>
+                  </pic:spPr>
+                </pic:pic>
+              </a:graphicData>
+            </a:graphic>
+          </wp:inline>
+        </w:drawing>
+      </w:r>
+    </w:p>
+    <w:p>
+      <w:pPr>
+        <w:pStyle w:val="NormalWeb"/>
+        <w:rPr>
+          <w:rFonts w:ascii="Calibri" w:hAnsi="Calibri" w:cs="Calibri"/>
+        </w:rPr>
+      </w:pPr>
+      <w:r>
+        <w:rPr>
+          <w:rFonts w:ascii="Calibri" w:hAnsi="Calibri" w:cs="Calibri"/>
+        </w:rPr>
+        <w:t>t</w:t>
+      </w:r>
+      <w:r>
+        <w:rPr>
+          <w:rFonts w:ascii="Calibri" w:hAnsi="Calibri" w:cs="Calibri"/>
+        </w:rPr>
+        <w:t xml:space="preserve">hey represent </w:t>
+      </w:r>
+      <w:r>
+        <w:rPr>
+          <w:rFonts w:ascii="Calibri" w:hAnsi="Calibri" w:cs="Calibri"/>
+          <w:b/>
+          <w:bCs/>
+        </w:rPr>
+        <w:t>two fundamentally different issues</w:t>
+      </w:r>
+      <w:r>
+        <w:rPr>
+          <w:rFonts w:ascii="Calibri" w:hAnsi="Calibri" w:cs="Calibri"/>
+        </w:rPr>
+        <w:t xml:space="preserve">: </w:t>
+      </w:r>
+    </w:p>
+    <w:p>
+      <w:pPr>
+        <w:pStyle w:val="NormalWeb"/>
+        <w:numPr>
+          <w:ilvl w:val="0"/>
+          <w:numId w:val="7"/>
+        </w:numPr>
+        <w:rPr>
+          <w:rFonts w:ascii="Calibri" w:hAnsi="Calibri" w:cs="Calibri"/>
+        </w:rPr>
+      </w:pPr>
+      <w:r>
+        <w:rPr>
+          <w:rFonts w:ascii="Calibri" w:hAnsi="Calibri" w:cs="Calibri"/>
+          <w:b/>
+          <w:bCs/>
+        </w:rPr>
+        <w:t>Full-Row Duplicates</w:t>
+      </w:r>
+      <w:r>
+        <w:rPr>
+          <w:rFonts w:ascii="Calibri" w:hAnsi="Calibri" w:cs="Calibri"/>
+        </w:rPr>
+        <w:t xml:space="preserve"> indicate that an entire data record was cloned during insertion/extraction. </w:t>
+      </w:r>
+    </w:p>
+    <w:p>
+      <w:pPr>
+        <w:pStyle w:val="NormalWeb"/>
+        <w:numPr>
+          <w:ilvl w:val="0"/>
+          <w:numId w:val="7"/>
+        </w:numPr>
+        <w:rPr>
+          <w:rFonts w:ascii="Calibri" w:hAnsi="Calibri" w:cs="Calibri"/>
+        </w:rPr>
+      </w:pPr>
+      <w:r>
+        <w:rPr>
+          <w:rFonts w:ascii="Calibri" w:hAnsi="Calibri" w:cs="Calibri"/>
+          <w:b/>
+          <w:bCs/>
+        </w:rPr>
+        <w:t>Duplicate Primary Keys (</w:t>
+      </w:r>
+      <w:proofErr w:type="spellStart"/>
+      <w:r>
+        <w:rPr>
+          <w:rStyle w:val="HTMLCode"/>
+          <w:rFonts w:ascii="Calibri" w:hAnsi="Calibri" w:cs="Calibri"/>
+          <w:b/>
+          <w:bCs/>
+        </w:rPr>
+        <w:t>customerID</w:t>
+      </w:r>
+      <w:proofErr w:type="spellEnd"/>
+      <w:r>
+        <w:rPr>
+          <w:rFonts w:ascii="Calibri" w:hAnsi="Calibri" w:cs="Calibri"/>
+          <w:b/>
+          <w:bCs/>
+        </w:rPr>
+        <w:t>)</w:t>
+      </w:r>
+      <w:r>
+        <w:rPr>
+          <w:rFonts w:ascii="Calibri" w:hAnsi="Calibri" w:cs="Calibri"/>
+        </w:rPr>
+        <w:t xml:space="preserve"> indicate structural data integrity failure where multiple conflicting profile logs exist for a single customer identity. </w:t>
+      </w:r>
+    </w:p>
+    <w:p>
+      <w:pPr>
+        <w:pStyle w:val="NormalWeb"/>
+        <w:rPr>
+          <w:rFonts w:ascii="Calibri" w:hAnsi="Calibri" w:cs="Calibri"/>
+        </w:rPr>
+      </w:pPr>
+      <w:r>
+        <w:rPr>
+          <w:rFonts w:ascii="Calibri" w:hAnsi="Calibri" w:cs="Calibri"/>
+        </w:rPr>
+        <w:t xml:space="preserve"> Neither problem is present in this dataset; every row represents a unique customer record</w:t>
+      </w:r>
+    </w:p>
+    <w:p>
+      <w:pPr>
+        <w:pStyle w:val="ListParagraph"/>
+        <w:spacing w:after="90"/>
+        <w:ind w:left="460"/>
+      </w:pPr>
+    </w:p>
+    <w:p>
+      <w:pPr>
+        <w:pStyle w:val="ListParagraph"/>
+        <w:spacing w:after="90"/>
+        <w:ind w:left="460"/>
+      </w:pPr>
+    </w:p>
+    <w:p>
+      <w:pPr>
+        <w:pStyle w:val="ListParagraph"/>
+        <w:numPr>
+          <w:ilvl w:val="0"/>
+          <w:numId w:val="2"/>
+        </w:numPr>
+        <w:spacing w:after="90"/>
+      </w:pPr>
+      <w:r>
+        <w:rPr>
+          <w:sz w:val="21"/>
+          <w:szCs w:val="21"/>
+        </w:rPr>
+        <w:lastRenderedPageBreak/>
         <w:t>Find at least one column with a suspicious, invalid, or inconsistently formatted value, and describe how you found it.</w:t>
       </w:r>
+    </w:p>
+    <w:p>
+      <w:pPr>
+        <w:pStyle w:val="ListParagraph"/>
+        <w:spacing w:before="100" w:beforeAutospacing="1" w:after="100" w:afterAutospacing="1"/>
+        <w:ind w:left="460"/>
+        <w:rPr>
+          <w:rFonts w:eastAsia="Times New Roman"/>
+          <w:color w:val="auto"/>
+          <w:sz w:val="24"/>
+          <w:szCs w:val="24"/>
+          <w:lang w:eastAsia="en-US"/>
+        </w:rPr>
+      </w:pPr>
+      <w:r>
+        <w:rPr>
+          <w:rFonts w:eastAsia="Times New Roman"/>
+          <w:b/>
+          <w:bCs/>
+          <w:color w:val="auto"/>
+          <w:sz w:val="24"/>
+          <w:szCs w:val="24"/>
+          <w:lang w:eastAsia="en-US"/>
+        </w:rPr>
+        <w:t>Suspicious value found:</w:t>
+      </w:r>
+      <w:r>
+        <w:rPr>
+          <w:rFonts w:eastAsia="Times New Roman"/>
+          <w:color w:val="auto"/>
+          <w:sz w:val="24"/>
+          <w:szCs w:val="24"/>
+          <w:lang w:eastAsia="en-US"/>
+        </w:rPr>
+        <w:t xml:space="preserve"> </w:t>
+      </w:r>
+      <w:proofErr w:type="spellStart"/>
+      <w:r>
+        <w:rPr>
+          <w:rFonts w:eastAsia="Times New Roman"/>
+          <w:color w:val="auto"/>
+          <w:sz w:val="20"/>
+          <w:szCs w:val="20"/>
+          <w:lang w:eastAsia="en-US"/>
+        </w:rPr>
+        <w:t>TotalCharges</w:t>
+      </w:r>
+      <w:proofErr w:type="spellEnd"/>
+    </w:p>
+    <w:p>
+      <w:pPr>
+        <w:pStyle w:val="ListParagraph"/>
+        <w:spacing w:before="100" w:beforeAutospacing="1" w:after="100" w:afterAutospacing="1"/>
+        <w:ind w:left="460"/>
+        <w:rPr>
+          <w:rFonts w:eastAsia="Times New Roman"/>
+          <w:color w:val="auto"/>
+          <w:sz w:val="24"/>
+          <w:szCs w:val="24"/>
+          <w:lang w:eastAsia="en-US"/>
+        </w:rPr>
+      </w:pPr>
+      <w:r>
+        <w:rPr>
+          <w:rFonts w:eastAsia="Times New Roman"/>
+          <w:b/>
+          <w:bCs/>
+          <w:color w:val="auto"/>
+          <w:sz w:val="24"/>
+          <w:szCs w:val="24"/>
+          <w:lang w:eastAsia="en-US"/>
+        </w:rPr>
+        <w:t>How I found it:</w:t>
+      </w:r>
+      <w:r>
+        <w:rPr>
+          <w:rFonts w:eastAsia="Times New Roman"/>
+          <w:color w:val="auto"/>
+          <w:sz w:val="24"/>
+          <w:szCs w:val="24"/>
+          <w:lang w:eastAsia="en-US"/>
+        </w:rPr>
+        <w:br/>
+        <w:t xml:space="preserve">I checked the data types of the columns and noticed that </w:t>
+      </w:r>
+      <w:proofErr w:type="spellStart"/>
+      <w:r>
+        <w:rPr>
+          <w:rFonts w:eastAsia="Times New Roman"/>
+          <w:color w:val="auto"/>
+          <w:sz w:val="20"/>
+          <w:szCs w:val="20"/>
+          <w:lang w:eastAsia="en-US"/>
+        </w:rPr>
+        <w:t>TotalCharges</w:t>
+      </w:r>
+      <w:proofErr w:type="spellEnd"/>
+      <w:r>
+        <w:rPr>
+          <w:rFonts w:eastAsia="Times New Roman"/>
+          <w:color w:val="auto"/>
+          <w:sz w:val="24"/>
+          <w:szCs w:val="24"/>
+          <w:lang w:eastAsia="en-US"/>
+        </w:rPr>
+        <w:t xml:space="preserve"> was stored as </w:t>
+      </w:r>
+      <w:r>
+        <w:rPr>
+          <w:rFonts w:eastAsia="Times New Roman"/>
+          <w:color w:val="auto"/>
+          <w:sz w:val="20"/>
+          <w:szCs w:val="20"/>
+          <w:lang w:eastAsia="en-US"/>
+        </w:rPr>
+        <w:t>object</w:t>
+      </w:r>
+      <w:r>
+        <w:rPr>
+          <w:rFonts w:eastAsia="Times New Roman"/>
+          <w:color w:val="auto"/>
+          <w:sz w:val="24"/>
+          <w:szCs w:val="24"/>
+          <w:lang w:eastAsia="en-US"/>
+        </w:rPr>
+        <w:t xml:space="preserve"> even though it represents a numerical billing amount. I then inspected its values and found blank/whitespace entries, which are not valid numerical values.</w:t>
+      </w:r>
+    </w:p>
+    <w:p>
+      <w:pPr>
+        <w:spacing w:before="100" w:beforeAutospacing="1" w:after="100" w:afterAutospacing="1"/>
+        <w:ind w:left="460"/>
+        <w:rPr>
+          <w:rFonts w:eastAsia="Times New Roman"/>
+          <w:color w:val="auto"/>
+          <w:sz w:val="24"/>
+          <w:szCs w:val="24"/>
+          <w:lang w:eastAsia="en-US"/>
+        </w:rPr>
+      </w:pPr>
+      <w:r>
+        <w:rPr>
+          <w:rFonts w:eastAsia="Times New Roman"/>
+          <w:b/>
+          <w:bCs/>
+          <w:color w:val="auto"/>
+          <w:sz w:val="24"/>
+          <w:szCs w:val="24"/>
+          <w:lang w:eastAsia="en-US"/>
+        </w:rPr>
+        <w:t>Why it is a problem:</w:t>
+      </w:r>
+      <w:r>
+        <w:rPr>
+          <w:rFonts w:eastAsia="Times New Roman"/>
+          <w:color w:val="auto"/>
+          <w:sz w:val="24"/>
+          <w:szCs w:val="24"/>
+          <w:lang w:eastAsia="en-US"/>
+        </w:rPr>
+        <w:br/>
+        <w:t xml:space="preserve">These blank values can cause problems during numerical analysis and machine-learning preprocessing because </w:t>
+      </w:r>
+      <w:proofErr w:type="spellStart"/>
+      <w:r>
+        <w:rPr>
+          <w:rFonts w:eastAsia="Times New Roman"/>
+          <w:color w:val="auto"/>
+          <w:sz w:val="20"/>
+          <w:szCs w:val="20"/>
+          <w:lang w:eastAsia="en-US"/>
+        </w:rPr>
+        <w:t>TotalCharges</w:t>
+      </w:r>
+      <w:proofErr w:type="spellEnd"/>
+      <w:r>
+        <w:rPr>
+          <w:rFonts w:eastAsia="Times New Roman"/>
+          <w:color w:val="auto"/>
+          <w:sz w:val="24"/>
+          <w:szCs w:val="24"/>
+          <w:lang w:eastAsia="en-US"/>
+        </w:rPr>
+        <w:t xml:space="preserve"> should contain numeric valu</w:t>
+      </w:r>
+      <w:r>
+        <w:rPr>
+          <w:rFonts w:eastAsia="Times New Roman"/>
+          <w:color w:val="auto"/>
+          <w:sz w:val="24"/>
+          <w:szCs w:val="24"/>
+          <w:lang w:eastAsia="en-US"/>
+        </w:rPr>
+        <w:t>e</w:t>
+      </w:r>
+    </w:p>
+    <w:p>
+      <w:pPr>
+        <w:spacing w:before="100" w:beforeAutospacing="1" w:after="100" w:afterAutospacing="1"/>
+        <w:ind w:left="460"/>
+        <w:rPr>
+          <w:rFonts w:eastAsia="Times New Roman"/>
+          <w:color w:val="auto"/>
+          <w:sz w:val="24"/>
+          <w:szCs w:val="24"/>
+          <w:lang w:eastAsia="en-US"/>
+        </w:rPr>
+      </w:pPr>
+      <w:r>
+        <w:t xml:space="preserve">The invalid entries were exposed by coercing the string column into a numeric type using </w:t>
+      </w:r>
+      <w:proofErr w:type="spellStart"/>
+      <w:r>
+        <w:rPr>
+          <w:rStyle w:val="HTMLCode"/>
+          <w:rFonts w:eastAsia="Calibri"/>
+        </w:rPr>
+        <w:t>pd.to_numeric</w:t>
+      </w:r>
+      <w:proofErr w:type="spellEnd"/>
+      <w:r>
+        <w:rPr>
+          <w:rStyle w:val="HTMLCode"/>
+          <w:rFonts w:eastAsia="Calibri"/>
+        </w:rPr>
+        <w:t>(</w:t>
+      </w:r>
+      <w:proofErr w:type="spellStart"/>
+      <w:r>
+        <w:rPr>
+          <w:rStyle w:val="HTMLCode"/>
+          <w:rFonts w:eastAsia="Calibri"/>
+        </w:rPr>
+        <w:t>df</w:t>
+      </w:r>
+      <w:proofErr w:type="spellEnd"/>
+      <w:r>
+        <w:rPr>
+          <w:rStyle w:val="HTMLCode"/>
+          <w:rFonts w:eastAsia="Calibri"/>
+        </w:rPr>
+        <w:t>['</w:t>
+      </w:r>
+      <w:proofErr w:type="spellStart"/>
+      <w:r>
+        <w:rPr>
+          <w:rStyle w:val="HTMLCode"/>
+          <w:rFonts w:eastAsia="Calibri"/>
+        </w:rPr>
+        <w:t>TotalCharges</w:t>
+      </w:r>
+      <w:proofErr w:type="spellEnd"/>
+      <w:r>
+        <w:rPr>
+          <w:rStyle w:val="HTMLCode"/>
+          <w:rFonts w:eastAsia="Calibri"/>
+        </w:rPr>
+        <w:t>'], errors='coerce')</w:t>
+      </w:r>
+      <w:bookmarkStart w:id="0" w:name="_GoBack"/>
+      <w:bookmarkEnd w:id="0"/>
+    </w:p>
+    <w:p>
+      <w:pPr>
+        <w:pStyle w:val="ListParagraph"/>
+        <w:spacing w:after="90"/>
+        <w:ind w:left="460"/>
+      </w:pPr>
     </w:p>
     <w:p>
       <w:pPr>
@@ -2824,12 +5142,6 @@
         <w:gridCol w:w="5550"/>
       </w:tblGrid>
       <w:tr>
-        <w:tblPrEx>
-          <w:tblCellMar>
-            <w:top w:w="0" w:type="dxa"/>
-            <w:bottom w:w="0" w:type="dxa"/>
-          </w:tblCellMar>
-        </w:tblPrEx>
         <w:trPr>
           <w:tblHeader/>
         </w:trPr>
@@ -2883,12 +5195,6 @@
         </w:tc>
       </w:tr>
       <w:tr>
-        <w:tblPrEx>
-          <w:tblCellMar>
-            <w:top w:w="0" w:type="dxa"/>
-            <w:bottom w:w="0" w:type="dxa"/>
-          </w:tblCellMar>
-        </w:tblPrEx>
         <w:tc>
           <w:tcPr>
             <w:tcW w:w="3800" w:type="dxa"/>
@@ -2933,12 +5239,6 @@
         </w:tc>
       </w:tr>
       <w:tr>
-        <w:tblPrEx>
-          <w:tblCellMar>
-            <w:top w:w="0" w:type="dxa"/>
-            <w:bottom w:w="0" w:type="dxa"/>
-          </w:tblCellMar>
-        </w:tblPrEx>
         <w:tc>
           <w:tcPr>
             <w:tcW w:w="3800" w:type="dxa"/>
@@ -2983,12 +5283,6 @@
         </w:tc>
       </w:tr>
       <w:tr>
-        <w:tblPrEx>
-          <w:tblCellMar>
-            <w:top w:w="0" w:type="dxa"/>
-            <w:bottom w:w="0" w:type="dxa"/>
-          </w:tblCellMar>
-        </w:tblPrEx>
         <w:tc>
           <w:tcPr>
             <w:tcW w:w="3800" w:type="dxa"/>
@@ -3033,12 +5327,6 @@
         </w:tc>
       </w:tr>
       <w:tr>
-        <w:tblPrEx>
-          <w:tblCellMar>
-            <w:top w:w="0" w:type="dxa"/>
-            <w:bottom w:w="0" w:type="dxa"/>
-          </w:tblCellMar>
-        </w:tblPrEx>
         <w:tc>
           <w:tcPr>
             <w:tcW w:w="3800" w:type="dxa"/>
@@ -3083,12 +5371,6 @@
         </w:tc>
       </w:tr>
       <w:tr>
-        <w:tblPrEx>
-          <w:tblCellMar>
-            <w:top w:w="0" w:type="dxa"/>
-            <w:bottom w:w="0" w:type="dxa"/>
-          </w:tblCellMar>
-        </w:tblPrEx>
         <w:tc>
           <w:tcPr>
             <w:tcW w:w="3800" w:type="dxa"/>
@@ -3210,7 +5492,6 @@
         <w:spacing w:after="120"/>
       </w:pPr>
       <w:r>
-        <w:lastRenderedPageBreak/>
         <w:t>Look at individual variables in isolation before looking at relationships. Every chart must be followed by a written interpretation — a graph with no explanation earns no credit.</w:t>
       </w:r>
     </w:p>
@@ -3226,6 +5507,7 @@
           <w:iCs/>
           <w:color w:val="333333"/>
         </w:rPr>
+        <w:lastRenderedPageBreak/>
         <w:t>Concepts / Functions You May Find Useful</w:t>
       </w:r>
     </w:p>
@@ -3251,12 +5533,6 @@
         <w:gridCol w:w="5550"/>
       </w:tblGrid>
       <w:tr>
-        <w:tblPrEx>
-          <w:tblCellMar>
-            <w:top w:w="0" w:type="dxa"/>
-            <w:bottom w:w="0" w:type="dxa"/>
-          </w:tblCellMar>
-        </w:tblPrEx>
         <w:trPr>
           <w:tblHeader/>
         </w:trPr>
@@ -3310,12 +5586,6 @@
         </w:tc>
       </w:tr>
       <w:tr>
-        <w:tblPrEx>
-          <w:tblCellMar>
-            <w:top w:w="0" w:type="dxa"/>
-            <w:bottom w:w="0" w:type="dxa"/>
-          </w:tblCellMar>
-        </w:tblPrEx>
         <w:tc>
           <w:tcPr>
             <w:tcW w:w="3800" w:type="dxa"/>
@@ -3360,12 +5630,6 @@
         </w:tc>
       </w:tr>
       <w:tr>
-        <w:tblPrEx>
-          <w:tblCellMar>
-            <w:top w:w="0" w:type="dxa"/>
-            <w:bottom w:w="0" w:type="dxa"/>
-          </w:tblCellMar>
-        </w:tblPrEx>
         <w:tc>
           <w:tcPr>
             <w:tcW w:w="3800" w:type="dxa"/>
@@ -3410,12 +5674,6 @@
         </w:tc>
       </w:tr>
       <w:tr>
-        <w:tblPrEx>
-          <w:tblCellMar>
-            <w:top w:w="0" w:type="dxa"/>
-            <w:bottom w:w="0" w:type="dxa"/>
-          </w:tblCellMar>
-        </w:tblPrEx>
         <w:tc>
           <w:tcPr>
             <w:tcW w:w="3800" w:type="dxa"/>
@@ -3577,12 +5835,6 @@
         <w:gridCol w:w="5550"/>
       </w:tblGrid>
       <w:tr>
-        <w:tblPrEx>
-          <w:tblCellMar>
-            <w:top w:w="0" w:type="dxa"/>
-            <w:bottom w:w="0" w:type="dxa"/>
-          </w:tblCellMar>
-        </w:tblPrEx>
         <w:trPr>
           <w:tblHeader/>
         </w:trPr>
@@ -3636,12 +5888,6 @@
         </w:tc>
       </w:tr>
       <w:tr>
-        <w:tblPrEx>
-          <w:tblCellMar>
-            <w:top w:w="0" w:type="dxa"/>
-            <w:bottom w:w="0" w:type="dxa"/>
-          </w:tblCellMar>
-        </w:tblPrEx>
         <w:tc>
           <w:tcPr>
             <w:tcW w:w="3800" w:type="dxa"/>
@@ -3686,12 +5932,6 @@
         </w:tc>
       </w:tr>
       <w:tr>
-        <w:tblPrEx>
-          <w:tblCellMar>
-            <w:top w:w="0" w:type="dxa"/>
-            <w:bottom w:w="0" w:type="dxa"/>
-          </w:tblCellMar>
-        </w:tblPrEx>
         <w:tc>
           <w:tcPr>
             <w:tcW w:w="3800" w:type="dxa"/>
@@ -3853,12 +6093,6 @@
         <w:gridCol w:w="5550"/>
       </w:tblGrid>
       <w:tr>
-        <w:tblPrEx>
-          <w:tblCellMar>
-            <w:top w:w="0" w:type="dxa"/>
-            <w:bottom w:w="0" w:type="dxa"/>
-          </w:tblCellMar>
-        </w:tblPrEx>
         <w:trPr>
           <w:tblHeader/>
         </w:trPr>
@@ -3912,12 +6146,6 @@
         </w:tc>
       </w:tr>
       <w:tr>
-        <w:tblPrEx>
-          <w:tblCellMar>
-            <w:top w:w="0" w:type="dxa"/>
-            <w:bottom w:w="0" w:type="dxa"/>
-          </w:tblCellMar>
-        </w:tblPrEx>
         <w:tc>
           <w:tcPr>
             <w:tcW w:w="3800" w:type="dxa"/>
@@ -3962,12 +6190,6 @@
         </w:tc>
       </w:tr>
       <w:tr>
-        <w:tblPrEx>
-          <w:tblCellMar>
-            <w:top w:w="0" w:type="dxa"/>
-            <w:bottom w:w="0" w:type="dxa"/>
-          </w:tblCellMar>
-        </w:tblPrEx>
         <w:tc>
           <w:tcPr>
             <w:tcW w:w="3800" w:type="dxa"/>
@@ -4012,12 +6234,6 @@
         </w:tc>
       </w:tr>
       <w:tr>
-        <w:tblPrEx>
-          <w:tblCellMar>
-            <w:top w:w="0" w:type="dxa"/>
-            <w:bottom w:w="0" w:type="dxa"/>
-          </w:tblCellMar>
-        </w:tblPrEx>
         <w:tc>
           <w:tcPr>
             <w:tcW w:w="3800" w:type="dxa"/>
@@ -4035,7 +6251,6 @@
                 <w:sz w:val="19"/>
                 <w:szCs w:val="19"/>
               </w:rPr>
-              <w:lastRenderedPageBreak/>
               <w:t>sns.boxplot(x='Churn', y=col, data=df)</w:t>
             </w:r>
           </w:p>
@@ -4092,6 +6307,7 @@
           <w:sz w:val="21"/>
           <w:szCs w:val="21"/>
         </w:rPr>
+        <w:lastRenderedPageBreak/>
         <w:t>Investigate at least 2 categorical features (e.g. Contract, InternetService, PaymentMethod) against Churn. For each, record: Observation / Evidence / Possible Explanation.</w:t>
       </w:r>
     </w:p>
@@ -4180,12 +6396,6 @@
         <w:gridCol w:w="5550"/>
       </w:tblGrid>
       <w:tr>
-        <w:tblPrEx>
-          <w:tblCellMar>
-            <w:top w:w="0" w:type="dxa"/>
-            <w:bottom w:w="0" w:type="dxa"/>
-          </w:tblCellMar>
-        </w:tblPrEx>
         <w:trPr>
           <w:tblHeader/>
         </w:trPr>
@@ -4239,12 +6449,6 @@
         </w:tc>
       </w:tr>
       <w:tr>
-        <w:tblPrEx>
-          <w:tblCellMar>
-            <w:top w:w="0" w:type="dxa"/>
-            <w:bottom w:w="0" w:type="dxa"/>
-          </w:tblCellMar>
-        </w:tblPrEx>
         <w:tc>
           <w:tcPr>
             <w:tcW w:w="3800" w:type="dxa"/>
@@ -4289,12 +6493,6 @@
         </w:tc>
       </w:tr>
       <w:tr>
-        <w:tblPrEx>
-          <w:tblCellMar>
-            <w:top w:w="0" w:type="dxa"/>
-            <w:bottom w:w="0" w:type="dxa"/>
-          </w:tblCellMar>
-        </w:tblPrEx>
         <w:tc>
           <w:tcPr>
             <w:tcW w:w="3800" w:type="dxa"/>
@@ -4511,7 +6709,6 @@
           <w:iCs/>
           <w:color w:val="333333"/>
         </w:rPr>
-        <w:lastRenderedPageBreak/>
         <w:t>Template (fill in for every column in the dataset)</w:t>
       </w:r>
     </w:p>
@@ -4540,12 +6737,6 @@
         <w:gridCol w:w="2600"/>
       </w:tblGrid>
       <w:tr>
-        <w:tblPrEx>
-          <w:tblCellMar>
-            <w:top w:w="0" w:type="dxa"/>
-            <w:bottom w:w="0" w:type="dxa"/>
-          </w:tblCellMar>
-        </w:tblPrEx>
         <w:trPr>
           <w:tblHeader/>
         </w:trPr>
@@ -4671,12 +6862,6 @@
         </w:tc>
       </w:tr>
       <w:tr>
-        <w:tblPrEx>
-          <w:tblCellMar>
-            <w:top w:w="0" w:type="dxa"/>
-            <w:bottom w:w="0" w:type="dxa"/>
-          </w:tblCellMar>
-        </w:tblPrEx>
         <w:tc>
           <w:tcPr>
             <w:tcW w:w="1550" w:type="dxa"/>
@@ -4786,12 +6971,6 @@
         </w:tc>
       </w:tr>
       <w:tr>
-        <w:tblPrEx>
-          <w:tblCellMar>
-            <w:top w:w="0" w:type="dxa"/>
-            <w:bottom w:w="0" w:type="dxa"/>
-          </w:tblCellMar>
-        </w:tblPrEx>
         <w:tc>
           <w:tcPr>
             <w:tcW w:w="1550" w:type="dxa"/>
@@ -4903,12 +7082,6 @@
         </w:tc>
       </w:tr>
       <w:tr>
-        <w:tblPrEx>
-          <w:tblCellMar>
-            <w:top w:w="0" w:type="dxa"/>
-            <w:bottom w:w="0" w:type="dxa"/>
-          </w:tblCellMar>
-        </w:tblPrEx>
         <w:tc>
           <w:tcPr>
             <w:tcW w:w="1550" w:type="dxa"/>
@@ -4926,6 +7099,7 @@
                 <w:sz w:val="19"/>
                 <w:szCs w:val="19"/>
               </w:rPr>
+              <w:lastRenderedPageBreak/>
               <w:t>Contract</w:t>
             </w:r>
           </w:p>
@@ -5020,12 +7194,6 @@
         </w:tc>
       </w:tr>
       <w:tr>
-        <w:tblPrEx>
-          <w:tblCellMar>
-            <w:top w:w="0" w:type="dxa"/>
-            <w:bottom w:w="0" w:type="dxa"/>
-          </w:tblCellMar>
-        </w:tblPrEx>
         <w:tc>
           <w:tcPr>
             <w:tcW w:w="1550" w:type="dxa"/>
@@ -5135,12 +7303,6 @@
         </w:tc>
       </w:tr>
       <w:tr>
-        <w:tblPrEx>
-          <w:tblCellMar>
-            <w:top w:w="0" w:type="dxa"/>
-            <w:bottom w:w="0" w:type="dxa"/>
-          </w:tblCellMar>
-        </w:tblPrEx>
         <w:tc>
           <w:tcPr>
             <w:tcW w:w="1550" w:type="dxa"/>
@@ -5442,12 +7604,6 @@
         <w:gridCol w:w="9350"/>
       </w:tblGrid>
       <w:tr>
-        <w:tblPrEx>
-          <w:tblCellMar>
-            <w:top w:w="0" w:type="dxa"/>
-            <w:bottom w:w="0" w:type="dxa"/>
-          </w:tblCellMar>
-        </w:tblPrEx>
         <w:tc>
           <w:tcPr>
             <w:tcW w:w="9350" w:type="dxa"/>
@@ -5618,7 +7774,6 @@
           <w:sz w:val="25"/>
           <w:szCs w:val="25"/>
         </w:rPr>
-        <w:lastRenderedPageBreak/>
         <w:t>Tasks</w:t>
       </w:r>
     </w:p>
@@ -5671,6 +7826,7 @@
           <w:sz w:val="28"/>
           <w:szCs w:val="28"/>
         </w:rPr>
+        <w:lastRenderedPageBreak/>
         <w:t>Bonus Tasks (Optional)</w:t>
       </w:r>
     </w:p>
@@ -5773,12 +7929,6 @@
         <w:gridCol w:w="9350"/>
       </w:tblGrid>
       <w:tr>
-        <w:tblPrEx>
-          <w:tblCellMar>
-            <w:top w:w="0" w:type="dxa"/>
-            <w:bottom w:w="0" w:type="dxa"/>
-          </w:tblCellMar>
-        </w:tblPrEx>
         <w:tc>
           <w:tcPr>
             <w:tcW w:w="9350" w:type="dxa"/>
@@ -5916,12 +8066,6 @@
         <w:gridCol w:w="5850"/>
       </w:tblGrid>
       <w:tr>
-        <w:tblPrEx>
-          <w:tblCellMar>
-            <w:top w:w="0" w:type="dxa"/>
-            <w:bottom w:w="0" w:type="dxa"/>
-          </w:tblCellMar>
-        </w:tblPrEx>
         <w:trPr>
           <w:tblHeader/>
         </w:trPr>
@@ -5971,12 +8115,6 @@
         </w:tc>
       </w:tr>
       <w:tr>
-        <w:tblPrEx>
-          <w:tblCellMar>
-            <w:top w:w="0" w:type="dxa"/>
-            <w:bottom w:w="0" w:type="dxa"/>
-          </w:tblCellMar>
-        </w:tblPrEx>
         <w:tc>
           <w:tcPr>
             <w:tcW w:w="3500" w:type="dxa"/>
@@ -6022,12 +8160,6 @@
         </w:tc>
       </w:tr>
       <w:tr>
-        <w:tblPrEx>
-          <w:tblCellMar>
-            <w:top w:w="0" w:type="dxa"/>
-            <w:bottom w:w="0" w:type="dxa"/>
-          </w:tblCellMar>
-        </w:tblPrEx>
         <w:tc>
           <w:tcPr>
             <w:tcW w:w="3500" w:type="dxa"/>
@@ -6073,12 +8205,6 @@
         </w:tc>
       </w:tr>
       <w:tr>
-        <w:tblPrEx>
-          <w:tblCellMar>
-            <w:top w:w="0" w:type="dxa"/>
-            <w:bottom w:w="0" w:type="dxa"/>
-          </w:tblCellMar>
-        </w:tblPrEx>
         <w:tc>
           <w:tcPr>
             <w:tcW w:w="3500" w:type="dxa"/>
@@ -6124,12 +8250,6 @@
         </w:tc>
       </w:tr>
       <w:tr>
-        <w:tblPrEx>
-          <w:tblCellMar>
-            <w:top w:w="0" w:type="dxa"/>
-            <w:bottom w:w="0" w:type="dxa"/>
-          </w:tblCellMar>
-        </w:tblPrEx>
         <w:tc>
           <w:tcPr>
             <w:tcW w:w="3500" w:type="dxa"/>
@@ -6175,12 +8295,6 @@
         </w:tc>
       </w:tr>
       <w:tr>
-        <w:tblPrEx>
-          <w:tblCellMar>
-            <w:top w:w="0" w:type="dxa"/>
-            <w:bottom w:w="0" w:type="dxa"/>
-          </w:tblCellMar>
-        </w:tblPrEx>
         <w:tc>
           <w:tcPr>
             <w:tcW w:w="3500" w:type="dxa"/>
@@ -6226,12 +8340,6 @@
         </w:tc>
       </w:tr>
       <w:tr>
-        <w:tblPrEx>
-          <w:tblCellMar>
-            <w:top w:w="0" w:type="dxa"/>
-            <w:bottom w:w="0" w:type="dxa"/>
-          </w:tblCellMar>
-        </w:tblPrEx>
         <w:tc>
           <w:tcPr>
             <w:tcW w:w="3500" w:type="dxa"/>
@@ -6303,12 +8411,6 @@
         <w:gridCol w:w="9350"/>
       </w:tblGrid>
       <w:tr>
-        <w:tblPrEx>
-          <w:tblCellMar>
-            <w:top w:w="0" w:type="dxa"/>
-            <w:bottom w:w="0" w:type="dxa"/>
-          </w:tblCellMar>
-        </w:tblPrEx>
         <w:tc>
           <w:tcPr>
             <w:tcW w:w="9350" w:type="dxa"/>
@@ -6398,8 +8500,8 @@
     </w:tbl>
     <w:p/>
     <w:sectPr>
-      <w:headerReference w:type="default" r:id="rId7"/>
-      <w:footerReference w:type="default" r:id="rId8"/>
+      <w:headerReference w:type="default" r:id="rId11"/>
+      <w:footerReference w:type="default" r:id="rId12"/>
       <w:pgSz w:w="12240" w:h="15840"/>
       <w:pgMar w:top="1000" w:right="1100" w:bottom="1000" w:left="1100" w:header="708" w:footer="708" w:gutter="0"/>
       <w:cols w:space="720"/>
@@ -6410,7 +8512,7 @@
 </file>
 
 <file path=word/endnotes.xml><?xml version="1.0" encoding="utf-8"?>
-<w:endnotes xmlns:wpc="http://schemas.microsoft.com/office/word/2010/wordprocessingCanvas" xmlns:cx="http://schemas.microsoft.com/office/drawing/2014/chartex" xmlns:cx1="http://schemas.microsoft.com/office/drawing/2015/9/8/chartex" xmlns:cx2="http://schemas.microsoft.com/office/drawing/2015/10/21/chartex" xmlns:cx3="http://schemas.microsoft.com/office/drawing/2016/5/9/chartex" xmlns:cx4="http://schemas.microsoft.com/office/drawing/2016/5/10/chartex" xmlns:cx5="http://schemas.microsoft.com/office/drawing/2016/5/11/chartex" xmlns:cx6="http://schemas.microsoft.com/office/drawing/2016/5/12/chartex" xmlns:cx7="http://schemas.microsoft.com/office/drawing/2016/5/13/chartex" xmlns:cx8="http://schemas.microsoft.com/office/drawing/2016/5/14/chartex" xmlns:mc="http://schemas.openxmlformats.org/markup-compatibility/2006" xmlns:aink="http://schemas.microsoft.com/office/drawing/2016/ink" xmlns:am3d="http://schemas.microsoft.com/office/drawing/2017/model3d" xmlns:o="urn:schemas-microsoft-com:office:office" xmlns:oel="http://schemas.microsoft.com/office/2019/extlst" xmlns:r="http://schemas.openxmlformats.org/officeDocument/2006/relationships" xmlns:m="http://schemas.openxmlformats.org/officeDocument/2006/math" xmlns:v="urn:schemas-microsoft-com:vml" xmlns:wp14="http://schemas.microsoft.com/office/word/2010/wordprocessingDrawing" xmlns:wp="http://schemas.openxmlformats.org/drawingml/2006/wordprocessingDrawing" xmlns:w10="urn:schemas-microsoft-com:office:word" xmlns:w="http://schemas.openxmlformats.org/wordprocessingml/2006/main" xmlns:w14="http://schemas.microsoft.com/office/word/2010/wordml" xmlns:w15="http://schemas.microsoft.com/office/word/2012/wordml" xmlns:w16cex="http://schemas.microsoft.com/office/word/2018/wordml/cex" xmlns:w16cid="http://schemas.microsoft.com/office/word/2016/wordml/cid" xmlns:w16="http://schemas.microsoft.com/office/word/2018/wordml" xmlns:w16du="http://schemas.microsoft.com/office/word/2023/wordml/word16du" xmlns:w16sdtdh="http://schemas.microsoft.com/office/word/2020/wordml/sdtdatahash" xmlns:w16sdtfl="http://schemas.microsoft.com/office/word/2024/wordml/sdtformatlock" xmlns:w16se="http://schemas.microsoft.com/office/word/2015/wordml/symex" xmlns:wpg="http://schemas.microsoft.com/office/word/2010/wordprocessingGroup" xmlns:wpi="http://schemas.microsoft.com/office/word/2010/wordprocessingInk" xmlns:wne="http://schemas.microsoft.com/office/word/2006/wordml" xmlns:wps="http://schemas.microsoft.com/office/word/2010/wordprocessingShape" mc:Ignorable="w14 w15 w16se w16cid w16 w16cex w16sdtdh w16sdtfl w16du wp14">
+<w:endnotes xmlns:wpc="http://schemas.microsoft.com/office/word/2010/wordprocessingCanvas" xmlns:cx="http://schemas.microsoft.com/office/drawing/2014/chartex" xmlns:mc="http://schemas.openxmlformats.org/markup-compatibility/2006" xmlns:o="urn:schemas-microsoft-com:office:office" xmlns:r="http://schemas.openxmlformats.org/officeDocument/2006/relationships" xmlns:m="http://schemas.openxmlformats.org/officeDocument/2006/math" xmlns:v="urn:schemas-microsoft-com:vml" xmlns:wp14="http://schemas.microsoft.com/office/word/2010/wordprocessingDrawing" xmlns:wp="http://schemas.openxmlformats.org/drawingml/2006/wordprocessingDrawing" xmlns:w10="urn:schemas-microsoft-com:office:word" xmlns:w="http://schemas.openxmlformats.org/wordprocessingml/2006/main" xmlns:w14="http://schemas.microsoft.com/office/word/2010/wordml" xmlns:w15="http://schemas.microsoft.com/office/word/2012/wordml" xmlns:w16se="http://schemas.microsoft.com/office/word/2015/wordml/symex" xmlns:wpg="http://schemas.microsoft.com/office/word/2010/wordprocessingGroup" xmlns:wpi="http://schemas.microsoft.com/office/word/2010/wordprocessingInk" xmlns:wne="http://schemas.microsoft.com/office/word/2006/wordml" xmlns:wps="http://schemas.microsoft.com/office/word/2010/wordprocessingShape" mc:Ignorable="w14 w15 w16se wp14">
   <w:endnote w:type="separator" w:id="-1">
     <w:p>
       <w:r>
@@ -6429,7 +8531,7 @@
 </file>
 
 <file path=word/footer1.xml><?xml version="1.0" encoding="utf-8"?>
-<w:ftr xmlns:wpc="http://schemas.microsoft.com/office/word/2010/wordprocessingCanvas" xmlns:cx="http://schemas.microsoft.com/office/drawing/2014/chartex" xmlns:cx1="http://schemas.microsoft.com/office/drawing/2015/9/8/chartex" xmlns:cx2="http://schemas.microsoft.com/office/drawing/2015/10/21/chartex" xmlns:cx3="http://schemas.microsoft.com/office/drawing/2016/5/9/chartex" xmlns:cx4="http://schemas.microsoft.com/office/drawing/2016/5/10/chartex" xmlns:cx5="http://schemas.microsoft.com/office/drawing/2016/5/11/chartex" xmlns:cx6="http://schemas.microsoft.com/office/drawing/2016/5/12/chartex" xmlns:cx7="http://schemas.microsoft.com/office/drawing/2016/5/13/chartex" xmlns:cx8="http://schemas.microsoft.com/office/drawing/2016/5/14/chartex" xmlns:mc="http://schemas.openxmlformats.org/markup-compatibility/2006" xmlns:aink="http://schemas.microsoft.com/office/drawing/2016/ink" xmlns:am3d="http://schemas.microsoft.com/office/drawing/2017/model3d" xmlns:o="urn:schemas-microsoft-com:office:office" xmlns:oel="http://schemas.microsoft.com/office/2019/extlst" xmlns:r="http://schemas.openxmlformats.org/officeDocument/2006/relationships" xmlns:m="http://schemas.openxmlformats.org/officeDocument/2006/math" xmlns:v="urn:schemas-microsoft-com:vml" xmlns:wp14="http://schemas.microsoft.com/office/word/2010/wordprocessingDrawing" xmlns:wp="http://schemas.openxmlformats.org/drawingml/2006/wordprocessingDrawing" xmlns:w10="urn:schemas-microsoft-com:office:word" xmlns:w="http://schemas.openxmlformats.org/wordprocessingml/2006/main" xmlns:w14="http://schemas.microsoft.com/office/word/2010/wordml" xmlns:w15="http://schemas.microsoft.com/office/word/2012/wordml" xmlns:w16cex="http://schemas.microsoft.com/office/word/2018/wordml/cex" xmlns:w16cid="http://schemas.microsoft.com/office/word/2016/wordml/cid" xmlns:w16="http://schemas.microsoft.com/office/word/2018/wordml" xmlns:w16du="http://schemas.microsoft.com/office/word/2023/wordml/word16du" xmlns:w16sdtdh="http://schemas.microsoft.com/office/word/2020/wordml/sdtdatahash" xmlns:w16sdtfl="http://schemas.microsoft.com/office/word/2024/wordml/sdtformatlock" xmlns:w16se="http://schemas.microsoft.com/office/word/2015/wordml/symex" xmlns:wpg="http://schemas.microsoft.com/office/word/2010/wordprocessingGroup" xmlns:wpi="http://schemas.microsoft.com/office/word/2010/wordprocessingInk" xmlns:wne="http://schemas.microsoft.com/office/word/2006/wordml" xmlns:wps="http://schemas.microsoft.com/office/word/2010/wordprocessingShape" mc:Ignorable="w14 w15 w16se w16cid w16 w16cex w16sdtdh w16sdtfl w16du wp14">
+<w:ftr xmlns:wpc="http://schemas.microsoft.com/office/word/2010/wordprocessingCanvas" xmlns:cx="http://schemas.microsoft.com/office/drawing/2014/chartex" xmlns:mc="http://schemas.openxmlformats.org/markup-compatibility/2006" xmlns:o="urn:schemas-microsoft-com:office:office" xmlns:r="http://schemas.openxmlformats.org/officeDocument/2006/relationships" xmlns:m="http://schemas.openxmlformats.org/officeDocument/2006/math" xmlns:v="urn:schemas-microsoft-com:vml" xmlns:wp14="http://schemas.microsoft.com/office/word/2010/wordprocessingDrawing" xmlns:wp="http://schemas.openxmlformats.org/drawingml/2006/wordprocessingDrawing" xmlns:w10="urn:schemas-microsoft-com:office:word" xmlns:w="http://schemas.openxmlformats.org/wordprocessingml/2006/main" xmlns:w14="http://schemas.microsoft.com/office/word/2010/wordml" xmlns:w15="http://schemas.microsoft.com/office/word/2012/wordml" xmlns:w16se="http://schemas.microsoft.com/office/word/2015/wordml/symex" xmlns:wpg="http://schemas.microsoft.com/office/word/2010/wordprocessingGroup" xmlns:wpi="http://schemas.microsoft.com/office/word/2010/wordprocessingInk" xmlns:wne="http://schemas.microsoft.com/office/word/2006/wordml" xmlns:wps="http://schemas.microsoft.com/office/word/2010/wordprocessingShape" mc:Ignorable="w14 w15 w16se wp14">
   <w:sdt>
     <w:sdtPr>
       <w:rPr>
@@ -6441,6 +8543,11 @@
         <w:docPartUnique/>
       </w:docPartObj>
     </w:sdtPr>
+    <w:sdtEndPr>
+      <w:rPr>
+        <w:rStyle w:val="PageNumber"/>
+      </w:rPr>
+    </w:sdtEndPr>
     <w:sdtContent>
       <w:p>
         <w:pPr>
@@ -6471,8 +8578,9 @@
         <w:r>
           <w:rPr>
             <w:rStyle w:val="PageNumber"/>
+            <w:noProof/>
           </w:rPr>
-          <w:t>1</w:t>
+          <w:t>9</w:t>
         </w:r>
         <w:r>
           <w:rPr>
@@ -6528,7 +8636,7 @@
 </file>
 
 <file path=word/footnotes.xml><?xml version="1.0" encoding="utf-8"?>
-<w:footnotes xmlns:wpc="http://schemas.microsoft.com/office/word/2010/wordprocessingCanvas" xmlns:cx="http://schemas.microsoft.com/office/drawing/2014/chartex" xmlns:cx1="http://schemas.microsoft.com/office/drawing/2015/9/8/chartex" xmlns:cx2="http://schemas.microsoft.com/office/drawing/2015/10/21/chartex" xmlns:cx3="http://schemas.microsoft.com/office/drawing/2016/5/9/chartex" xmlns:cx4="http://schemas.microsoft.com/office/drawing/2016/5/10/chartex" xmlns:cx5="http://schemas.microsoft.com/office/drawing/2016/5/11/chartex" xmlns:cx6="http://schemas.microsoft.com/office/drawing/2016/5/12/chartex" xmlns:cx7="http://schemas.microsoft.com/office/drawing/2016/5/13/chartex" xmlns:cx8="http://schemas.microsoft.com/office/drawing/2016/5/14/chartex" xmlns:mc="http://schemas.openxmlformats.org/markup-compatibility/2006" xmlns:aink="http://schemas.microsoft.com/office/drawing/2016/ink" xmlns:am3d="http://schemas.microsoft.com/office/drawing/2017/model3d" xmlns:o="urn:schemas-microsoft-com:office:office" xmlns:oel="http://schemas.microsoft.com/office/2019/extlst" xmlns:r="http://schemas.openxmlformats.org/officeDocument/2006/relationships" xmlns:m="http://schemas.openxmlformats.org/officeDocument/2006/math" xmlns:v="urn:schemas-microsoft-com:vml" xmlns:wp14="http://schemas.microsoft.com/office/word/2010/wordprocessingDrawing" xmlns:wp="http://schemas.openxmlformats.org/drawingml/2006/wordprocessingDrawing" xmlns:w10="urn:schemas-microsoft-com:office:word" xmlns:w="http://schemas.openxmlformats.org/wordprocessingml/2006/main" xmlns:w14="http://schemas.microsoft.com/office/word/2010/wordml" xmlns:w15="http://schemas.microsoft.com/office/word/2012/wordml" xmlns:w16cex="http://schemas.microsoft.com/office/word/2018/wordml/cex" xmlns:w16cid="http://schemas.microsoft.com/office/word/2016/wordml/cid" xmlns:w16="http://schemas.microsoft.com/office/word/2018/wordml" xmlns:w16du="http://schemas.microsoft.com/office/word/2023/wordml/word16du" xmlns:w16sdtdh="http://schemas.microsoft.com/office/word/2020/wordml/sdtdatahash" xmlns:w16sdtfl="http://schemas.microsoft.com/office/word/2024/wordml/sdtformatlock" xmlns:w16se="http://schemas.microsoft.com/office/word/2015/wordml/symex" xmlns:wpg="http://schemas.microsoft.com/office/word/2010/wordprocessingGroup" xmlns:wpi="http://schemas.microsoft.com/office/word/2010/wordprocessingInk" xmlns:wne="http://schemas.microsoft.com/office/word/2006/wordml" xmlns:wps="http://schemas.microsoft.com/office/word/2010/wordprocessingShape" mc:Ignorable="w14 w15 w16se w16cid w16 w16cex w16sdtdh w16sdtfl w16du wp14">
+<w:footnotes xmlns:wpc="http://schemas.microsoft.com/office/word/2010/wordprocessingCanvas" xmlns:cx="http://schemas.microsoft.com/office/drawing/2014/chartex" xmlns:mc="http://schemas.openxmlformats.org/markup-compatibility/2006" xmlns:o="urn:schemas-microsoft-com:office:office" xmlns:r="http://schemas.openxmlformats.org/officeDocument/2006/relationships" xmlns:m="http://schemas.openxmlformats.org/officeDocument/2006/math" xmlns:v="urn:schemas-microsoft-com:vml" xmlns:wp14="http://schemas.microsoft.com/office/word/2010/wordprocessingDrawing" xmlns:wp="http://schemas.openxmlformats.org/drawingml/2006/wordprocessingDrawing" xmlns:w10="urn:schemas-microsoft-com:office:word" xmlns:w="http://schemas.openxmlformats.org/wordprocessingml/2006/main" xmlns:w14="http://schemas.microsoft.com/office/word/2010/wordml" xmlns:w15="http://schemas.microsoft.com/office/word/2012/wordml" xmlns:w16se="http://schemas.microsoft.com/office/word/2015/wordml/symex" xmlns:wpg="http://schemas.microsoft.com/office/word/2010/wordprocessingGroup" xmlns:wpi="http://schemas.microsoft.com/office/word/2010/wordprocessingInk" xmlns:wne="http://schemas.microsoft.com/office/word/2006/wordml" xmlns:wps="http://schemas.microsoft.com/office/word/2010/wordprocessingShape" mc:Ignorable="w14 w15 w16se wp14">
   <w:footnote w:type="separator" w:id="-1">
     <w:p>
       <w:r>
@@ -6547,7 +8655,7 @@
 </file>
 
 <file path=word/header1.xml><?xml version="1.0" encoding="utf-8"?>
-<w:hdr xmlns:wpc="http://schemas.microsoft.com/office/word/2010/wordprocessingCanvas" xmlns:cx="http://schemas.microsoft.com/office/drawing/2014/chartex" xmlns:cx1="http://schemas.microsoft.com/office/drawing/2015/9/8/chartex" xmlns:cx2="http://schemas.microsoft.com/office/drawing/2015/10/21/chartex" xmlns:cx3="http://schemas.microsoft.com/office/drawing/2016/5/9/chartex" xmlns:cx4="http://schemas.microsoft.com/office/drawing/2016/5/10/chartex" xmlns:cx5="http://schemas.microsoft.com/office/drawing/2016/5/11/chartex" xmlns:cx6="http://schemas.microsoft.com/office/drawing/2016/5/12/chartex" xmlns:cx7="http://schemas.microsoft.com/office/drawing/2016/5/13/chartex" xmlns:cx8="http://schemas.microsoft.com/office/drawing/2016/5/14/chartex" xmlns:mc="http://schemas.openxmlformats.org/markup-compatibility/2006" xmlns:aink="http://schemas.microsoft.com/office/drawing/2016/ink" xmlns:am3d="http://schemas.microsoft.com/office/drawing/2017/model3d" xmlns:o="urn:schemas-microsoft-com:office:office" xmlns:oel="http://schemas.microsoft.com/office/2019/extlst" xmlns:r="http://schemas.openxmlformats.org/officeDocument/2006/relationships" xmlns:m="http://schemas.openxmlformats.org/officeDocument/2006/math" xmlns:v="urn:schemas-microsoft-com:vml" xmlns:wp14="http://schemas.microsoft.com/office/word/2010/wordprocessingDrawing" xmlns:wp="http://schemas.openxmlformats.org/drawingml/2006/wordprocessingDrawing" xmlns:w10="urn:schemas-microsoft-com:office:word" xmlns:w="http://schemas.openxmlformats.org/wordprocessingml/2006/main" xmlns:w14="http://schemas.microsoft.com/office/word/2010/wordml" xmlns:w15="http://schemas.microsoft.com/office/word/2012/wordml" xmlns:w16cex="http://schemas.microsoft.com/office/word/2018/wordml/cex" xmlns:w16cid="http://schemas.microsoft.com/office/word/2016/wordml/cid" xmlns:w16="http://schemas.microsoft.com/office/word/2018/wordml" xmlns:w16du="http://schemas.microsoft.com/office/word/2023/wordml/word16du" xmlns:w16sdtdh="http://schemas.microsoft.com/office/word/2020/wordml/sdtdatahash" xmlns:w16sdtfl="http://schemas.microsoft.com/office/word/2024/wordml/sdtformatlock" xmlns:w16se="http://schemas.microsoft.com/office/word/2015/wordml/symex" xmlns:wpg="http://schemas.microsoft.com/office/word/2010/wordprocessingGroup" xmlns:wpi="http://schemas.microsoft.com/office/word/2010/wordprocessingInk" xmlns:wne="http://schemas.microsoft.com/office/word/2006/wordml" xmlns:wps="http://schemas.microsoft.com/office/word/2010/wordprocessingShape" mc:Ignorable="w14 w15 w16se w16cid w16 w16cex w16sdtdh w16sdtfl w16du wp14">
+<w:hdr xmlns:wpc="http://schemas.microsoft.com/office/word/2010/wordprocessingCanvas" xmlns:cx="http://schemas.microsoft.com/office/drawing/2014/chartex" xmlns:mc="http://schemas.openxmlformats.org/markup-compatibility/2006" xmlns:o="urn:schemas-microsoft-com:office:office" xmlns:r="http://schemas.openxmlformats.org/officeDocument/2006/relationships" xmlns:m="http://schemas.openxmlformats.org/officeDocument/2006/math" xmlns:v="urn:schemas-microsoft-com:vml" xmlns:wp14="http://schemas.microsoft.com/office/word/2010/wordprocessingDrawing" xmlns:wp="http://schemas.openxmlformats.org/drawingml/2006/wordprocessingDrawing" xmlns:w10="urn:schemas-microsoft-com:office:word" xmlns:w="http://schemas.openxmlformats.org/wordprocessingml/2006/main" xmlns:w14="http://schemas.microsoft.com/office/word/2010/wordml" xmlns:w15="http://schemas.microsoft.com/office/word/2012/wordml" xmlns:w16se="http://schemas.microsoft.com/office/word/2015/wordml/symex" xmlns:wpg="http://schemas.microsoft.com/office/word/2010/wordprocessingGroup" xmlns:wpi="http://schemas.microsoft.com/office/word/2010/wordprocessingInk" xmlns:wne="http://schemas.microsoft.com/office/word/2006/wordml" xmlns:wps="http://schemas.microsoft.com/office/word/2010/wordprocessingShape" mc:Ignorable="w14 w15 w16se wp14">
   <w:p>
     <w:pPr>
       <w:jc w:val="right"/>
@@ -6567,8 +8675,455 @@
 </file>
 
 <file path=word/numbering.xml><?xml version="1.0" encoding="utf-8"?>
-<w:numbering xmlns:wpc="http://schemas.microsoft.com/office/word/2010/wordprocessingCanvas" xmlns:cx="http://schemas.microsoft.com/office/drawing/2014/chartex" xmlns:cx1="http://schemas.microsoft.com/office/drawing/2015/9/8/chartex" xmlns:cx2="http://schemas.microsoft.com/office/drawing/2015/10/21/chartex" xmlns:cx3="http://schemas.microsoft.com/office/drawing/2016/5/9/chartex" xmlns:cx4="http://schemas.microsoft.com/office/drawing/2016/5/10/chartex" xmlns:cx5="http://schemas.microsoft.com/office/drawing/2016/5/11/chartex" xmlns:cx6="http://schemas.microsoft.com/office/drawing/2016/5/12/chartex" xmlns:cx7="http://schemas.microsoft.com/office/drawing/2016/5/13/chartex" xmlns:cx8="http://schemas.microsoft.com/office/drawing/2016/5/14/chartex" xmlns:mc="http://schemas.openxmlformats.org/markup-compatibility/2006" xmlns:aink="http://schemas.microsoft.com/office/drawing/2016/ink" xmlns:am3d="http://schemas.microsoft.com/office/drawing/2017/model3d" xmlns:o="urn:schemas-microsoft-com:office:office" xmlns:oel="http://schemas.microsoft.com/office/2019/extlst" xmlns:r="http://schemas.openxmlformats.org/officeDocument/2006/relationships" xmlns:m="http://schemas.openxmlformats.org/officeDocument/2006/math" xmlns:v="urn:schemas-microsoft-com:vml" xmlns:wp14="http://schemas.microsoft.com/office/word/2010/wordprocessingDrawing" xmlns:wp="http://schemas.openxmlformats.org/drawingml/2006/wordprocessingDrawing" xmlns:w10="urn:schemas-microsoft-com:office:word" xmlns:w="http://schemas.openxmlformats.org/wordprocessingml/2006/main" xmlns:w14="http://schemas.microsoft.com/office/word/2010/wordml" xmlns:w15="http://schemas.microsoft.com/office/word/2012/wordml" xmlns:w16cex="http://schemas.microsoft.com/office/word/2018/wordml/cex" xmlns:w16cid="http://schemas.microsoft.com/office/word/2016/wordml/cid" xmlns:w16="http://schemas.microsoft.com/office/word/2018/wordml" xmlns:w16du="http://schemas.microsoft.com/office/word/2023/wordml/word16du" xmlns:w16sdtdh="http://schemas.microsoft.com/office/word/2020/wordml/sdtdatahash" xmlns:w16sdtfl="http://schemas.microsoft.com/office/word/2024/wordml/sdtformatlock" xmlns:w16se="http://schemas.microsoft.com/office/word/2015/wordml/symex" xmlns:wpg="http://schemas.microsoft.com/office/word/2010/wordprocessingGroup" xmlns:wpi="http://schemas.microsoft.com/office/word/2010/wordprocessingInk" xmlns:wne="http://schemas.microsoft.com/office/word/2006/wordml" xmlns:wps="http://schemas.microsoft.com/office/word/2010/wordprocessingShape" mc:Ignorable="w14 w15 w16se w16cid w16 w16cex w16sdtdh w16sdtfl w16du wp14">
+<w:numbering xmlns:wpc="http://schemas.microsoft.com/office/word/2010/wordprocessingCanvas" xmlns:cx="http://schemas.microsoft.com/office/drawing/2014/chartex" xmlns:mc="http://schemas.openxmlformats.org/markup-compatibility/2006" xmlns:o="urn:schemas-microsoft-com:office:office" xmlns:r="http://schemas.openxmlformats.org/officeDocument/2006/relationships" xmlns:m="http://schemas.openxmlformats.org/officeDocument/2006/math" xmlns:v="urn:schemas-microsoft-com:vml" xmlns:wp14="http://schemas.microsoft.com/office/word/2010/wordprocessingDrawing" xmlns:wp="http://schemas.openxmlformats.org/drawingml/2006/wordprocessingDrawing" xmlns:w10="urn:schemas-microsoft-com:office:word" xmlns:w="http://schemas.openxmlformats.org/wordprocessingml/2006/main" xmlns:w14="http://schemas.microsoft.com/office/word/2010/wordml" xmlns:w15="http://schemas.microsoft.com/office/word/2012/wordml" xmlns:w16se="http://schemas.microsoft.com/office/word/2015/wordml/symex" xmlns:wpg="http://schemas.microsoft.com/office/word/2010/wordprocessingGroup" xmlns:wpi="http://schemas.microsoft.com/office/word/2010/wordprocessingInk" xmlns:wne="http://schemas.microsoft.com/office/word/2006/wordml" xmlns:wps="http://schemas.microsoft.com/office/word/2010/wordprocessingShape" mc:Ignorable="w14 w15 w16se wp14">
   <w:abstractNum w:abstractNumId="0" w15:restartNumberingAfterBreak="0">
+    <w:nsid w:val="0F573396"/>
+    <w:multiLevelType w:val="multilevel"/>
+    <w:tmpl w:val="68560298"/>
+    <w:lvl w:ilvl="0">
+      <w:start w:val="1"/>
+      <w:numFmt w:val="bullet"/>
+      <w:lvlText w:val=""/>
+      <w:lvlJc w:val="left"/>
+      <w:pPr>
+        <w:tabs>
+          <w:tab w:val="num" w:pos="720"/>
+        </w:tabs>
+        <w:ind w:left="720" w:hanging="360"/>
+      </w:pPr>
+      <w:rPr>
+        <w:rFonts w:ascii="Symbol" w:hAnsi="Symbol" w:hint="default"/>
+        <w:sz w:val="20"/>
+      </w:rPr>
+    </w:lvl>
+    <w:lvl w:ilvl="1" w:tentative="1">
+      <w:start w:val="1"/>
+      <w:numFmt w:val="bullet"/>
+      <w:lvlText w:val="o"/>
+      <w:lvlJc w:val="left"/>
+      <w:pPr>
+        <w:tabs>
+          <w:tab w:val="num" w:pos="1440"/>
+        </w:tabs>
+        <w:ind w:left="1440" w:hanging="360"/>
+      </w:pPr>
+      <w:rPr>
+        <w:rFonts w:ascii="Courier New" w:hAnsi="Courier New" w:hint="default"/>
+        <w:sz w:val="20"/>
+      </w:rPr>
+    </w:lvl>
+    <w:lvl w:ilvl="2" w:tentative="1">
+      <w:start w:val="1"/>
+      <w:numFmt w:val="bullet"/>
+      <w:lvlText w:val=""/>
+      <w:lvlJc w:val="left"/>
+      <w:pPr>
+        <w:tabs>
+          <w:tab w:val="num" w:pos="2160"/>
+        </w:tabs>
+        <w:ind w:left="2160" w:hanging="360"/>
+      </w:pPr>
+      <w:rPr>
+        <w:rFonts w:ascii="Wingdings" w:hAnsi="Wingdings" w:hint="default"/>
+        <w:sz w:val="20"/>
+      </w:rPr>
+    </w:lvl>
+    <w:lvl w:ilvl="3" w:tentative="1">
+      <w:start w:val="1"/>
+      <w:numFmt w:val="bullet"/>
+      <w:lvlText w:val=""/>
+      <w:lvlJc w:val="left"/>
+      <w:pPr>
+        <w:tabs>
+          <w:tab w:val="num" w:pos="2880"/>
+        </w:tabs>
+        <w:ind w:left="2880" w:hanging="360"/>
+      </w:pPr>
+      <w:rPr>
+        <w:rFonts w:ascii="Wingdings" w:hAnsi="Wingdings" w:hint="default"/>
+        <w:sz w:val="20"/>
+      </w:rPr>
+    </w:lvl>
+    <w:lvl w:ilvl="4" w:tentative="1">
+      <w:start w:val="1"/>
+      <w:numFmt w:val="bullet"/>
+      <w:lvlText w:val=""/>
+      <w:lvlJc w:val="left"/>
+      <w:pPr>
+        <w:tabs>
+          <w:tab w:val="num" w:pos="3600"/>
+        </w:tabs>
+        <w:ind w:left="3600" w:hanging="360"/>
+      </w:pPr>
+      <w:rPr>
+        <w:rFonts w:ascii="Wingdings" w:hAnsi="Wingdings" w:hint="default"/>
+        <w:sz w:val="20"/>
+      </w:rPr>
+    </w:lvl>
+    <w:lvl w:ilvl="5" w:tentative="1">
+      <w:start w:val="1"/>
+      <w:numFmt w:val="bullet"/>
+      <w:lvlText w:val=""/>
+      <w:lvlJc w:val="left"/>
+      <w:pPr>
+        <w:tabs>
+          <w:tab w:val="num" w:pos="4320"/>
+        </w:tabs>
+        <w:ind w:left="4320" w:hanging="360"/>
+      </w:pPr>
+      <w:rPr>
+        <w:rFonts w:ascii="Wingdings" w:hAnsi="Wingdings" w:hint="default"/>
+        <w:sz w:val="20"/>
+      </w:rPr>
+    </w:lvl>
+    <w:lvl w:ilvl="6" w:tentative="1">
+      <w:start w:val="1"/>
+      <w:numFmt w:val="bullet"/>
+      <w:lvlText w:val=""/>
+      <w:lvlJc w:val="left"/>
+      <w:pPr>
+        <w:tabs>
+          <w:tab w:val="num" w:pos="5040"/>
+        </w:tabs>
+        <w:ind w:left="5040" w:hanging="360"/>
+      </w:pPr>
+      <w:rPr>
+        <w:rFonts w:ascii="Wingdings" w:hAnsi="Wingdings" w:hint="default"/>
+        <w:sz w:val="20"/>
+      </w:rPr>
+    </w:lvl>
+    <w:lvl w:ilvl="7" w:tentative="1">
+      <w:start w:val="1"/>
+      <w:numFmt w:val="bullet"/>
+      <w:lvlText w:val=""/>
+      <w:lvlJc w:val="left"/>
+      <w:pPr>
+        <w:tabs>
+          <w:tab w:val="num" w:pos="5760"/>
+        </w:tabs>
+        <w:ind w:left="5760" w:hanging="360"/>
+      </w:pPr>
+      <w:rPr>
+        <w:rFonts w:ascii="Wingdings" w:hAnsi="Wingdings" w:hint="default"/>
+        <w:sz w:val="20"/>
+      </w:rPr>
+    </w:lvl>
+    <w:lvl w:ilvl="8" w:tentative="1">
+      <w:start w:val="1"/>
+      <w:numFmt w:val="bullet"/>
+      <w:lvlText w:val=""/>
+      <w:lvlJc w:val="left"/>
+      <w:pPr>
+        <w:tabs>
+          <w:tab w:val="num" w:pos="6480"/>
+        </w:tabs>
+        <w:ind w:left="6480" w:hanging="360"/>
+      </w:pPr>
+      <w:rPr>
+        <w:rFonts w:ascii="Wingdings" w:hAnsi="Wingdings" w:hint="default"/>
+        <w:sz w:val="20"/>
+      </w:rPr>
+    </w:lvl>
+  </w:abstractNum>
+  <w:abstractNum w:abstractNumId="1" w15:restartNumberingAfterBreak="0">
+    <w:nsid w:val="14721D3B"/>
+    <w:multiLevelType w:val="multilevel"/>
+    <w:tmpl w:val="093C8960"/>
+    <w:lvl w:ilvl="0">
+      <w:start w:val="1"/>
+      <w:numFmt w:val="bullet"/>
+      <w:lvlText w:val=""/>
+      <w:lvlJc w:val="left"/>
+      <w:pPr>
+        <w:tabs>
+          <w:tab w:val="num" w:pos="720"/>
+        </w:tabs>
+        <w:ind w:left="720" w:hanging="360"/>
+      </w:pPr>
+      <w:rPr>
+        <w:rFonts w:ascii="Symbol" w:hAnsi="Symbol" w:hint="default"/>
+        <w:sz w:val="20"/>
+      </w:rPr>
+    </w:lvl>
+    <w:lvl w:ilvl="1" w:tentative="1">
+      <w:start w:val="1"/>
+      <w:numFmt w:val="bullet"/>
+      <w:lvlText w:val="o"/>
+      <w:lvlJc w:val="left"/>
+      <w:pPr>
+        <w:tabs>
+          <w:tab w:val="num" w:pos="1440"/>
+        </w:tabs>
+        <w:ind w:left="1440" w:hanging="360"/>
+      </w:pPr>
+      <w:rPr>
+        <w:rFonts w:ascii="Courier New" w:hAnsi="Courier New" w:hint="default"/>
+        <w:sz w:val="20"/>
+      </w:rPr>
+    </w:lvl>
+    <w:lvl w:ilvl="2" w:tentative="1">
+      <w:start w:val="1"/>
+      <w:numFmt w:val="bullet"/>
+      <w:lvlText w:val=""/>
+      <w:lvlJc w:val="left"/>
+      <w:pPr>
+        <w:tabs>
+          <w:tab w:val="num" w:pos="2160"/>
+        </w:tabs>
+        <w:ind w:left="2160" w:hanging="360"/>
+      </w:pPr>
+      <w:rPr>
+        <w:rFonts w:ascii="Wingdings" w:hAnsi="Wingdings" w:hint="default"/>
+        <w:sz w:val="20"/>
+      </w:rPr>
+    </w:lvl>
+    <w:lvl w:ilvl="3" w:tentative="1">
+      <w:start w:val="1"/>
+      <w:numFmt w:val="bullet"/>
+      <w:lvlText w:val=""/>
+      <w:lvlJc w:val="left"/>
+      <w:pPr>
+        <w:tabs>
+          <w:tab w:val="num" w:pos="2880"/>
+        </w:tabs>
+        <w:ind w:left="2880" w:hanging="360"/>
+      </w:pPr>
+      <w:rPr>
+        <w:rFonts w:ascii="Wingdings" w:hAnsi="Wingdings" w:hint="default"/>
+        <w:sz w:val="20"/>
+      </w:rPr>
+    </w:lvl>
+    <w:lvl w:ilvl="4" w:tentative="1">
+      <w:start w:val="1"/>
+      <w:numFmt w:val="bullet"/>
+      <w:lvlText w:val=""/>
+      <w:lvlJc w:val="left"/>
+      <w:pPr>
+        <w:tabs>
+          <w:tab w:val="num" w:pos="3600"/>
+        </w:tabs>
+        <w:ind w:left="3600" w:hanging="360"/>
+      </w:pPr>
+      <w:rPr>
+        <w:rFonts w:ascii="Wingdings" w:hAnsi="Wingdings" w:hint="default"/>
+        <w:sz w:val="20"/>
+      </w:rPr>
+    </w:lvl>
+    <w:lvl w:ilvl="5" w:tentative="1">
+      <w:start w:val="1"/>
+      <w:numFmt w:val="bullet"/>
+      <w:lvlText w:val=""/>
+      <w:lvlJc w:val="left"/>
+      <w:pPr>
+        <w:tabs>
+          <w:tab w:val="num" w:pos="4320"/>
+        </w:tabs>
+        <w:ind w:left="4320" w:hanging="360"/>
+      </w:pPr>
+      <w:rPr>
+        <w:rFonts w:ascii="Wingdings" w:hAnsi="Wingdings" w:hint="default"/>
+        <w:sz w:val="20"/>
+      </w:rPr>
+    </w:lvl>
+    <w:lvl w:ilvl="6" w:tentative="1">
+      <w:start w:val="1"/>
+      <w:numFmt w:val="bullet"/>
+      <w:lvlText w:val=""/>
+      <w:lvlJc w:val="left"/>
+      <w:pPr>
+        <w:tabs>
+          <w:tab w:val="num" w:pos="5040"/>
+        </w:tabs>
+        <w:ind w:left="5040" w:hanging="360"/>
+      </w:pPr>
+      <w:rPr>
+        <w:rFonts w:ascii="Wingdings" w:hAnsi="Wingdings" w:hint="default"/>
+        <w:sz w:val="20"/>
+      </w:rPr>
+    </w:lvl>
+    <w:lvl w:ilvl="7" w:tentative="1">
+      <w:start w:val="1"/>
+      <w:numFmt w:val="bullet"/>
+      <w:lvlText w:val=""/>
+      <w:lvlJc w:val="left"/>
+      <w:pPr>
+        <w:tabs>
+          <w:tab w:val="num" w:pos="5760"/>
+        </w:tabs>
+        <w:ind w:left="5760" w:hanging="360"/>
+      </w:pPr>
+      <w:rPr>
+        <w:rFonts w:ascii="Wingdings" w:hAnsi="Wingdings" w:hint="default"/>
+        <w:sz w:val="20"/>
+      </w:rPr>
+    </w:lvl>
+    <w:lvl w:ilvl="8" w:tentative="1">
+      <w:start w:val="1"/>
+      <w:numFmt w:val="bullet"/>
+      <w:lvlText w:val=""/>
+      <w:lvlJc w:val="left"/>
+      <w:pPr>
+        <w:tabs>
+          <w:tab w:val="num" w:pos="6480"/>
+        </w:tabs>
+        <w:ind w:left="6480" w:hanging="360"/>
+      </w:pPr>
+      <w:rPr>
+        <w:rFonts w:ascii="Wingdings" w:hAnsi="Wingdings" w:hint="default"/>
+        <w:sz w:val="20"/>
+      </w:rPr>
+    </w:lvl>
+  </w:abstractNum>
+  <w:abstractNum w:abstractNumId="2" w15:restartNumberingAfterBreak="0">
+    <w:nsid w:val="2B7565B9"/>
+    <w:multiLevelType w:val="multilevel"/>
+    <w:tmpl w:val="76F88DC4"/>
+    <w:lvl w:ilvl="0">
+      <w:start w:val="1"/>
+      <w:numFmt w:val="bullet"/>
+      <w:lvlText w:val=""/>
+      <w:lvlJc w:val="left"/>
+      <w:pPr>
+        <w:tabs>
+          <w:tab w:val="num" w:pos="720"/>
+        </w:tabs>
+        <w:ind w:left="720" w:hanging="360"/>
+      </w:pPr>
+      <w:rPr>
+        <w:rFonts w:ascii="Symbol" w:hAnsi="Symbol" w:hint="default"/>
+        <w:sz w:val="20"/>
+      </w:rPr>
+    </w:lvl>
+    <w:lvl w:ilvl="1" w:tentative="1">
+      <w:start w:val="1"/>
+      <w:numFmt w:val="bullet"/>
+      <w:lvlText w:val="o"/>
+      <w:lvlJc w:val="left"/>
+      <w:pPr>
+        <w:tabs>
+          <w:tab w:val="num" w:pos="1440"/>
+        </w:tabs>
+        <w:ind w:left="1440" w:hanging="360"/>
+      </w:pPr>
+      <w:rPr>
+        <w:rFonts w:ascii="Courier New" w:hAnsi="Courier New" w:hint="default"/>
+        <w:sz w:val="20"/>
+      </w:rPr>
+    </w:lvl>
+    <w:lvl w:ilvl="2" w:tentative="1">
+      <w:start w:val="1"/>
+      <w:numFmt w:val="bullet"/>
+      <w:lvlText w:val=""/>
+      <w:lvlJc w:val="left"/>
+      <w:pPr>
+        <w:tabs>
+          <w:tab w:val="num" w:pos="2160"/>
+        </w:tabs>
+        <w:ind w:left="2160" w:hanging="360"/>
+      </w:pPr>
+      <w:rPr>
+        <w:rFonts w:ascii="Wingdings" w:hAnsi="Wingdings" w:hint="default"/>
+        <w:sz w:val="20"/>
+      </w:rPr>
+    </w:lvl>
+    <w:lvl w:ilvl="3" w:tentative="1">
+      <w:start w:val="1"/>
+      <w:numFmt w:val="bullet"/>
+      <w:lvlText w:val=""/>
+      <w:lvlJc w:val="left"/>
+      <w:pPr>
+        <w:tabs>
+          <w:tab w:val="num" w:pos="2880"/>
+        </w:tabs>
+        <w:ind w:left="2880" w:hanging="360"/>
+      </w:pPr>
+      <w:rPr>
+        <w:rFonts w:ascii="Wingdings" w:hAnsi="Wingdings" w:hint="default"/>
+        <w:sz w:val="20"/>
+      </w:rPr>
+    </w:lvl>
+    <w:lvl w:ilvl="4" w:tentative="1">
+      <w:start w:val="1"/>
+      <w:numFmt w:val="bullet"/>
+      <w:lvlText w:val=""/>
+      <w:lvlJc w:val="left"/>
+      <w:pPr>
+        <w:tabs>
+          <w:tab w:val="num" w:pos="3600"/>
+        </w:tabs>
+        <w:ind w:left="3600" w:hanging="360"/>
+      </w:pPr>
+      <w:rPr>
+        <w:rFonts w:ascii="Wingdings" w:hAnsi="Wingdings" w:hint="default"/>
+        <w:sz w:val="20"/>
+      </w:rPr>
+    </w:lvl>
+    <w:lvl w:ilvl="5" w:tentative="1">
+      <w:start w:val="1"/>
+      <w:numFmt w:val="bullet"/>
+      <w:lvlText w:val=""/>
+      <w:lvlJc w:val="left"/>
+      <w:pPr>
+        <w:tabs>
+          <w:tab w:val="num" w:pos="4320"/>
+        </w:tabs>
+        <w:ind w:left="4320" w:hanging="360"/>
+      </w:pPr>
+      <w:rPr>
+        <w:rFonts w:ascii="Wingdings" w:hAnsi="Wingdings" w:hint="default"/>
+        <w:sz w:val="20"/>
+      </w:rPr>
+    </w:lvl>
+    <w:lvl w:ilvl="6" w:tentative="1">
+      <w:start w:val="1"/>
+      <w:numFmt w:val="bullet"/>
+      <w:lvlText w:val=""/>
+      <w:lvlJc w:val="left"/>
+      <w:pPr>
+        <w:tabs>
+          <w:tab w:val="num" w:pos="5040"/>
+        </w:tabs>
+        <w:ind w:left="5040" w:hanging="360"/>
+      </w:pPr>
+      <w:rPr>
+        <w:rFonts w:ascii="Wingdings" w:hAnsi="Wingdings" w:hint="default"/>
+        <w:sz w:val="20"/>
+      </w:rPr>
+    </w:lvl>
+    <w:lvl w:ilvl="7" w:tentative="1">
+      <w:start w:val="1"/>
+      <w:numFmt w:val="bullet"/>
+      <w:lvlText w:val=""/>
+      <w:lvlJc w:val="left"/>
+      <w:pPr>
+        <w:tabs>
+          <w:tab w:val="num" w:pos="5760"/>
+        </w:tabs>
+        <w:ind w:left="5760" w:hanging="360"/>
+      </w:pPr>
+      <w:rPr>
+        <w:rFonts w:ascii="Wingdings" w:hAnsi="Wingdings" w:hint="default"/>
+        <w:sz w:val="20"/>
+      </w:rPr>
+    </w:lvl>
+    <w:lvl w:ilvl="8" w:tentative="1">
+      <w:start w:val="1"/>
+      <w:numFmt w:val="bullet"/>
+      <w:lvlText w:val=""/>
+      <w:lvlJc w:val="left"/>
+      <w:pPr>
+        <w:tabs>
+          <w:tab w:val="num" w:pos="6480"/>
+        </w:tabs>
+        <w:ind w:left="6480" w:hanging="360"/>
+      </w:pPr>
+      <w:rPr>
+        <w:rFonts w:ascii="Wingdings" w:hAnsi="Wingdings" w:hint="default"/>
+        <w:sz w:val="20"/>
+      </w:rPr>
+    </w:lvl>
+  </w:abstractNum>
+  <w:abstractNum w:abstractNumId="3" w15:restartNumberingAfterBreak="0">
     <w:nsid w:val="463474E8"/>
     <w:multiLevelType w:val="hybridMultilevel"/>
     <w:tmpl w:val="699C059E"/>
@@ -6622,7 +9177,7 @@
       <w:lvlJc w:val="left"/>
     </w:lvl>
   </w:abstractNum>
-  <w:abstractNum w:abstractNumId="1" w15:restartNumberingAfterBreak="0">
+  <w:abstractNum w:abstractNumId="4" w15:restartNumberingAfterBreak="0">
     <w:nsid w:val="5F5F0FAE"/>
     <w:multiLevelType w:val="hybridMultilevel"/>
     <w:tmpl w:val="7A989D5A"/>
@@ -6708,7 +9263,64 @@
       </w:pPr>
     </w:lvl>
   </w:abstractNum>
-  <w:abstractNum w:abstractNumId="2" w15:restartNumberingAfterBreak="0">
+  <w:abstractNum w:abstractNumId="5" w15:restartNumberingAfterBreak="0">
+    <w:nsid w:val="5FAE5F0A"/>
+    <w:multiLevelType w:val="hybridMultilevel"/>
+    <w:tmpl w:val="9CCE0C42"/>
+    <w:lvl w:ilvl="0" w:tplc="04090001">
+      <w:start w:val="1"/>
+      <w:numFmt w:val="bullet"/>
+      <w:lvlText w:val=""/>
+      <w:lvlJc w:val="left"/>
+      <w:pPr>
+        <w:ind w:left="460" w:hanging="320"/>
+      </w:pPr>
+      <w:rPr>
+        <w:rFonts w:ascii="Symbol" w:hAnsi="Symbol" w:hint="default"/>
+      </w:rPr>
+    </w:lvl>
+    <w:lvl w:ilvl="1" w:tplc="64F6C47A">
+      <w:numFmt w:val="decimal"/>
+      <w:lvlText w:val=""/>
+      <w:lvlJc w:val="left"/>
+    </w:lvl>
+    <w:lvl w:ilvl="2" w:tplc="FA726BA4">
+      <w:numFmt w:val="decimal"/>
+      <w:lvlText w:val=""/>
+      <w:lvlJc w:val="left"/>
+    </w:lvl>
+    <w:lvl w:ilvl="3" w:tplc="D14CF97C">
+      <w:numFmt w:val="decimal"/>
+      <w:lvlText w:val=""/>
+      <w:lvlJc w:val="left"/>
+    </w:lvl>
+    <w:lvl w:ilvl="4" w:tplc="CCA0D0FA">
+      <w:numFmt w:val="decimal"/>
+      <w:lvlText w:val=""/>
+      <w:lvlJc w:val="left"/>
+    </w:lvl>
+    <w:lvl w:ilvl="5" w:tplc="B060F49E">
+      <w:numFmt w:val="decimal"/>
+      <w:lvlText w:val=""/>
+      <w:lvlJc w:val="left"/>
+    </w:lvl>
+    <w:lvl w:ilvl="6" w:tplc="FEFCABEE">
+      <w:numFmt w:val="decimal"/>
+      <w:lvlText w:val=""/>
+      <w:lvlJc w:val="left"/>
+    </w:lvl>
+    <w:lvl w:ilvl="7" w:tplc="33B2C19E">
+      <w:numFmt w:val="decimal"/>
+      <w:lvlText w:val=""/>
+      <w:lvlJc w:val="left"/>
+    </w:lvl>
+    <w:lvl w:ilvl="8" w:tplc="78EC88C6">
+      <w:numFmt w:val="decimal"/>
+      <w:lvlText w:val=""/>
+      <w:lvlJc w:val="left"/>
+    </w:lvl>
+  </w:abstractNum>
+  <w:abstractNum w:abstractNumId="6" w15:restartNumberingAfterBreak="0">
     <w:nsid w:val="6BE91984"/>
     <w:multiLevelType w:val="hybridMultilevel"/>
     <w:tmpl w:val="00C031BE"/>
@@ -6762,10 +9374,10 @@
       <w:lvlJc w:val="left"/>
     </w:lvl>
   </w:abstractNum>
-  <w:abstractNum w:abstractNumId="3" w15:restartNumberingAfterBreak="0">
+  <w:abstractNum w:abstractNumId="7" w15:restartNumberingAfterBreak="0">
     <w:nsid w:val="6C05491F"/>
     <w:multiLevelType w:val="hybridMultilevel"/>
-    <w:tmpl w:val="EBE69C18"/>
+    <w:tmpl w:val="3B4C1DAA"/>
     <w:lvl w:ilvl="0" w:tplc="EF4CFA2E">
       <w:start w:val="1"/>
       <w:numFmt w:val="decimal"/>
@@ -6816,23 +9428,35 @@
       <w:lvlJc w:val="left"/>
     </w:lvl>
   </w:abstractNum>
-  <w:num w:numId="1" w16cid:durableId="76562798">
-    <w:abstractNumId w:val="1"/>
+  <w:num w:numId="1">
+    <w:abstractNumId w:val="4"/>
     <w:lvlOverride w:ilvl="0">
       <w:startOverride w:val="1"/>
     </w:lvlOverride>
   </w:num>
-  <w:num w:numId="2" w16cid:durableId="321277443">
-    <w:abstractNumId w:val="3"/>
-    <w:lvlOverride w:ilvl="0">
-      <w:startOverride w:val="1"/>
-    </w:lvlOverride>
+  <w:num w:numId="2">
+    <w:abstractNumId w:val="7"/>
+  </w:num>
+  <w:num w:numId="3">
+    <w:abstractNumId w:val="2"/>
+  </w:num>
+  <w:num w:numId="4">
+    <w:abstractNumId w:val="1"/>
+  </w:num>
+  <w:num w:numId="5">
+    <w:abstractNumId w:val="7"/>
+  </w:num>
+  <w:num w:numId="6">
+    <w:abstractNumId w:val="5"/>
+  </w:num>
+  <w:num w:numId="7">
+    <w:abstractNumId w:val="0"/>
   </w:num>
 </w:numbering>
 </file>
 
 <file path=word/styles.xml><?xml version="1.0" encoding="utf-8"?>
-<w:styles xmlns:mc="http://schemas.openxmlformats.org/markup-compatibility/2006" xmlns:r="http://schemas.openxmlformats.org/officeDocument/2006/relationships" xmlns:w="http://schemas.openxmlformats.org/wordprocessingml/2006/main" xmlns:w14="http://schemas.microsoft.com/office/word/2010/wordml" xmlns:w15="http://schemas.microsoft.com/office/word/2012/wordml" xmlns:w16cex="http://schemas.microsoft.com/office/word/2018/wordml/cex" xmlns:w16cid="http://schemas.microsoft.com/office/word/2016/wordml/cid" xmlns:w16="http://schemas.microsoft.com/office/word/2018/wordml" xmlns:w16du="http://schemas.microsoft.com/office/word/2023/wordml/word16du" xmlns:w16sdtdh="http://schemas.microsoft.com/office/word/2020/wordml/sdtdatahash" xmlns:w16sdtfl="http://schemas.microsoft.com/office/word/2024/wordml/sdtformatlock" xmlns:w16se="http://schemas.microsoft.com/office/word/2015/wordml/symex" mc:Ignorable="w14 w15 w16se w16cid w16 w16cex w16sdtdh w16sdtfl w16du">
+<w:styles xmlns:mc="http://schemas.openxmlformats.org/markup-compatibility/2006" xmlns:r="http://schemas.openxmlformats.org/officeDocument/2006/relationships" xmlns:w="http://schemas.openxmlformats.org/wordprocessingml/2006/main" xmlns:w14="http://schemas.microsoft.com/office/word/2010/wordml" xmlns:w15="http://schemas.microsoft.com/office/word/2012/wordml" xmlns:w16se="http://schemas.microsoft.com/office/word/2015/wordml/symex" mc:Ignorable="w14 w15 w16se">
   <w:docDefaults>
     <w:rPrDefault>
       <w:rPr>
@@ -6840,12 +9464,12 @@
         <w:color w:val="1B1B1B"/>
         <w:sz w:val="22"/>
         <w:szCs w:val="22"/>
-        <w:lang w:val="en-PK" w:eastAsia="en-GB" w:bidi="ar-SA"/>
+        <w:lang w:val="en-US" w:eastAsia="en-GB" w:bidi="ar-SA"/>
       </w:rPr>
     </w:rPrDefault>
     <w:pPrDefault/>
   </w:docDefaults>
-  <w:latentStyles w:defLockedState="0" w:defUIPriority="99" w:defSemiHidden="0" w:defUnhideWhenUsed="0" w:defQFormat="0" w:count="376">
+  <w:latentStyles w:defLockedState="0" w:defUIPriority="99" w:defSemiHidden="0" w:defUnhideWhenUsed="0" w:defQFormat="0" w:count="371">
     <w:lsdException w:name="Normal" w:uiPriority="0" w:qFormat="1"/>
     <w:lsdException w:name="heading 1" w:uiPriority="9" w:qFormat="1"/>
     <w:lsdException w:name="heading 2" w:semiHidden="1" w:uiPriority="9" w:unhideWhenUsed="1" w:qFormat="1"/>
@@ -7217,11 +9841,6 @@
     <w:lsdException w:name="List Table 5 Dark Accent 6" w:uiPriority="50"/>
     <w:lsdException w:name="List Table 6 Colorful Accent 6" w:uiPriority="51"/>
     <w:lsdException w:name="List Table 7 Colorful Accent 6" w:uiPriority="52"/>
-    <w:lsdException w:name="Mention" w:semiHidden="1" w:unhideWhenUsed="1"/>
-    <w:lsdException w:name="Smart Hyperlink" w:semiHidden="1" w:unhideWhenUsed="1"/>
-    <w:lsdException w:name="Hashtag" w:semiHidden="1" w:unhideWhenUsed="1"/>
-    <w:lsdException w:name="Unresolved Mention" w:semiHidden="1" w:unhideWhenUsed="1"/>
-    <w:lsdException w:name="Smart Link" w:semiHidden="1" w:unhideWhenUsed="1"/>
   </w:latentStyles>
   <w:style w:type="paragraph" w:default="1" w:styleId="Normal">
     <w:name w:val="Normal"/>
@@ -7479,6 +10098,63 @@
     <w:semiHidden/>
     <w:unhideWhenUsed/>
     <w:rsid w:val="005559E2"/>
+  </w:style>
+  <w:style w:type="character" w:styleId="HTMLCode">
+    <w:name w:val="HTML Code"/>
+    <w:basedOn w:val="DefaultParagraphFont"/>
+    <w:uiPriority w:val="99"/>
+    <w:semiHidden/>
+    <w:unhideWhenUsed/>
+    <w:rsid w:val="00EF181F"/>
+    <w:rPr>
+      <w:rFonts w:ascii="Courier New" w:eastAsia="Times New Roman" w:hAnsi="Courier New" w:cs="Courier New"/>
+      <w:sz w:val="20"/>
+      <w:szCs w:val="20"/>
+    </w:rPr>
+  </w:style>
+  <w:style w:type="paragraph" w:styleId="NormalWeb">
+    <w:name w:val="Normal (Web)"/>
+    <w:basedOn w:val="Normal"/>
+    <w:uiPriority w:val="99"/>
+    <w:semiHidden/>
+    <w:unhideWhenUsed/>
+    <w:rsid w:val="00EF181F"/>
+    <w:pPr>
+      <w:spacing w:before="100" w:beforeAutospacing="1" w:after="100" w:afterAutospacing="1"/>
+    </w:pPr>
+    <w:rPr>
+      <w:rFonts w:ascii="Times New Roman" w:eastAsia="Times New Roman" w:hAnsi="Times New Roman" w:cs="Times New Roman"/>
+      <w:color w:val="auto"/>
+      <w:sz w:val="24"/>
+      <w:szCs w:val="24"/>
+      <w:lang w:eastAsia="en-US"/>
+    </w:rPr>
+  </w:style>
+  <w:style w:type="character" w:styleId="Strong">
+    <w:name w:val="Strong"/>
+    <w:basedOn w:val="DefaultParagraphFont"/>
+    <w:uiPriority w:val="22"/>
+    <w:qFormat/>
+    <w:rsid w:val="00EF181F"/>
+    <w:rPr>
+      <w:b/>
+      <w:bCs/>
+    </w:rPr>
+  </w:style>
+  <w:style w:type="paragraph" w:customStyle="1" w:styleId="pdq2pgselectionanchorcontainer">
+    <w:name w:val="pdq2pg_selectionanchorcontainer"/>
+    <w:basedOn w:val="Normal"/>
+    <w:rsid w:val="00F31286"/>
+    <w:pPr>
+      <w:spacing w:before="100" w:beforeAutospacing="1" w:after="100" w:afterAutospacing="1"/>
+    </w:pPr>
+    <w:rPr>
+      <w:rFonts w:ascii="Times New Roman" w:eastAsia="Times New Roman" w:hAnsi="Times New Roman" w:cs="Times New Roman"/>
+      <w:color w:val="auto"/>
+      <w:sz w:val="24"/>
+      <w:szCs w:val="24"/>
+      <w:lang w:eastAsia="en-US"/>
+    </w:rPr>
   </w:style>
 </w:styles>
 </file>
